--- a/ind/docx/24.content.docx
+++ b/ind/docx/24.content.docx
@@ -150,19 +150,6 @@
           <w:lang w:val="id_ID" w:bidi="id_ID"/>
         </w:rPr>
         <w:t>JER</w:t>
-      </w:r>
-      <w:r>
-        <w:rPr>
-          <w:lang w:val="id_ID" w:bidi="id_ID"/>
-        </w:rPr>
-      </w:r>
-    </w:p>
-    <w:p>
-      <w:pPr/>
-      <w:r>
-        <w:rPr>
-          <w:lang w:val="id_ID" w:bidi="id_ID"/>
-        </w:rPr>
       </w:r>
       <w:r>
         <w:rPr>

--- a/ind/docx/24.content.docx
+++ b/ind/docx/24.content.docx
@@ -19,7 +19,7 @@
         <w:rPr>
           <w:lang w:val="id_ID" w:bidi="id_ID"/>
         </w:rPr>
-        <w:t>Resource: Catatan Studi (Tyndale)</w:t>
+        <w:t>Resource: Tyndale Open Study Notes</w:t>
       </w:r>
       <w:r>
         <w:rPr>
@@ -112,7 +112,7 @@
         <w:rPr>
           <w:lang w:val="id_ID" w:bidi="id_ID"/>
         </w:rPr>
-        <w:t>Catatan Studi (Tyndale)</w:t>
+        <w:t>Tyndale Open Study Notes</w:t>
       </w:r>
     </w:p>
     <w:p>

--- a/ind/docx/24.content.docx
+++ b/ind/docx/24.content.docx
@@ -634,6 +634,220 @@
         <w:rPr>
           <w:lang w:val="id_ID" w:bidi="id_ID"/>
         </w:rPr>
+        <w:t>Yeremia 1:11–12</w:t>
+      </w:r>
+      <w:r>
+        <w:rPr>
+          <w:lang w:val="id_ID" w:bidi="id_ID"/>
+        </w:rPr>
+      </w:r>
+    </w:p>
+    <w:p>
+      <w:pPr/>
+      <w:r>
+        <w:rPr>
+          <w:lang w:val="id_ID" w:bidi="id_ID"/>
+        </w:rPr>
+      </w:r>
+      <w:r>
+        <w:rPr>
+          <w:lang w:val="id_ID" w:bidi="id_ID"/>
+        </w:rPr>
+        <w:t>Kata Ibrani untuk "pohon badam (</w:t>
+      </w:r>
+      <w:r>
+        <w:rPr>
+          <w:i/>
+          <w:lang w:val="id_ID" w:bidi="id_ID"/>
+        </w:rPr>
+        <w:t>shaqed</w:t>
+      </w:r>
+      <w:r>
+        <w:rPr>
+          <w:lang w:val="id_ID" w:bidi="id_ID"/>
+        </w:rPr>
+        <w:t>) dan "mengawasi" (</w:t>
+      </w:r>
+      <w:r>
+        <w:rPr>
+          <w:i/>
+          <w:lang w:val="id_ID" w:bidi="id_ID"/>
+        </w:rPr>
+        <w:t>shoqed</w:t>
+      </w:r>
+      <w:r>
+        <w:rPr>
+          <w:lang w:val="id_ID" w:bidi="id_ID"/>
+        </w:rPr>
+        <w:t>) terdengar sangat mirip. Allah menggunakan hubungan ini untuk mengajarkan sesuatu yang penting kepada Yeremia. Pohon badam berbunga sangat awal, sebelum pohon lainnya, yaitu pada bulan Januari atau Februari.</w:t>
+      </w:r>
+    </w:p>
+    <w:p>
+      <w:pPr/>
+      <w:r>
+        <w:rPr>
+          <w:lang w:val="id_ID" w:bidi="id_ID"/>
+        </w:rPr>
+      </w:r>
+      <w:r>
+        <w:rPr>
+          <w:lang w:val="id_ID" w:bidi="id_ID"/>
+        </w:rPr>
+        <w:t xml:space="preserve">Ketika Allah memperlihatkan kepada Yeremia sebuah pohon badam, Ia menyampaikan bahwa seperti pohon badam yang siaga dan siap mekar lebih awal, Allah selalu waspada dan menjaga umat-Nya. Kita dapat melihat gagasan yang sama tentang pemeliharaan Allah yang selalu waspada dalam </w:t>
+      </w:r>
+      <w:hyperlink r:id="rId15">
+        <w:r>
+          <w:rPr>
+            <w:lang w:val="id_ID" w:bidi="id_ID"/>
+          </w:rPr>
+          <w:rPr>
+            <w:color w:val="0000EE"/>
+            <w:u w:val="single"/>
+          </w:rPr>
+          <w:t>Mazmur 121:3–8</w:t>
+        </w:r>
+      </w:hyperlink>
+      <w:r>
+        <w:rPr>
+          <w:lang w:val="id_ID" w:bidi="id_ID"/>
+        </w:rPr>
+        <w:t>.</w:t>
+      </w:r>
+      <w:r>
+        <w:rPr>
+          <w:lang w:val="id_ID" w:bidi="id_ID"/>
+        </w:rPr>
+      </w:r>
+      <w:r>
+        <w:rPr>
+          <w:lang w:val="id_ID" w:bidi="id_ID"/>
+        </w:rPr>
+      </w:r>
+    </w:p>
+    <w:p>
+      <w:pPr/>
+      <w:r>
+        <w:rPr>
+          <w:lang w:val="id_ID" w:bidi="id_ID"/>
+        </w:rPr>
+      </w:r>
+    </w:p>
+    <w:p>
+      <w:pPr>
+        <w:pStyle w:val="Heading2"/>
+      </w:pPr>
+      <w:r>
+        <w:rPr>
+          <w:lang w:val="id_ID" w:bidi="id_ID"/>
+        </w:rPr>
+        <w:t>Yeremia 1:13–14</w:t>
+      </w:r>
+      <w:r>
+        <w:rPr>
+          <w:lang w:val="id_ID" w:bidi="id_ID"/>
+        </w:rPr>
+      </w:r>
+    </w:p>
+    <w:p>
+      <w:pPr/>
+      <w:r>
+        <w:rPr>
+          <w:lang w:val="id_ID" w:bidi="id_ID"/>
+        </w:rPr>
+      </w:r>
+      <w:r>
+        <w:rPr>
+          <w:lang w:val="id_ID" w:bidi="id_ID"/>
+        </w:rPr>
+        <w:t>Pasukan penyerbu akan membawa ketakutan kepada orang-orang Yehuda. Meskipun Babel terletak tepat di timur Yehuda, karena adanya padang gurun mereka memaksa tentara Babilonia menyerang Yehuda dari utara. Invasi ini akan seburuk air mendidih yang mengalir deras.</w:t>
+      </w:r>
+      <w:r>
+        <w:rPr>
+          <w:lang w:val="id_ID" w:bidi="id_ID"/>
+        </w:rPr>
+      </w:r>
+      <w:r>
+        <w:rPr>
+          <w:lang w:val="id_ID" w:bidi="id_ID"/>
+        </w:rPr>
+      </w:r>
+    </w:p>
+    <w:p>
+      <w:pPr/>
+      <w:r>
+        <w:rPr>
+          <w:lang w:val="id_ID" w:bidi="id_ID"/>
+        </w:rPr>
+      </w:r>
+    </w:p>
+    <w:p>
+      <w:pPr>
+        <w:pStyle w:val="Heading2"/>
+      </w:pPr>
+      <w:r>
+        <w:rPr>
+          <w:lang w:val="id_ID" w:bidi="id_ID"/>
+        </w:rPr>
+        <w:t>Yeremia 1:17</w:t>
+      </w:r>
+      <w:r>
+        <w:rPr>
+          <w:lang w:val="id_ID" w:bidi="id_ID"/>
+        </w:rPr>
+      </w:r>
+    </w:p>
+    <w:p>
+      <w:pPr/>
+      <w:r>
+        <w:rPr>
+          <w:lang w:val="id_ID" w:bidi="id_ID"/>
+        </w:rPr>
+      </w:r>
+      <w:r>
+        <w:rPr>
+          <w:lang w:val="id_ID" w:bidi="id_ID"/>
+        </w:rPr>
+        <w:t xml:space="preserve">Yeremia khawatir terlihat bodoh sebagai utusan Tuhan (lihat </w:t>
+      </w:r>
+      <w:r>
+        <w:rPr>
+          <w:lang w:val="id_ID" w:bidi="id_ID"/>
+        </w:rPr>
+        <w:t>Pendahuluan Kitab Yeremia</w:t>
+      </w:r>
+      <w:r>
+        <w:rPr>
+          <w:lang w:val="id_ID" w:bidi="id_ID"/>
+        </w:rPr>
+        <w:t>, “Ciri-ciri Sastra: Sistem Utusan”). Namun, menolak perintah Tuhan sungguh merupakan kebodohan.</w:t>
+      </w:r>
+      <w:r>
+        <w:rPr>
+          <w:lang w:val="id_ID" w:bidi="id_ID"/>
+        </w:rPr>
+      </w:r>
+      <w:r>
+        <w:rPr>
+          <w:lang w:val="id_ID" w:bidi="id_ID"/>
+        </w:rPr>
+      </w:r>
+    </w:p>
+    <w:p>
+      <w:pPr/>
+      <w:r>
+        <w:rPr>
+          <w:lang w:val="id_ID" w:bidi="id_ID"/>
+        </w:rPr>
+      </w:r>
+    </w:p>
+    <w:p>
+      <w:pPr>
+        <w:pStyle w:val="Heading2"/>
+      </w:pPr>
+      <w:r>
+        <w:rPr>
+          <w:lang w:val="id_ID" w:bidi="id_ID"/>
+        </w:rPr>
         <w:t>Yeremia 17:24–25</w:t>
       </w:r>
       <w:r>
@@ -820,7 +1034,7 @@
         </w:rPr>
         <w:t>: Ini terjadi pada tahun 586 Sebelum Masehi (</w:t>
       </w:r>
-      <w:hyperlink r:id="rId15">
+      <w:hyperlink r:id="rId16">
         <w:r>
           <w:rPr>
             <w:lang w:val="id_ID" w:bidi="id_ID"/>
@@ -1030,7 +1244,7 @@
         </w:rPr>
         <w:t xml:space="preserve">Jika suatu bangsa atau kerajaan menolak satu-satunya Allah yang benar, Allah dapat memutuskan untuk mencabut, merobohkan, dan membinasakannya (lihat </w:t>
       </w:r>
-      <w:hyperlink r:id="rId16">
+      <w:hyperlink r:id="rId17">
         <w:r>
           <w:rPr>
             <w:lang w:val="id_ID" w:bidi="id_ID"/>
@@ -1096,7 +1310,7 @@
         </w:rPr>
         <w:t>Tuhan bermaksud memperlakukan Yehuda dan Yerusalem seperti tukang periuk yang membentuk tanah liat (</w:t>
       </w:r>
-      <w:hyperlink r:id="rId17">
+      <w:hyperlink r:id="rId18">
         <w:r>
           <w:rPr>
             <w:lang w:val="id_ID" w:bidi="id_ID"/>
@@ -1217,7 +1431,7 @@
         </w:rPr>
         <w:t>?: Di bangsa-bangsa lain, orang-orang tidak meninggalkan dewa-dewa nasional mereka (</w:t>
       </w:r>
-      <w:hyperlink r:id="rId18">
+      <w:hyperlink r:id="rId19">
         <w:r>
           <w:rPr>
             <w:lang w:val="id_ID" w:bidi="id_ID"/>
@@ -1353,7 +1567,7 @@
         </w:rPr>
         <w:t>Jalan raya kuno melambangkan kehidupan yang setia kepada Perjanjian (</w:t>
       </w:r>
-      <w:hyperlink r:id="rId19">
+      <w:hyperlink r:id="rId20">
         <w:r>
           <w:rPr>
             <w:lang w:val="id_ID" w:bidi="id_ID"/>
@@ -1690,7 +1904,7 @@
         </w:rPr>
         <w:t xml:space="preserve">Dalam doa untuk pembalasan, Yeremia memohon kepada Allah untuk melaksanakan kutukan yang dijanjikan kepada mereka yang melanggar perjanjian-Nya (bandingkan dengan </w:t>
       </w:r>
-      <w:hyperlink r:id="rId20">
+      <w:hyperlink r:id="rId21">
         <w:r>
           <w:rPr>
             <w:lang w:val="id_ID" w:bidi="id_ID"/>
@@ -1708,7 +1922,7 @@
         </w:rPr>
         <w:t xml:space="preserve">; </w:t>
       </w:r>
-      <w:hyperlink r:id="rId21">
+      <w:hyperlink r:id="rId22">
         <w:r>
           <w:rPr>
             <w:lang w:val="id_ID" w:bidi="id_ID"/>
@@ -1786,7 +2000,7 @@
         </w:rPr>
         <w:t xml:space="preserve">Yeremia memberikan perumpamaan lain (lihat </w:t>
       </w:r>
-      <w:hyperlink r:id="rId22">
+      <w:hyperlink r:id="rId23">
         <w:r>
           <w:rPr>
             <w:lang w:val="id_ID" w:bidi="id_ID"/>
@@ -1863,7 +2077,7 @@
         </w:rPr>
         <w:t>: Dalam Perjanjian Sinai, hanya imam yang diizinkan mempersembahkan korban saat menyembah Tuhan (</w:t>
       </w:r>
-      <w:hyperlink r:id="rId23">
+      <w:hyperlink r:id="rId24">
         <w:r>
           <w:rPr>
             <w:lang w:val="id_ID" w:bidi="id_ID"/>
@@ -1906,7 +2120,7 @@
         </w:rPr>
         <w:t>: Anak-anak menjadi korban dalam penyembahan Baal dan terkadang oleh raja-raja Yehuda (</w:t>
       </w:r>
-      <w:hyperlink r:id="rId24">
+      <w:hyperlink r:id="rId25">
         <w:r>
           <w:rPr>
             <w:lang w:val="id_ID" w:bidi="id_ID"/>
@@ -1924,7 +2138,7 @@
         </w:rPr>
         <w:t xml:space="preserve">; </w:t>
       </w:r>
-      <w:hyperlink r:id="rId25">
+      <w:hyperlink r:id="rId26">
         <w:r>
           <w:rPr>
             <w:lang w:val="id_ID" w:bidi="id_ID"/>
@@ -1997,7 +2211,7 @@
         </w:rPr>
         <w:t xml:space="preserve">: Bandingkan dengan </w:t>
       </w:r>
-      <w:hyperlink r:id="rId26">
+      <w:hyperlink r:id="rId27">
         <w:r>
           <w:rPr>
             <w:lang w:val="id_ID" w:bidi="id_ID"/>
@@ -2067,7 +2281,7 @@
         </w:rPr>
         <w:t xml:space="preserve">Pengepungan Yerusalem berlangsung selama dua setengah tahun, menyebabkan kelaparan parah dan keputusasaan (lihat </w:t>
       </w:r>
-      <w:hyperlink r:id="rId27">
+      <w:hyperlink r:id="rId28">
         <w:r>
           <w:rPr>
             <w:lang w:val="id_ID" w:bidi="id_ID"/>
@@ -2110,7 +2324,7 @@
         </w:rPr>
         <w:t xml:space="preserve">: Bandingkan dengan </w:t>
       </w:r>
-      <w:hyperlink r:id="rId28">
+      <w:hyperlink r:id="rId29">
         <w:r>
           <w:rPr>
             <w:lang w:val="id_ID" w:bidi="id_ID"/>
@@ -2189,7 +2403,7 @@
         </w:rPr>
         <w:t xml:space="preserve"> bangsa yang diwakili oleh para pemimpin ini, akan sepenuhnya hancur dan tidak dapat diperbaiki lagi. Yehuda tidak akan pernah lagi menjadi bangsa berdaulat dengan raja dari garis keturunan Daud (lihat </w:t>
       </w:r>
-      <w:hyperlink r:id="rId29">
+      <w:hyperlink r:id="rId30">
         <w:r>
           <w:rPr>
             <w:lang w:val="id_ID" w:bidi="id_ID"/>
@@ -2457,7 +2671,7 @@
         </w:rPr>
         <w:t xml:space="preserve">: Dalam bahasa Ibrani, ini berarti "dikelilingi oleh ketakutan." Bandingkan dengan </w:t>
       </w:r>
-      <w:hyperlink r:id="rId30">
+      <w:hyperlink r:id="rId31">
         <w:r>
           <w:rPr>
             <w:lang w:val="id_ID" w:bidi="id_ID"/>
@@ -2475,7 +2689,7 @@
         </w:rPr>
         <w:t xml:space="preserve">; </w:t>
       </w:r>
-      <w:hyperlink r:id="rId31">
+      <w:hyperlink r:id="rId32">
         <w:r>
           <w:rPr>
             <w:lang w:val="id_ID" w:bidi="id_ID"/>
@@ -2644,7 +2858,7 @@
         </w:rPr>
         <w:t>: Yeremia berbicara tentang panggilannya dari Tuhan (</w:t>
       </w:r>
-      <w:hyperlink r:id="rId32">
+      <w:hyperlink r:id="rId33">
         <w:r>
           <w:rPr>
             <w:lang w:val="id_ID" w:bidi="id_ID"/>
@@ -2662,7 +2876,7 @@
         </w:rPr>
         <w:t>) dengan menggunakan kata Ibrani yang sama, yang di tempat lain berarti rayuan seksual (</w:t>
       </w:r>
-      <w:hyperlink r:id="rId33">
+      <w:hyperlink r:id="rId34">
         <w:r>
           <w:rPr>
             <w:lang w:val="id_ID" w:bidi="id_ID"/>
@@ -2728,7 +2942,7 @@
         </w:rPr>
         <w:t xml:space="preserve">Yeremia tidak bisa berhenti berbicara tentang penghakiman Allah, meskipun orang-orang mengejeknya karena hal itu (lihat juga </w:t>
       </w:r>
-      <w:hyperlink r:id="rId34">
+      <w:hyperlink r:id="rId35">
         <w:r>
           <w:rPr>
             <w:lang w:val="id_ID" w:bidi="id_ID"/>
@@ -2746,7 +2960,7 @@
         </w:rPr>
         <w:t xml:space="preserve">; </w:t>
       </w:r>
-      <w:hyperlink r:id="rId35">
+      <w:hyperlink r:id="rId36">
         <w:r>
           <w:rPr>
             <w:lang w:val="id_ID" w:bidi="id_ID"/>
@@ -2764,7 +2978,7 @@
         </w:rPr>
         <w:t xml:space="preserve">; </w:t>
       </w:r>
-      <w:hyperlink r:id="rId36">
+      <w:hyperlink r:id="rId37">
         <w:r>
           <w:rPr>
             <w:lang w:val="id_ID" w:bidi="id_ID"/>
@@ -2843,7 +3057,7 @@
         </w:rPr>
         <w:t xml:space="preserve"> (</w:t>
       </w:r>
-      <w:hyperlink r:id="rId37">
+      <w:hyperlink r:id="rId38">
         <w:r>
           <w:rPr>
             <w:lang w:val="id_ID" w:bidi="id_ID"/>
@@ -2957,7 +3171,7 @@
         </w:rPr>
         <w:t xml:space="preserve">Yeremia sepenuhnya mempercayai Tuhan Semesta Alam (lihat </w:t>
       </w:r>
-      <w:hyperlink r:id="rId38">
+      <w:hyperlink r:id="rId39">
         <w:r>
           <w:rPr>
             <w:lang w:val="id_ID" w:bidi="id_ID"/>
@@ -3084,7 +3298,7 @@
         </w:rPr>
         <w:t xml:space="preserve">Yeremia berharap untuk diselamatkan, tetapi dia tetap menghadapi kenyataan yang pahit. Terkejut oleh penganiayaannya, dia berharap lebih baik mati atau tidak pernah dilahirkan (lihat </w:t>
       </w:r>
-      <w:hyperlink r:id="rId39">
+      <w:hyperlink r:id="rId40">
         <w:r>
           <w:rPr>
             <w:lang w:val="id_ID" w:bidi="id_ID"/>
@@ -3102,7 +3316,7 @@
         </w:rPr>
         <w:t xml:space="preserve">; </w:t>
       </w:r>
-      <w:hyperlink r:id="rId40">
+      <w:hyperlink r:id="rId41">
         <w:r>
           <w:rPr>
             <w:lang w:val="id_ID" w:bidi="id_ID"/>
@@ -3168,7 +3382,7 @@
         </w:rPr>
         <w:t>Kemungkinan kota-kota kuno tersebut adalah Sodom dan Gomora (</w:t>
       </w:r>
-      <w:hyperlink r:id="rId41">
+      <w:hyperlink r:id="rId42">
         <w:r>
           <w:rPr>
             <w:lang w:val="id_ID" w:bidi="id_ID"/>
@@ -3304,7 +3518,7 @@
         </w:rPr>
         <w:t xml:space="preserve">Pasyhur yang disebutkan di sini berbeda dari yang ada di </w:t>
       </w:r>
-      <w:hyperlink r:id="rId42">
+      <w:hyperlink r:id="rId43">
         <w:r>
           <w:rPr>
             <w:lang w:val="id_ID" w:bidi="id_ID"/>
@@ -3370,7 +3584,7 @@
         </w:rPr>
         <w:t xml:space="preserve">Bagian ini dimulai dengan pengepungan Babilonia terhadap Yerusalem pada tahun 588 Sebelum Masehi (lihat </w:t>
       </w:r>
-      <w:hyperlink r:id="rId43">
+      <w:hyperlink r:id="rId44">
         <w:r>
           <w:rPr>
             <w:lang w:val="id_ID" w:bidi="id_ID"/>
@@ -3388,7 +3602,7 @@
         </w:rPr>
         <w:t xml:space="preserve">; </w:t>
       </w:r>
-      <w:hyperlink r:id="rId44">
+      <w:hyperlink r:id="rId45">
         <w:r>
           <w:rPr>
             <w:lang w:val="id_ID" w:bidi="id_ID"/>
@@ -3406,7 +3620,7 @@
         </w:rPr>
         <w:t xml:space="preserve">; </w:t>
       </w:r>
-      <w:hyperlink r:id="rId45">
+      <w:hyperlink r:id="rId46">
         <w:r>
           <w:rPr>
             <w:lang w:val="id_ID" w:bidi="id_ID"/>
@@ -3531,7 +3745,7 @@
         </w:rPr>
         <w:t xml:space="preserve"> Ini kemungkinan terjadi sekitar awal pengepungan Yerusalem pada tahun 588 Sebelum Masehi (</w:t>
       </w:r>
-      <w:hyperlink r:id="rId46">
+      <w:hyperlink r:id="rId47">
         <w:r>
           <w:rPr>
             <w:lang w:val="id_ID" w:bidi="id_ID"/>
@@ -3567,7 +3781,7 @@
         </w:rPr>
         <w:t>Zedekia tidak berdoa kepada Tuhan seperti leluhurnya Hizkia (</w:t>
       </w:r>
-      <w:hyperlink r:id="rId47">
+      <w:hyperlink r:id="rId48">
         <w:r>
           <w:rPr>
             <w:lang w:val="id_ID" w:bidi="id_ID"/>
@@ -3585,7 +3799,7 @@
         </w:rPr>
         <w:t xml:space="preserve">, </w:t>
       </w:r>
-      <w:hyperlink r:id="rId48">
+      <w:hyperlink r:id="rId49">
         <w:r>
           <w:rPr>
             <w:lang w:val="id_ID" w:bidi="id_ID"/>
@@ -3603,7 +3817,7 @@
         </w:rPr>
         <w:t xml:space="preserve">; </w:t>
       </w:r>
-      <w:hyperlink r:id="rId49">
+      <w:hyperlink r:id="rId50">
         <w:r>
           <w:rPr>
             <w:lang w:val="id_ID" w:bidi="id_ID"/>
@@ -3621,7 +3835,7 @@
         </w:rPr>
         <w:t xml:space="preserve">; </w:t>
       </w:r>
-      <w:hyperlink r:id="rId50">
+      <w:hyperlink r:id="rId51">
         <w:r>
           <w:rPr>
             <w:lang w:val="id_ID" w:bidi="id_ID"/>
@@ -3639,7 +3853,7 @@
         </w:rPr>
         <w:t xml:space="preserve">, </w:t>
       </w:r>
-      <w:hyperlink r:id="rId51">
+      <w:hyperlink r:id="rId52">
         <w:r>
           <w:rPr>
             <w:lang w:val="id_ID" w:bidi="id_ID"/>
@@ -3765,7 +3979,7 @@
         </w:rPr>
         <w:t xml:space="preserve">Tuhan memutuskan untuk menghancurkan Yerusalem, tetapi orang-orang dapat memilih antara hidup, kemungkinan sebagai budak di Babel, atau mati oleh pedang tentara Babilonia (lihat </w:t>
       </w:r>
-      <w:hyperlink r:id="rId52">
+      <w:hyperlink r:id="rId53">
         <w:r>
           <w:rPr>
             <w:lang w:val="id_ID" w:bidi="id_ID"/>
@@ -3931,7 +4145,7 @@
         </w:rPr>
         <w:t xml:space="preserve">Penduduk Yerusalem sepenuhnya percaya pada kekuatan benteng kota mereka, meyakini bahwa itu tidak terkalahkan (lihat </w:t>
       </w:r>
-      <w:hyperlink r:id="rId53">
+      <w:hyperlink r:id="rId54">
         <w:r>
           <w:rPr>
             <w:lang w:val="id_ID" w:bidi="id_ID"/>
@@ -3949,7 +4163,7 @@
         </w:rPr>
         <w:t xml:space="preserve">; </w:t>
       </w:r>
-      <w:hyperlink r:id="rId54">
+      <w:hyperlink r:id="rId55">
         <w:r>
           <w:rPr>
             <w:lang w:val="id_ID" w:bidi="id_ID"/>
@@ -3967,7 +4181,7 @@
         </w:rPr>
         <w:t xml:space="preserve">; </w:t>
       </w:r>
-      <w:hyperlink r:id="rId55">
+      <w:hyperlink r:id="rId56">
         <w:r>
           <w:rPr>
             <w:lang w:val="id_ID" w:bidi="id_ID"/>
@@ -4010,7 +4224,7 @@
         </w:rPr>
         <w:t xml:space="preserve"> Lihat </w:t>
       </w:r>
-      <w:hyperlink r:id="rId56">
+      <w:hyperlink r:id="rId57">
         <w:r>
           <w:rPr>
             <w:lang w:val="id_ID" w:bidi="id_ID"/>
@@ -4172,7 +4386,7 @@
         </w:rPr>
         <w:t xml:space="preserve">Pemimpin Yehuda bertindak tidak adil dan sewenang-wenang. Mereka tidak membantu para korban perampokan atau menyelamatkan orang yang tertindas. Mereka memperlakukan orang asing, yatim piatu, dan janda dengan buruk (lihat </w:t>
       </w:r>
-      <w:hyperlink r:id="rId57">
+      <w:hyperlink r:id="rId58">
         <w:r>
           <w:rPr>
             <w:lang w:val="id_ID" w:bidi="id_ID"/>
@@ -4190,7 +4404,7 @@
         </w:rPr>
         <w:t xml:space="preserve">; </w:t>
       </w:r>
-      <w:hyperlink r:id="rId58">
+      <w:hyperlink r:id="rId59">
         <w:r>
           <w:rPr>
             <w:lang w:val="id_ID" w:bidi="id_ID"/>
@@ -4208,7 +4422,7 @@
         </w:rPr>
         <w:t xml:space="preserve">; </w:t>
       </w:r>
-      <w:hyperlink r:id="rId59">
+      <w:hyperlink r:id="rId60">
         <w:r>
           <w:rPr>
             <w:lang w:val="id_ID" w:bidi="id_ID"/>
@@ -4226,7 +4440,7 @@
         </w:rPr>
         <w:t xml:space="preserve">; </w:t>
       </w:r>
-      <w:hyperlink r:id="rId60">
+      <w:hyperlink r:id="rId61">
         <w:r>
           <w:rPr>
             <w:lang w:val="id_ID" w:bidi="id_ID"/>
@@ -4244,7 +4458,7 @@
         </w:rPr>
         <w:t xml:space="preserve">; </w:t>
       </w:r>
-      <w:hyperlink r:id="rId61">
+      <w:hyperlink r:id="rId62">
         <w:r>
           <w:rPr>
             <w:lang w:val="id_ID" w:bidi="id_ID"/>
@@ -4380,7 +4594,7 @@
         </w:rPr>
         <w:t>Setelah Bait Suci, istana kerajaan Yehuda adalah bangunan paling penting di bangsa itu. Pengrajin terampil telah membangun bangunan mahal ini (</w:t>
       </w:r>
-      <w:hyperlink r:id="rId62">
+      <w:hyperlink r:id="rId63">
         <w:r>
           <w:rPr>
             <w:lang w:val="id_ID" w:bidi="id_ID"/>
@@ -4494,7 +4708,7 @@
         </w:rPr>
         <w:t>Raja Yosia meninggal pada tahun 609 Sebelum Masehi, dibunuh oleh orang Mesir dalam Pertempuran Megido. Orang-orang Yehuda tidak boleh meratapi kematiannya. Sebaliknya, mereka harus memusatkan kesedihan mereka pada putra Yosia, yang mereka pilih sebagai raja baru. Setelah tiga bulan, Raja Yoahas diasingkan ke Mesir, di mana ia tinggal selama sisa hidupnya (</w:t>
       </w:r>
-      <w:hyperlink r:id="rId63">
+      <w:hyperlink r:id="rId64">
         <w:r>
           <w:rPr>
             <w:lang w:val="id_ID" w:bidi="id_ID"/>
@@ -4512,7 +4726,7 @@
         </w:rPr>
         <w:t xml:space="preserve">; </w:t>
       </w:r>
-      <w:hyperlink r:id="rId64">
+      <w:hyperlink r:id="rId65">
         <w:r>
           <w:rPr>
             <w:lang w:val="id_ID" w:bidi="id_ID"/>
@@ -4674,7 +4888,7 @@
         </w:rPr>
         <w:t xml:space="preserve">Mesir menempatkan putra Yosia yang lain, Elyakim, di atas takhta di Yerusalem dan mengubah namanya menjadi Yoyakim. Sebagian besar materi dalam </w:t>
       </w:r>
-      <w:hyperlink r:id="rId65">
+      <w:hyperlink r:id="rId66">
         <w:r>
           <w:rPr>
             <w:lang w:val="id_ID" w:bidi="id_ID"/>
@@ -5166,7 +5380,7 @@
         </w:rPr>
         <w:t>Yoyakhin, putra Yoyakim, menjadi raja pada usia delapan belas tahun pada 597 Sebelum Masehi. Bangsa Babilonia menyerang Yerusalem karena ayahnya memberontak melawan Nebukadnezar. Setelah tiga bulan saja memerintah, Yoyakhin dengan bijaksana menyerah dan dibawa sebagai tawanan ke Babel (</w:t>
       </w:r>
-      <w:hyperlink r:id="rId66">
+      <w:hyperlink r:id="rId67">
         <w:r>
           <w:rPr>
             <w:lang w:val="id_ID" w:bidi="id_ID"/>
@@ -5335,7 +5549,7 @@
         </w:rPr>
         <w:t xml:space="preserve">: Allah memanggil alam sebagai saksi melawan umatNya yang tidak setia (lihat juga </w:t>
       </w:r>
-      <w:hyperlink r:id="rId67">
+      <w:hyperlink r:id="rId68">
         <w:r>
           <w:rPr>
             <w:lang w:val="id_ID" w:bidi="id_ID"/>
@@ -5353,7 +5567,7 @@
         </w:rPr>
         <w:t xml:space="preserve">; </w:t>
       </w:r>
-      <w:hyperlink r:id="rId68">
+      <w:hyperlink r:id="rId69">
         <w:r>
           <w:rPr>
             <w:lang w:val="id_ID" w:bidi="id_ID"/>
@@ -5371,7 +5585,7 @@
         </w:rPr>
         <w:t xml:space="preserve">; </w:t>
       </w:r>
-      <w:hyperlink r:id="rId69">
+      <w:hyperlink r:id="rId70">
         <w:r>
           <w:rPr>
             <w:lang w:val="id_ID" w:bidi="id_ID"/>
@@ -5437,7 +5651,7 @@
         </w:rPr>
         <w:t xml:space="preserve">Yoyakhin memiliki tujuh putra (lihat </w:t>
       </w:r>
-      <w:hyperlink r:id="rId70">
+      <w:hyperlink r:id="rId71">
         <w:r>
           <w:rPr>
             <w:lang w:val="id_ID" w:bidi="id_ID"/>
@@ -5563,7 +5777,7 @@
         </w:rPr>
         <w:t>Tuhan mengkritik ketiga raja tersebut (</w:t>
       </w:r>
-      <w:hyperlink r:id="rId71">
+      <w:hyperlink r:id="rId72">
         <w:r>
           <w:rPr>
             <w:lang w:val="id_ID" w:bidi="id_ID"/>
@@ -5629,7 +5843,7 @@
         </w:rPr>
         <w:t xml:space="preserve">Sebagai gembala yang baik, Tuhan akan mengumpulkan orang-orang yang terbuang dan menempatkan mereka di kandang domba mereka sendiri, yaitu tanah Yehuda. Di sana, mereka akan berkembang biak dan bertambah banyak (bandingkan </w:t>
       </w:r>
-      <w:hyperlink r:id="rId72">
+      <w:hyperlink r:id="rId73">
         <w:r>
           <w:rPr>
             <w:lang w:val="id_ID" w:bidi="id_ID"/>
@@ -5647,7 +5861,7 @@
         </w:rPr>
         <w:t xml:space="preserve">; </w:t>
       </w:r>
-      <w:hyperlink r:id="rId73">
+      <w:hyperlink r:id="rId74">
         <w:r>
           <w:rPr>
             <w:lang w:val="id_ID" w:bidi="id_ID"/>
@@ -5713,7 +5927,7 @@
         </w:rPr>
         <w:t>Setelah orang-orang kembali ke Yehuda (</w:t>
       </w:r>
-      <w:hyperlink r:id="rId74">
+      <w:hyperlink r:id="rId75">
         <w:r>
           <w:rPr>
             <w:lang w:val="id_ID" w:bidi="id_ID"/>
@@ -5779,7 +5993,7 @@
         </w:rPr>
         <w:t>Seorang keturunan yang benar dari garis Raja Daud, yang pemerintahannya telah terhenti, akan menjadi Raja. Berbeda dengan tiga raja yang baru saja dikritik oleh Tuhan (</w:t>
       </w:r>
-      <w:hyperlink r:id="rId71">
+      <w:hyperlink r:id="rId72">
         <w:r>
           <w:rPr>
             <w:lang w:val="id_ID" w:bidi="id_ID"/>
@@ -5797,7 +6011,7 @@
         </w:rPr>
         <w:t>), Raja ini akan memiliki kebijaksanaan serta bertindak adil dan benar (</w:t>
       </w:r>
-      <w:hyperlink r:id="rId75">
+      <w:hyperlink r:id="rId76">
         <w:r>
           <w:rPr>
             <w:lang w:val="id_ID" w:bidi="id_ID"/>
@@ -5815,7 +6029,7 @@
         </w:rPr>
         <w:t xml:space="preserve">; </w:t>
       </w:r>
-      <w:hyperlink r:id="rId76">
+      <w:hyperlink r:id="rId77">
         <w:r>
           <w:rPr>
             <w:lang w:val="id_ID" w:bidi="id_ID"/>
@@ -5833,7 +6047,7 @@
         </w:rPr>
         <w:t xml:space="preserve">; </w:t>
       </w:r>
-      <w:hyperlink r:id="rId77">
+      <w:hyperlink r:id="rId78">
         <w:r>
           <w:rPr>
             <w:lang w:val="id_ID" w:bidi="id_ID"/>
@@ -5851,7 +6065,7 @@
         </w:rPr>
         <w:t xml:space="preserve">; </w:t>
       </w:r>
-      <w:hyperlink r:id="rId78">
+      <w:hyperlink r:id="rId79">
         <w:r>
           <w:rPr>
             <w:lang w:val="id_ID" w:bidi="id_ID"/>
@@ -5869,7 +6083,7 @@
         </w:rPr>
         <w:t xml:space="preserve">; </w:t>
       </w:r>
-      <w:hyperlink r:id="rId79">
+      <w:hyperlink r:id="rId80">
         <w:r>
           <w:rPr>
             <w:lang w:val="id_ID" w:bidi="id_ID"/>
@@ -6057,7 +6271,7 @@
         </w:rPr>
         <w:t>Puisi pendek dan seruan ini tampaknya merupakan bagian dari rangkaian di mana Tuhan mempersiapkan Yeremia untuk menghadapi nabi-nabi palsu di Yerusalem. Para pemimpin ini menyalahgunakan nama Tuhan, yang menjadikan-Nya murka (</w:t>
       </w:r>
-      <w:hyperlink r:id="rId80">
+      <w:hyperlink r:id="rId81">
         <w:r>
           <w:rPr>
             <w:lang w:val="id_ID" w:bidi="id_ID"/>
@@ -6271,7 +6485,7 @@
         </w:rPr>
         <w:t>Samaria, ibu kota kerajaan utara Israel, didominasi oleh penyembahan Baal yang didukung oleh para nabi pemerintah (</w:t>
       </w:r>
-      <w:hyperlink r:id="rId81">
+      <w:hyperlink r:id="rId82">
         <w:r>
           <w:rPr>
             <w:lang w:val="id_ID" w:bidi="id_ID"/>
@@ -6289,7 +6503,7 @@
         </w:rPr>
         <w:t xml:space="preserve">; lihat juga </w:t>
       </w:r>
-      <w:hyperlink r:id="rId82">
+      <w:hyperlink r:id="rId83">
         <w:r>
           <w:rPr>
             <w:lang w:val="id_ID" w:bidi="id_ID"/>
@@ -6325,7 +6539,7 @@
         </w:rPr>
         <w:t>Sodom dan Gomora melambangkan kejahatan yang paling buruk (</w:t>
       </w:r>
-      <w:hyperlink r:id="rId83">
+      <w:hyperlink r:id="rId84">
         <w:r>
           <w:rPr>
             <w:lang w:val="id_ID" w:bidi="id_ID"/>
@@ -6596,7 +6810,7 @@
         </w:rPr>
         <w:t>Nabi-nabi ini menciptakan pesan mereka sendiri (</w:t>
       </w:r>
-      <w:hyperlink r:id="rId84">
+      <w:hyperlink r:id="rId85">
         <w:r>
           <w:rPr>
             <w:lang w:val="id_ID" w:bidi="id_ID"/>
@@ -6902,7 +7116,7 @@
         </w:rPr>
         <w:t xml:space="preserve">Tuhan untuk sementara mengijinkan nabi-nabi palsu berbagi mimpi mereka. Sementara itu, Tuhan memiliki utusan yang benar, seperti Yeremia, yang menyampaikan setiap firman. Ini membantu orang-orang melihat perbedaan antara mimpi-mimpi yang tidak berguna dari nabi-nabi palsu (jerami) dan kata-kata yang memberi nutrisi dari utusan Tuhan (gandum); bandingkan </w:t>
       </w:r>
-      <w:hyperlink r:id="rId85">
+      <w:hyperlink r:id="rId86">
         <w:r>
           <w:rPr>
             <w:lang w:val="id_ID" w:bidi="id_ID"/>
@@ -7189,7 +7403,7 @@
         </w:rPr>
         <w:t xml:space="preserve">Seseorang mungkin dengan salahnya mengklaim telah mendengar nubuat dari Tuhan. Namun, orang tersebut dan seluruh keluarganya akan menghadapi hukuman (bandingkan </w:t>
       </w:r>
-      <w:hyperlink r:id="rId86">
+      <w:hyperlink r:id="rId87">
         <w:r>
           <w:rPr>
             <w:lang w:val="id_ID" w:bidi="id_ID"/>
@@ -7207,7 +7421,7 @@
         </w:rPr>
         <w:t xml:space="preserve">; </w:t>
       </w:r>
-      <w:hyperlink r:id="rId87">
+      <w:hyperlink r:id="rId88">
         <w:r>
           <w:rPr>
             <w:lang w:val="id_ID" w:bidi="id_ID"/>
@@ -7273,7 +7487,7 @@
         </w:rPr>
         <w:t>Tuhan memperingatkan bahwa tidak seorang pun boleh mengklaim memiliki nubuat dari-Nya untuk mengendalikan orang lain. Tindakan ini akan bertentangan dengan firman Allah dan merupakan penyalahgunaan nama-Nya (</w:t>
       </w:r>
-      <w:hyperlink r:id="rId80">
+      <w:hyperlink r:id="rId81">
         <w:r>
           <w:rPr>
             <w:lang w:val="id_ID" w:bidi="id_ID"/>
@@ -7291,7 +7505,7 @@
         </w:rPr>
         <w:t xml:space="preserve">; lihat juga </w:t>
       </w:r>
-      <w:hyperlink r:id="rId88">
+      <w:hyperlink r:id="rId89">
         <w:r>
           <w:rPr>
             <w:lang w:val="id_ID" w:bidi="id_ID"/>
@@ -7464,7 +7678,7 @@
         </w:rPr>
         <w:t>Pada tahun 597 Sebelum Masehi, Raja Nebukadnezar dari Babel menangkap Yoyakhin dan membawanya ke Babel. Penyerahan Yoyakhin menyelamatkan Yerusalem, tetapi harta benda dan 10.000 warga yang penting dibawa ke pembuangan (</w:t>
       </w:r>
-      <w:hyperlink r:id="rId89">
+      <w:hyperlink r:id="rId90">
         <w:r>
           <w:rPr>
             <w:lang w:val="id_ID" w:bidi="id_ID"/>
@@ -7596,7 +7810,7 @@
         </w:rPr>
         <w:t xml:space="preserve">Orang-orang yang diasingkan dari Yerusalem memiliki masa depan yang lebih baik dibandingkan mereka yang tinggal. Tuhan akan membentuk masyarakat baru dengan orang-orang buangan (lihat </w:t>
       </w:r>
-      <w:hyperlink r:id="rId16">
+      <w:hyperlink r:id="rId17">
         <w:r>
           <w:rPr>
             <w:lang w:val="id_ID" w:bidi="id_ID"/>
@@ -7679,7 +7893,7 @@
         </w:rPr>
         <w:t>) Tuhan sebagai Allah berpribadi (</w:t>
       </w:r>
-      <w:hyperlink r:id="rId90">
+      <w:hyperlink r:id="rId91">
         <w:r>
           <w:rPr>
             <w:lang w:val="id_ID" w:bidi="id_ID"/>
@@ -7697,7 +7911,7 @@
         </w:rPr>
         <w:t xml:space="preserve">; </w:t>
       </w:r>
-      <w:hyperlink r:id="rId91">
+      <w:hyperlink r:id="rId92">
         <w:r>
           <w:rPr>
             <w:lang w:val="id_ID" w:bidi="id_ID"/>
@@ -7715,7 +7929,7 @@
         </w:rPr>
         <w:t xml:space="preserve">; </w:t>
       </w:r>
-      <w:hyperlink r:id="rId92">
+      <w:hyperlink r:id="rId93">
         <w:r>
           <w:rPr>
             <w:lang w:val="id_ID" w:bidi="id_ID"/>
@@ -7733,7 +7947,7 @@
         </w:rPr>
         <w:t xml:space="preserve">; </w:t>
       </w:r>
-      <w:hyperlink r:id="rId93">
+      <w:hyperlink r:id="rId94">
         <w:r>
           <w:rPr>
             <w:lang w:val="id_ID" w:bidi="id_ID"/>
@@ -7751,7 +7965,7 @@
         </w:rPr>
         <w:t xml:space="preserve">; </w:t>
       </w:r>
-      <w:hyperlink r:id="rId94">
+      <w:hyperlink r:id="rId95">
         <w:r>
           <w:rPr>
             <w:lang w:val="id_ID" w:bidi="id_ID"/>
@@ -7769,7 +7983,7 @@
         </w:rPr>
         <w:t xml:space="preserve">; </w:t>
       </w:r>
-      <w:hyperlink r:id="rId95">
+      <w:hyperlink r:id="rId96">
         <w:r>
           <w:rPr>
             <w:lang w:val="id_ID" w:bidi="id_ID"/>
@@ -7787,7 +8001,7 @@
         </w:rPr>
         <w:t xml:space="preserve">; </w:t>
       </w:r>
-      <w:hyperlink r:id="rId96">
+      <w:hyperlink r:id="rId97">
         <w:r>
           <w:rPr>
             <w:lang w:val="id_ID" w:bidi="id_ID"/>
@@ -7805,7 +8019,7 @@
         </w:rPr>
         <w:t xml:space="preserve">; </w:t>
       </w:r>
-      <w:hyperlink r:id="rId97">
+      <w:hyperlink r:id="rId98">
         <w:r>
           <w:rPr>
             <w:lang w:val="id_ID" w:bidi="id_ID"/>
@@ -7823,7 +8037,7 @@
         </w:rPr>
         <w:t xml:space="preserve">; </w:t>
       </w:r>
-      <w:hyperlink r:id="rId98">
+      <w:hyperlink r:id="rId99">
         <w:r>
           <w:rPr>
             <w:lang w:val="id_ID" w:bidi="id_ID"/>
@@ -7866,7 +8080,7 @@
         </w:rPr>
         <w:t>: Perjanjian Allah dengan Israel akan menjadi pengalaman pribadi bagi mereka (</w:t>
       </w:r>
-      <w:hyperlink r:id="rId99">
+      <w:hyperlink r:id="rId100">
         <w:r>
           <w:rPr>
             <w:lang w:val="id_ID" w:bidi="id_ID"/>
@@ -7884,7 +8098,7 @@
         </w:rPr>
         <w:t xml:space="preserve">; </w:t>
       </w:r>
-      <w:hyperlink r:id="rId100">
+      <w:hyperlink r:id="rId101">
         <w:r>
           <w:rPr>
             <w:lang w:val="id_ID" w:bidi="id_ID"/>
@@ -7902,7 +8116,7 @@
         </w:rPr>
         <w:t xml:space="preserve">; </w:t>
       </w:r>
-      <w:hyperlink r:id="rId101">
+      <w:hyperlink r:id="rId102">
         <w:r>
           <w:rPr>
             <w:lang w:val="id_ID" w:bidi="id_ID"/>
@@ -7920,7 +8134,7 @@
         </w:rPr>
         <w:t xml:space="preserve">; </w:t>
       </w:r>
-      <w:hyperlink r:id="rId102">
+      <w:hyperlink r:id="rId103">
         <w:r>
           <w:rPr>
             <w:lang w:val="id_ID" w:bidi="id_ID"/>
@@ -8527,7 +8741,7 @@
         </w:rPr>
         <w:t>Tuhan memberikan Yeremia berita-berita tentang murka Tuhan, yang dilambangkan sebagai cawan berisi anggur murka Tuhan (</w:t>
       </w:r>
-      <w:hyperlink r:id="rId103">
+      <w:hyperlink r:id="rId104">
         <w:r>
           <w:rPr>
             <w:lang w:val="id_ID" w:bidi="id_ID"/>
@@ -8670,7 +8884,7 @@
         </w:rPr>
         <w:t>Ketika mereka minum dari cawan itu (</w:t>
       </w:r>
-      <w:hyperlink r:id="rId104">
+      <w:hyperlink r:id="rId105">
         <w:r>
           <w:rPr>
             <w:lang w:val="id_ID" w:bidi="id_ID"/>
@@ -9295,7 +9509,7 @@
         </w:rPr>
         <w:t>: Bangsa-bangsa yang dipimpin oleh pemimpin yang jahat (</w:t>
       </w:r>
-      <w:hyperlink r:id="rId105">
+      <w:hyperlink r:id="rId106">
         <w:r>
           <w:rPr>
             <w:lang w:val="id_ID" w:bidi="id_ID"/>
@@ -9409,7 +9623,7 @@
         </w:rPr>
         <w:t xml:space="preserve">Setelah ayat ini, terjemahan Yunani dari Perjanjian Lama yang disebut Septuaginta mencakup </w:t>
       </w:r>
-      <w:hyperlink r:id="rId106">
+      <w:hyperlink r:id="rId107">
         <w:r>
           <w:rPr>
             <w:lang w:val="id_ID" w:bidi="id_ID"/>
@@ -9427,7 +9641,7 @@
         </w:rPr>
         <w:t xml:space="preserve">. Bab-bab ini terutama membahas bangsa-bangsa yang disebutkan dalam </w:t>
       </w:r>
-      <w:hyperlink r:id="rId107">
+      <w:hyperlink r:id="rId108">
         <w:r>
           <w:rPr>
             <w:lang w:val="id_ID" w:bidi="id_ID"/>
@@ -9602,7 +9816,7 @@
         </w:rPr>
         <w:t xml:space="preserve"> Tuhan akan mempertimbangkannya kembali. Standar penghakiman adalah Perjanjian-Nya dengan Israel (lihat </w:t>
       </w:r>
-      <w:hyperlink r:id="rId108">
+      <w:hyperlink r:id="rId109">
         <w:r>
           <w:rPr>
             <w:lang w:val="id_ID" w:bidi="id_ID"/>
@@ -9620,7 +9834,7 @@
         </w:rPr>
         <w:t xml:space="preserve">; </w:t>
       </w:r>
-      <w:hyperlink r:id="rId109">
+      <w:hyperlink r:id="rId110">
         <w:r>
           <w:rPr>
             <w:lang w:val="id_ID" w:bidi="id_ID"/>
@@ -9686,7 +9900,7 @@
         </w:rPr>
         <w:t>Nenek moyang orang-orang Yehuda memilih untuk tidak patuh, yang menyebabkan kehancuran tempat suci mereka di Silo, utara Yerusalem (</w:t>
       </w:r>
-      <w:hyperlink r:id="rId110">
+      <w:hyperlink r:id="rId111">
         <w:r>
           <w:rPr>
             <w:lang w:val="id_ID" w:bidi="id_ID"/>
@@ -9704,7 +9918,7 @@
         </w:rPr>
         <w:t xml:space="preserve">; </w:t>
       </w:r>
-      <w:hyperlink r:id="rId111">
+      <w:hyperlink r:id="rId112">
         <w:r>
           <w:rPr>
             <w:lang w:val="id_ID" w:bidi="id_ID"/>
@@ -9770,7 +9984,7 @@
         </w:rPr>
         <w:t>Kerumunan orang banyak di Bait Suci ingin membunuh Yeremia karena dianggap melakukan penistaan agama dengan berbicara menentang Bait Suci. Tuduhan ini akan mengakibatkan hukuman mati (</w:t>
       </w:r>
-      <w:hyperlink r:id="rId112">
+      <w:hyperlink r:id="rId113">
         <w:r>
           <w:rPr>
             <w:lang w:val="id_ID" w:bidi="id_ID"/>
@@ -10050,7 +10264,7 @@
         </w:rPr>
         <w:t>Mikha dari Moresyet hidup selama pemerintahan Raja Hizkia, dari tahun 728 hingga 686 Sebelum Masehi, lebih dari 100 tahun sebelumnya. Mikha menulis sebuah kumpulan kecil nubuat. Para tua-tua mengutip sebuah ayat (</w:t>
       </w:r>
-      <w:hyperlink r:id="rId113">
+      <w:hyperlink r:id="rId114">
         <w:r>
           <w:rPr>
             <w:lang w:val="id_ID" w:bidi="id_ID"/>
@@ -10116,7 +10330,7 @@
         </w:rPr>
         <w:t>Ahikam melayani di bawah pemerintahan Raja Yosia (</w:t>
       </w:r>
-      <w:hyperlink r:id="rId114">
+      <w:hyperlink r:id="rId115">
         <w:r>
           <w:rPr>
             <w:lang w:val="id_ID" w:bidi="id_ID"/>
@@ -10182,7 +10396,7 @@
         </w:rPr>
         <w:t xml:space="preserve">Tuhan memerintahkan Yeremia untuk menyampaikan pesan kepada para duta besar dari negara-negara tetangga, mengumumkan penghakiman Tuhan atas mereka. Yeremia harus menyampaikan pesannya dengan mengenakan sebuah kuk kayu. Peristiwa ini terjadi pada tahun 594 hingga 593 Sebelum Masehi (lihat </w:t>
       </w:r>
-      <w:hyperlink r:id="rId115">
+      <w:hyperlink r:id="rId116">
         <w:r>
           <w:rPr>
             <w:lang w:val="id_ID" w:bidi="id_ID"/>
@@ -10363,7 +10577,7 @@
         </w:rPr>
         <w:t xml:space="preserve">: Bandingkan dengan </w:t>
       </w:r>
-      <w:hyperlink r:id="rId116">
+      <w:hyperlink r:id="rId117">
         <w:r>
           <w:rPr>
             <w:lang w:val="id_ID" w:bidi="id_ID"/>
@@ -10381,7 +10595,7 @@
         </w:rPr>
         <w:t xml:space="preserve">; </w:t>
       </w:r>
-      <w:hyperlink r:id="rId117">
+      <w:hyperlink r:id="rId118">
         <w:r>
           <w:rPr>
             <w:lang w:val="id_ID" w:bidi="id_ID"/>
@@ -10614,7 +10828,7 @@
         </w:rPr>
         <w:t>Keputusan Allah (</w:t>
       </w:r>
-      <w:hyperlink r:id="rId118">
+      <w:hyperlink r:id="rId119">
         <w:r>
           <w:rPr>
             <w:lang w:val="id_ID" w:bidi="id_ID"/>
@@ -10824,7 +11038,7 @@
         </w:rPr>
         <w:t>Pada tahun 538 SM, ketika Koresh dari Persia mengizinkan para tawanan untuk kembali, mereka membawa kembali perabotan Bait Suci ke Yerusalem (</w:t>
       </w:r>
-      <w:hyperlink r:id="rId119">
+      <w:hyperlink r:id="rId120">
         <w:r>
           <w:rPr>
             <w:lang w:val="id_ID" w:bidi="id_ID"/>
@@ -10842,7 +11056,7 @@
         </w:rPr>
         <w:t xml:space="preserve">; </w:t>
       </w:r>
-      <w:hyperlink r:id="rId120">
+      <w:hyperlink r:id="rId121">
         <w:r>
           <w:rPr>
             <w:lang w:val="id_ID" w:bidi="id_ID"/>
@@ -10921,7 +11135,7 @@
         </w:rPr>
         <w:t xml:space="preserve"> jadi sepertinya waktu salah satu perayaan tahunan pada musim gugur. Mungkin Hari Pendamaian (</w:t>
       </w:r>
-      <w:hyperlink r:id="rId121">
+      <w:hyperlink r:id="rId122">
         <w:r>
           <w:rPr>
             <w:lang w:val="id_ID" w:bidi="id_ID"/>
@@ -10939,7 +11153,7 @@
         </w:rPr>
         <w:t>) atau Hari Raya Pondok Daun (</w:t>
       </w:r>
-      <w:hyperlink r:id="rId122">
+      <w:hyperlink r:id="rId123">
         <w:r>
           <w:rPr>
             <w:lang w:val="id_ID" w:bidi="id_ID"/>
@@ -11005,7 +11219,7 @@
         </w:rPr>
         <w:t xml:space="preserve">Tidak lama setelah peristiwa </w:t>
       </w:r>
-      <w:hyperlink r:id="rId123">
+      <w:hyperlink r:id="rId124">
         <w:r>
           <w:rPr>
             <w:lang w:val="id_ID" w:bidi="id_ID"/>
@@ -11075,7 +11289,7 @@
         </w:rPr>
         <w:t>Pesan Hananya adalah propaganda yang dianggap benar, namun dia menggunakan kata-kata yang kuat (</w:t>
       </w:r>
-      <w:hyperlink r:id="rId124">
+      <w:hyperlink r:id="rId125">
         <w:r>
           <w:rPr>
             <w:lang w:val="id_ID" w:bidi="id_ID"/>
@@ -11322,7 +11536,7 @@
         </w:rPr>
         <w:t>Orang-orang dapat yakin bahwa seorang nabi berbicara firman Tuhan hanya jika nubuatannya terbukti benar (</w:t>
       </w:r>
-      <w:hyperlink r:id="rId125">
+      <w:hyperlink r:id="rId126">
         <w:r>
           <w:rPr>
             <w:lang w:val="id_ID" w:bidi="id_ID"/>
@@ -11392,7 +11606,7 @@
         </w:rPr>
         <w:t>Nabi palsu Hananya mematahkan kuk yang dikenakan Yeremia (</w:t>
       </w:r>
-      <w:hyperlink r:id="rId126">
+      <w:hyperlink r:id="rId127">
         <w:r>
           <w:rPr>
             <w:lang w:val="id_ID" w:bidi="id_ID"/>
@@ -11531,7 +11745,7 @@
         </w:rPr>
         <w:t>: Tuhan memutuskan bahwa Hananya harus mati, sesuai dengan hukum yang berlaku untuk nabi palsu (</w:t>
       </w:r>
-      <w:hyperlink r:id="rId127">
+      <w:hyperlink r:id="rId128">
         <w:r>
           <w:rPr>
             <w:lang w:val="id_ID" w:bidi="id_ID"/>
@@ -11809,7 +12023,7 @@
         </w:rPr>
         <w:t xml:space="preserve"> ini bukan informasi baru (lihat </w:t>
       </w:r>
-      <w:hyperlink r:id="rId128">
+      <w:hyperlink r:id="rId129">
         <w:r>
           <w:rPr>
             <w:lang w:val="id_ID" w:bidi="id_ID"/>
@@ -11936,7 +12150,7 @@
         </w:rPr>
         <w:t xml:space="preserve"> mereka akan menemukan-Nya. Penawanan mengajarkan bangsa Israel untuk menolak ilah-ilah palsu dan mengabdikan diri sepenuhnya kepada Tuhan (</w:t>
       </w:r>
-      <w:hyperlink r:id="rId129">
+      <w:hyperlink r:id="rId130">
         <w:r>
           <w:rPr>
             <w:lang w:val="id_ID" w:bidi="id_ID"/>
@@ -12050,7 +12264,7 @@
         </w:rPr>
         <w:t xml:space="preserve">Tuhan mengingatkan orang-orang yang ditawan di Babel bahwa mereka yang tertinggal di Yerusalem juga akan menghadapi bencana. Buah ara yang buruk di Yerusalem akan mengalami kengerian di masa depan (lihat </w:t>
       </w:r>
-      <w:hyperlink r:id="rId130">
+      <w:hyperlink r:id="rId131">
         <w:r>
           <w:rPr>
             <w:lang w:val="id_ID" w:bidi="id_ID"/>
@@ -12120,7 +12334,7 @@
         </w:rPr>
         <w:t>Walaupun Yeremia berada di Yerusalem, Allah memberitahunya tentang apa yang terjadi di Babel. Demikian juga, Allah memberi tahu Yehezkiel di Babel mengenai peristiwa di Yerusalem (</w:t>
       </w:r>
-      <w:hyperlink r:id="rId131">
+      <w:hyperlink r:id="rId132">
         <w:r>
           <w:rPr>
             <w:lang w:val="id_ID" w:bidi="id_ID"/>
@@ -12156,7 +12370,7 @@
         </w:rPr>
         <w:t>Tuhan mengidentifikasi dua nabi yang menyebarkan kebohongan atas nama-Nya dan menghukum mereka dengan hukuman mati (</w:t>
       </w:r>
-      <w:hyperlink r:id="rId125">
+      <w:hyperlink r:id="rId126">
         <w:r>
           <w:rPr>
             <w:lang w:val="id_ID" w:bidi="id_ID"/>
@@ -12174,7 +12388,7 @@
         </w:rPr>
         <w:t xml:space="preserve">; bandingkan </w:t>
       </w:r>
-      <w:hyperlink r:id="rId132">
+      <w:hyperlink r:id="rId133">
         <w:r>
           <w:rPr>
             <w:lang w:val="id_ID" w:bidi="id_ID"/>
@@ -12192,7 +12406,7 @@
         </w:rPr>
         <w:t xml:space="preserve">; </w:t>
       </w:r>
-      <w:hyperlink r:id="rId133">
+      <w:hyperlink r:id="rId134">
         <w:r>
           <w:rPr>
             <w:lang w:val="id_ID" w:bidi="id_ID"/>
@@ -12258,7 +12472,7 @@
         </w:rPr>
         <w:t>Seorang nabi di Babel bernama Semaya tidak setuju dengan nasihat Yeremia bahwa para tawanan harus menerima masa pengasingan yang panjang (</w:t>
       </w:r>
-      <w:hyperlink r:id="rId134">
+      <w:hyperlink r:id="rId135">
         <w:r>
           <w:rPr>
             <w:lang w:val="id_ID" w:bidi="id_ID"/>
@@ -12432,7 +12646,7 @@
         </w:rPr>
         <w:t>Serangkaian pesan ini sebagian besar bersifat positif, dengan hanya dua ayat yang memiliki nada menghakimi (</w:t>
       </w:r>
-      <w:hyperlink r:id="rId135">
+      <w:hyperlink r:id="rId136">
         <w:r>
           <w:rPr>
             <w:lang w:val="id_ID" w:bidi="id_ID"/>
@@ -12550,7 +12764,7 @@
         </w:rPr>
         <w:t xml:space="preserve">Pesan-pesan yang baru ini membangun tema dari </w:t>
       </w:r>
-      <w:hyperlink r:id="rId136">
+      <w:hyperlink r:id="rId137">
         <w:r>
           <w:rPr>
             <w:lang w:val="id_ID" w:bidi="id_ID"/>
@@ -12568,7 +12782,7 @@
         </w:rPr>
         <w:t xml:space="preserve"> (lihat </w:t>
       </w:r>
-      <w:hyperlink r:id="rId137">
+      <w:hyperlink r:id="rId138">
         <w:r>
           <w:rPr>
             <w:lang w:val="id_ID" w:bidi="id_ID"/>
@@ -12586,7 +12800,7 @@
         </w:rPr>
         <w:t xml:space="preserve">; </w:t>
       </w:r>
-      <w:hyperlink r:id="rId138">
+      <w:hyperlink r:id="rId139">
         <w:r>
           <w:rPr>
             <w:lang w:val="id_ID" w:bidi="id_ID"/>
@@ -12604,7 +12818,7 @@
         </w:rPr>
         <w:t xml:space="preserve">; </w:t>
       </w:r>
-      <w:hyperlink r:id="rId139">
+      <w:hyperlink r:id="rId140">
         <w:r>
           <w:rPr>
             <w:lang w:val="id_ID" w:bidi="id_ID"/>
@@ -12647,7 +12861,7 @@
         </w:rPr>
         <w:t>: Pemulangan besar pertama dari pengasingan terjadi pada tahun 538 SM (</w:t>
       </w:r>
-      <w:hyperlink r:id="rId140">
+      <w:hyperlink r:id="rId141">
         <w:r>
           <w:rPr>
             <w:lang w:val="id_ID" w:bidi="id_ID"/>
@@ -12665,7 +12879,7 @@
         </w:rPr>
         <w:t>), yang kedua pada tahun 458 SM (</w:t>
       </w:r>
-      <w:hyperlink r:id="rId141">
+      <w:hyperlink r:id="rId142">
         <w:r>
           <w:rPr>
             <w:lang w:val="id_ID" w:bidi="id_ID"/>
@@ -12683,7 +12897,7 @@
         </w:rPr>
         <w:t>), dan yang ketiga pada tahun 445 SM (</w:t>
       </w:r>
-      <w:hyperlink r:id="rId142">
+      <w:hyperlink r:id="rId143">
         <w:r>
           <w:rPr>
             <w:lang w:val="id_ID" w:bidi="id_ID"/>
@@ -12867,7 +13081,7 @@
         </w:rPr>
         <w:t>Tuhan akan menyediakan seorang raja dari keturunan Daud yang akan disebut Mesias (</w:t>
       </w:r>
-      <w:hyperlink r:id="rId143">
+      <w:hyperlink r:id="rId144">
         <w:r>
           <w:rPr>
             <w:lang w:val="id_ID" w:bidi="id_ID"/>
@@ -12885,7 +13099,7 @@
         </w:rPr>
         <w:t xml:space="preserve">; </w:t>
       </w:r>
-      <w:hyperlink r:id="rId144">
+      <w:hyperlink r:id="rId145">
         <w:r>
           <w:rPr>
             <w:lang w:val="id_ID" w:bidi="id_ID"/>
@@ -12903,7 +13117,7 @@
         </w:rPr>
         <w:t xml:space="preserve">; </w:t>
       </w:r>
-      <w:hyperlink r:id="rId145">
+      <w:hyperlink r:id="rId146">
         <w:r>
           <w:rPr>
             <w:lang w:val="id_ID" w:bidi="id_ID"/>
@@ -12921,7 +13135,7 @@
         </w:rPr>
         <w:t xml:space="preserve">; </w:t>
       </w:r>
-      <w:hyperlink r:id="rId146">
+      <w:hyperlink r:id="rId147">
         <w:r>
           <w:rPr>
             <w:lang w:val="id_ID" w:bidi="id_ID"/>
@@ -12939,7 +13153,7 @@
         </w:rPr>
         <w:t xml:space="preserve">; </w:t>
       </w:r>
-      <w:hyperlink r:id="rId147">
+      <w:hyperlink r:id="rId148">
         <w:r>
           <w:rPr>
             <w:lang w:val="id_ID" w:bidi="id_ID"/>
@@ -12957,7 +13171,7 @@
         </w:rPr>
         <w:t xml:space="preserve">; </w:t>
       </w:r>
-      <w:hyperlink r:id="rId148">
+      <w:hyperlink r:id="rId149">
         <w:r>
           <w:rPr>
             <w:lang w:val="id_ID" w:bidi="id_ID"/>
@@ -12975,7 +13189,7 @@
         </w:rPr>
         <w:t xml:space="preserve">; </w:t>
       </w:r>
-      <w:hyperlink r:id="rId149">
+      <w:hyperlink r:id="rId150">
         <w:r>
           <w:rPr>
             <w:lang w:val="id_ID" w:bidi="id_ID"/>
@@ -13179,7 +13393,7 @@
         </w:rPr>
         <w:t xml:space="preserve">: Tuhan menggunakan istilah ini untuk merujuk pada bangsa-bangsa, terutama Mesir, yang telah menjadi sahabat kepercayaan Yehuda (lihat </w:t>
       </w:r>
-      <w:hyperlink r:id="rId150">
+      <w:hyperlink r:id="rId151">
         <w:r>
           <w:rPr>
             <w:lang w:val="id_ID" w:bidi="id_ID"/>
@@ -13197,7 +13411,7 @@
         </w:rPr>
         <w:t xml:space="preserve">; </w:t>
       </w:r>
-      <w:hyperlink r:id="rId151">
+      <w:hyperlink r:id="rId152">
         <w:r>
           <w:rPr>
             <w:lang w:val="id_ID" w:bidi="id_ID"/>
@@ -13318,7 +13532,7 @@
         </w:rPr>
         <w:t xml:space="preserve">: Lihat </w:t>
       </w:r>
-      <w:hyperlink r:id="rId152">
+      <w:hyperlink r:id="rId153">
         <w:r>
           <w:rPr>
             <w:lang w:val="id_ID" w:bidi="id_ID"/>
@@ -13459,7 +13673,7 @@
         </w:rPr>
         <w:t>Nehemia memimpin pembangunan kembali tembok Yerusalem pada tahun 445 SM (</w:t>
       </w:r>
-      <w:hyperlink r:id="rId153">
+      <w:hyperlink r:id="rId154">
         <w:r>
           <w:rPr>
             <w:lang w:val="id_ID" w:bidi="id_ID"/>
@@ -13573,7 +13787,7 @@
         </w:rPr>
         <w:t>Tuhan ingin membentuk sebuah bangsa di mana orang-orang sepenuhnya mengabdikan diri untuk menyembah-Nya sebagai satu-satunya Allah yang benar (</w:t>
       </w:r>
-      <w:hyperlink r:id="rId99">
+      <w:hyperlink r:id="rId100">
         <w:r>
           <w:rPr>
             <w:lang w:val="id_ID" w:bidi="id_ID"/>
@@ -13591,7 +13805,7 @@
         </w:rPr>
         <w:t xml:space="preserve">; </w:t>
       </w:r>
-      <w:hyperlink r:id="rId154">
+      <w:hyperlink r:id="rId155">
         <w:r>
           <w:rPr>
             <w:lang w:val="id_ID" w:bidi="id_ID"/>
@@ -13885,7 +14099,7 @@
         </w:rPr>
         <w:t xml:space="preserve">Pada masa lampau, Tuhan menampakkan diri ketika peristiwa Keluaran (lihat </w:t>
       </w:r>
-      <w:hyperlink r:id="rId155">
+      <w:hyperlink r:id="rId156">
         <w:r>
           <w:rPr>
             <w:lang w:val="id_ID" w:bidi="id_ID"/>
@@ -13903,7 +14117,7 @@
         </w:rPr>
         <w:t xml:space="preserve">; </w:t>
       </w:r>
-      <w:hyperlink r:id="rId156">
+      <w:hyperlink r:id="rId157">
         <w:r>
           <w:rPr>
             <w:lang w:val="id_ID" w:bidi="id_ID"/>
@@ -13921,7 +14135,7 @@
         </w:rPr>
         <w:t xml:space="preserve">; </w:t>
       </w:r>
-      <w:hyperlink r:id="rId157">
+      <w:hyperlink r:id="rId158">
         <w:r>
           <w:rPr>
             <w:lang w:val="id_ID" w:bidi="id_ID"/>
@@ -13939,7 +14153,7 @@
         </w:rPr>
         <w:t xml:space="preserve">; </w:t>
       </w:r>
-      <w:hyperlink r:id="rId158">
+      <w:hyperlink r:id="rId159">
         <w:r>
           <w:rPr>
             <w:lang w:val="id_ID" w:bidi="id_ID"/>
@@ -13957,7 +14171,7 @@
         </w:rPr>
         <w:t xml:space="preserve">; </w:t>
       </w:r>
-      <w:hyperlink r:id="rId159">
+      <w:hyperlink r:id="rId160">
         <w:r>
           <w:rPr>
             <w:lang w:val="id_ID" w:bidi="id_ID"/>
@@ -13975,7 +14189,7 @@
         </w:rPr>
         <w:t xml:space="preserve">; </w:t>
       </w:r>
-      <w:hyperlink r:id="rId160">
+      <w:hyperlink r:id="rId161">
         <w:r>
           <w:rPr>
             <w:lang w:val="id_ID" w:bidi="id_ID"/>
@@ -13993,7 +14207,7 @@
         </w:rPr>
         <w:t xml:space="preserve">, </w:t>
       </w:r>
-      <w:hyperlink r:id="rId161">
+      <w:hyperlink r:id="rId162">
         <w:r>
           <w:rPr>
             <w:lang w:val="id_ID" w:bidi="id_ID"/>
@@ -14011,7 +14225,7 @@
         </w:rPr>
         <w:t xml:space="preserve">, </w:t>
       </w:r>
-      <w:hyperlink r:id="rId162">
+      <w:hyperlink r:id="rId163">
         <w:r>
           <w:rPr>
             <w:lang w:val="id_ID" w:bidi="id_ID"/>
@@ -14029,7 +14243,7 @@
         </w:rPr>
         <w:t xml:space="preserve">; </w:t>
       </w:r>
-      <w:hyperlink r:id="rId163">
+      <w:hyperlink r:id="rId164">
         <w:r>
           <w:rPr>
             <w:lang w:val="id_ID" w:bidi="id_ID"/>
@@ -14047,7 +14261,7 @@
         </w:rPr>
         <w:t xml:space="preserve">, </w:t>
       </w:r>
-      <w:hyperlink r:id="rId164">
+      <w:hyperlink r:id="rId165">
         <w:r>
           <w:rPr>
             <w:lang w:val="id_ID" w:bidi="id_ID"/>
@@ -14209,7 +14423,7 @@
         </w:rPr>
         <w:t>Dalam bangsa yang sepenuhnya dipulihkan, kerajaan tidak akan terpecah lagi (</w:t>
       </w:r>
-      <w:hyperlink r:id="rId165">
+      <w:hyperlink r:id="rId166">
         <w:r>
           <w:rPr>
             <w:lang w:val="id_ID" w:bidi="id_ID"/>
@@ -14227,7 +14441,7 @@
         </w:rPr>
         <w:t xml:space="preserve">; </w:t>
       </w:r>
-      <w:hyperlink r:id="rId166">
+      <w:hyperlink r:id="rId167">
         <w:r>
           <w:rPr>
             <w:lang w:val="id_ID" w:bidi="id_ID"/>
@@ -14363,7 +14577,7 @@
         </w:rPr>
         <w:t>Kelompok besar orang buangan yang kembali pada tahun 538 hingga 536 Sebelum Masehi berjumlah 49.697 (</w:t>
       </w:r>
-      <w:hyperlink r:id="rId167">
+      <w:hyperlink r:id="rId168">
         <w:r>
           <w:rPr>
             <w:lang w:val="id_ID" w:bidi="id_ID"/>
@@ -14429,7 +14643,7 @@
         </w:rPr>
         <w:t>Mereka yang kembali ke tanah air mereka akan menangis dengan sukacita, mengetahui bahwa Tuhan adalah gembala mereka (</w:t>
       </w:r>
-      <w:hyperlink r:id="rId168">
+      <w:hyperlink r:id="rId169">
         <w:r>
           <w:rPr>
             <w:lang w:val="id_ID" w:bidi="id_ID"/>
@@ -14447,7 +14661,7 @@
         </w:rPr>
         <w:t xml:space="preserve">) dan merasa aman (lihat </w:t>
       </w:r>
-      <w:hyperlink r:id="rId169">
+      <w:hyperlink r:id="rId170">
         <w:r>
           <w:rPr>
             <w:lang w:val="id_ID" w:bidi="id_ID"/>
@@ -14657,7 +14871,7 @@
         </w:rPr>
         <w:t xml:space="preserve">Tuhan akan menggantikan dukacita sebuah pengalaman sehari-hari dalam pembuangan dengan penghiburan serta sukacita yang berkelanjutan (lihat </w:t>
       </w:r>
-      <w:hyperlink r:id="rId170">
+      <w:hyperlink r:id="rId171">
         <w:r>
           <w:rPr>
             <w:lang w:val="id_ID" w:bidi="id_ID"/>
@@ -14675,7 +14889,7 @@
         </w:rPr>
         <w:t xml:space="preserve">; </w:t>
       </w:r>
-      <w:hyperlink r:id="rId171">
+      <w:hyperlink r:id="rId172">
         <w:r>
           <w:rPr>
             <w:lang w:val="id_ID" w:bidi="id_ID"/>
@@ -14741,7 +14955,7 @@
         </w:rPr>
         <w:t>Para imam dan orang-orang akan memiliki banyak uang karena mereka akan membayar persepuluhan mereka daripada mengambil dari Allah (</w:t>
       </w:r>
-      <w:hyperlink r:id="rId172">
+      <w:hyperlink r:id="rId173">
         <w:r>
           <w:rPr>
             <w:lang w:val="id_ID" w:bidi="id_ID"/>
@@ -14823,7 +15037,7 @@
           <w:lang w:val="id_ID" w:bidi="id_ID"/>
         </w:rPr>
       </w:r>
-      <w:hyperlink r:id="rId173">
+      <w:hyperlink r:id="rId174">
         <w:r>
           <w:rPr>
             <w:lang w:val="id_ID" w:bidi="id_ID"/>
@@ -15094,7 +15308,7 @@
         </w:rPr>
         <w:t xml:space="preserve">Orang-orang yang dalam pembuangan selalu ada dalam pikiran Tuhan. Allah merespons pertobatan mereka dengan kasih seorang Bapa kepada anak-anaknya yang hilang (bandingkan </w:t>
       </w:r>
-      <w:hyperlink r:id="rId174">
+      <w:hyperlink r:id="rId175">
         <w:r>
           <w:rPr>
             <w:lang w:val="id_ID" w:bidi="id_ID"/>
@@ -15215,7 +15429,7 @@
         </w:rPr>
         <w:t>Tampaknya Yeremia atau juru tulisnya tertidur dan tiba-tiba terbangun. Tidurnya sangat nyenyak, seperti perhentian dan sukacita yang dijanjikan oleh Tuhan (</w:t>
       </w:r>
-      <w:hyperlink r:id="rId175">
+      <w:hyperlink r:id="rId176">
         <w:r>
           <w:rPr>
             <w:lang w:val="id_ID" w:bidi="id_ID"/>
@@ -15329,7 +15543,7 @@
         </w:rPr>
         <w:t xml:space="preserve">Masa depan melibatkan kembalinya orang-orang yang di pembuangan ke Tanah Perjanjian. Tuhan telah berjanji untuk menanam dan membangun mereka di sana (lihat </w:t>
       </w:r>
-      <w:hyperlink r:id="rId16">
+      <w:hyperlink r:id="rId17">
         <w:r>
           <w:rPr>
             <w:lang w:val="id_ID" w:bidi="id_ID"/>
@@ -15395,7 +15609,7 @@
         </w:rPr>
         <w:t xml:space="preserve">Beberapa orang mengira peribahasa ini (kemungkinan salah paham dari </w:t>
       </w:r>
-      <w:hyperlink r:id="rId176">
+      <w:hyperlink r:id="rId177">
         <w:r>
           <w:rPr>
             <w:lang w:val="id_ID" w:bidi="id_ID"/>
@@ -15413,7 +15627,7 @@
         </w:rPr>
         <w:t xml:space="preserve">; </w:t>
       </w:r>
-      <w:hyperlink r:id="rId177">
+      <w:hyperlink r:id="rId178">
         <w:r>
           <w:rPr>
             <w:lang w:val="id_ID" w:bidi="id_ID"/>
@@ -15431,7 +15645,7 @@
         </w:rPr>
         <w:t xml:space="preserve">; </w:t>
       </w:r>
-      <w:hyperlink r:id="rId178">
+      <w:hyperlink r:id="rId179">
         <w:r>
           <w:rPr>
             <w:lang w:val="id_ID" w:bidi="id_ID"/>
@@ -15449,7 +15663,7 @@
         </w:rPr>
         <w:t xml:space="preserve">) berarti anak-anak yang tidak bersalah mati karena dosa orang tua mereka. Namun, Tuhan menjelaskan bahwa setiap orang dihukum atas dosa mereka sendiri (lihat </w:t>
       </w:r>
-      <w:hyperlink r:id="rId179">
+      <w:hyperlink r:id="rId180">
         <w:r>
           <w:rPr>
             <w:lang w:val="id_ID" w:bidi="id_ID"/>
@@ -15467,7 +15681,7 @@
         </w:rPr>
         <w:t xml:space="preserve">; </w:t>
       </w:r>
-      <w:hyperlink r:id="rId180">
+      <w:hyperlink r:id="rId181">
         <w:r>
           <w:rPr>
             <w:lang w:val="id_ID" w:bidi="id_ID"/>
@@ -15485,7 +15699,7 @@
         </w:rPr>
         <w:t xml:space="preserve">; </w:t>
       </w:r>
-      <w:hyperlink r:id="rId181">
+      <w:hyperlink r:id="rId182">
         <w:r>
           <w:rPr>
             <w:lang w:val="id_ID" w:bidi="id_ID"/>
@@ -15551,7 +15765,7 @@
         </w:rPr>
         <w:t xml:space="preserve">Perjanjian baru dimulai ketika Yesus Kristus menyelesaikan misinya untuk menyelamatkan umat manusia di dunia (lihat </w:t>
       </w:r>
-      <w:hyperlink r:id="rId182">
+      <w:hyperlink r:id="rId183">
         <w:r>
           <w:rPr>
             <w:lang w:val="id_ID" w:bidi="id_ID"/>
@@ -15617,7 +15831,7 @@
         </w:rPr>
         <w:t xml:space="preserve">Perbedaan utama antara Perjanjian Baru dan yang dibuat Allah dengan nenek moyang mereka adalah bahwa Tuhan akan menulis perintah-Nya jauh di dalam hati umat-Nya (lihat </w:t>
       </w:r>
-      <w:hyperlink r:id="rId183">
+      <w:hyperlink r:id="rId184">
         <w:r>
           <w:rPr>
             <w:lang w:val="id_ID" w:bidi="id_ID"/>
@@ -15687,7 +15901,7 @@
         </w:rPr>
         <w:t xml:space="preserve">Perjanjian Lama harus diajarkan (lihat </w:t>
       </w:r>
-      <w:hyperlink r:id="rId184">
+      <w:hyperlink r:id="rId185">
         <w:r>
           <w:rPr>
             <w:lang w:val="id_ID" w:bidi="id_ID"/>
@@ -15755,7 +15969,7 @@
         </w:rPr>
         <w:t xml:space="preserve">: Setelah dosa diampuni, dosa tersebut tidak akan mengundang penghakiman ilahi (lihat </w:t>
       </w:r>
-      <w:hyperlink r:id="rId185">
+      <w:hyperlink r:id="rId186">
         <w:r>
           <w:rPr>
             <w:lang w:val="id_ID" w:bidi="id_ID"/>
@@ -15791,7 +16005,7 @@
         </w:rPr>
         <w:t xml:space="preserve">Kematian Yesus memulai Perjanjian Baru (lihat </w:t>
       </w:r>
-      <w:hyperlink r:id="rId186">
+      <w:hyperlink r:id="rId187">
         <w:r>
           <w:rPr>
             <w:lang w:val="id_ID" w:bidi="id_ID"/>
@@ -15809,7 +16023,7 @@
         </w:rPr>
         <w:t xml:space="preserve">; </w:t>
       </w:r>
-      <w:hyperlink r:id="rId187">
+      <w:hyperlink r:id="rId188">
         <w:r>
           <w:rPr>
             <w:lang w:val="id_ID" w:bidi="id_ID"/>
@@ -15827,7 +16041,7 @@
         </w:rPr>
         <w:t xml:space="preserve">; </w:t>
       </w:r>
-      <w:hyperlink r:id="rId188">
+      <w:hyperlink r:id="rId189">
         <w:r>
           <w:rPr>
             <w:lang w:val="id_ID" w:bidi="id_ID"/>
@@ -15845,7 +16059,7 @@
         </w:rPr>
         <w:t xml:space="preserve">; </w:t>
       </w:r>
-      <w:hyperlink r:id="rId189">
+      <w:hyperlink r:id="rId190">
         <w:r>
           <w:rPr>
             <w:lang w:val="id_ID" w:bidi="id_ID"/>
@@ -15863,7 +16077,7 @@
         </w:rPr>
         <w:t xml:space="preserve">; </w:t>
       </w:r>
-      <w:hyperlink r:id="rId190">
+      <w:hyperlink r:id="rId191">
         <w:r>
           <w:rPr>
             <w:lang w:val="id_ID" w:bidi="id_ID"/>
@@ -15881,7 +16095,7 @@
         </w:rPr>
         <w:t xml:space="preserve">; </w:t>
       </w:r>
-      <w:hyperlink r:id="rId191">
+      <w:hyperlink r:id="rId192">
         <w:r>
           <w:rPr>
             <w:lang w:val="id_ID" w:bidi="id_ID"/>
@@ -15899,7 +16113,7 @@
         </w:rPr>
         <w:t xml:space="preserve">; </w:t>
       </w:r>
-      <w:hyperlink r:id="rId192">
+      <w:hyperlink r:id="rId193">
         <w:r>
           <w:rPr>
             <w:lang w:val="id_ID" w:bidi="id_ID"/>
@@ -15917,7 +16131,7 @@
         </w:rPr>
         <w:t xml:space="preserve">; </w:t>
       </w:r>
-      <w:hyperlink r:id="rId193">
+      <w:hyperlink r:id="rId194">
         <w:r>
           <w:rPr>
             <w:lang w:val="id_ID" w:bidi="id_ID"/>
@@ -16031,7 +16245,7 @@
         </w:rPr>
         <w:t>Tuhan mengungkapkan rencana-Nya untuk membangun kembali Yerusalem. Menara Hananeel terletak di sudut timur laut kota lama. Gerbang Sudut berada di sudut barat laut (</w:t>
       </w:r>
-      <w:hyperlink r:id="rId194">
+      <w:hyperlink r:id="rId195">
         <w:r>
           <w:rPr>
             <w:lang w:val="id_ID" w:bidi="id_ID"/>
@@ -16049,7 +16263,7 @@
         </w:rPr>
         <w:t xml:space="preserve">; </w:t>
       </w:r>
-      <w:hyperlink r:id="rId195">
+      <w:hyperlink r:id="rId196">
         <w:r>
           <w:rPr>
             <w:lang w:val="id_ID" w:bidi="id_ID"/>
@@ -16167,7 +16381,7 @@
         </w:rPr>
         <w:t>Yerusalem akan menjadi kota suci yang abadi, hadir di alam surgawi dan di bumi baru (</w:t>
       </w:r>
-      <w:hyperlink r:id="rId196">
+      <w:hyperlink r:id="rId197">
         <w:r>
           <w:rPr>
             <w:lang w:val="id_ID" w:bidi="id_ID"/>
@@ -16215,7 +16429,7 @@
         </w:rPr>
         <w:t>) di sisi selatan kota, sedangkan Lembah Kidron berada di sebelah timur (</w:t>
       </w:r>
-      <w:hyperlink r:id="rId197">
+      <w:hyperlink r:id="rId198">
         <w:r>
           <w:rPr>
             <w:lang w:val="id_ID" w:bidi="id_ID"/>
@@ -16303,7 +16517,7 @@
         </w:rPr>
         <w:t>Yerusalem telah dikepung sejak Januari 588 SM (</w:t>
       </w:r>
-      <w:hyperlink r:id="rId46">
+      <w:hyperlink r:id="rId47">
         <w:r>
           <w:rPr>
             <w:lang w:val="id_ID" w:bidi="id_ID"/>
@@ -16339,7 +16553,7 @@
         </w:rPr>
         <w:t>Yeremia mendukung penyerahan kepada orang Babilonia, tetapi gagasan ini membuat marah banyak orang yang percaya bahwa mereka bisa melawan tentara asing. Untuk melindungi Yeremia, Zedekia memenjarakannya di pelataran penjaga (</w:t>
       </w:r>
-      <w:hyperlink r:id="rId198">
+      <w:hyperlink r:id="rId199">
         <w:r>
           <w:rPr>
             <w:lang w:val="id_ID" w:bidi="id_ID"/>
@@ -16457,7 +16671,7 @@
         </w:rPr>
         <w:t>Anatot adalah tempat kelahiran Yeremia (</w:t>
       </w:r>
-      <w:hyperlink r:id="rId199">
+      <w:hyperlink r:id="rId200">
         <w:r>
           <w:rPr>
             <w:lang w:val="id_ID" w:bidi="id_ID"/>
@@ -16493,7 +16707,7 @@
         </w:rPr>
         <w:t xml:space="preserve">Menurut hukum Ibrani, sepupu Yeremia harus terlebih dahulu menawarkan tanah tersebut kepada kerabat terdekatnya (lihat </w:t>
       </w:r>
-      <w:hyperlink r:id="rId200">
+      <w:hyperlink r:id="rId201">
         <w:r>
           <w:rPr>
             <w:lang w:val="id_ID" w:bidi="id_ID"/>
@@ -16511,7 +16725,7 @@
         </w:rPr>
         <w:t xml:space="preserve">, </w:t>
       </w:r>
-      <w:hyperlink r:id="rId201">
+      <w:hyperlink r:id="rId202">
         <w:r>
           <w:rPr>
             <w:lang w:val="id_ID" w:bidi="id_ID"/>
@@ -16529,7 +16743,7 @@
         </w:rPr>
         <w:t xml:space="preserve">; </w:t>
       </w:r>
-      <w:hyperlink r:id="rId202">
+      <w:hyperlink r:id="rId203">
         <w:r>
           <w:rPr>
             <w:lang w:val="id_ID" w:bidi="id_ID"/>
@@ -16611,7 +16825,7 @@
           <w:lang w:val="id_ID" w:bidi="id_ID"/>
         </w:rPr>
       </w:r>
-      <w:hyperlink r:id="rId203">
+      <w:hyperlink r:id="rId204">
         <w:r>
           <w:rPr>
             <w:lang w:val="id_ID" w:bidi="id_ID"/>
@@ -16677,7 +16891,7 @@
         </w:rPr>
         <w:t>Yeremia mengikuti prosedur hukum untuk membeli properti. Akta pembelian tersebut adalah lembaran papirus dengan ketentuan dalam bahasa Ibrani. Yeremia menandatangani, menyegel akta tersebut, dan membayar di hadapan saksi (</w:t>
       </w:r>
-      <w:hyperlink r:id="rId204">
+      <w:hyperlink r:id="rId205">
         <w:r>
           <w:rPr>
             <w:lang w:val="id_ID" w:bidi="id_ID"/>
@@ -16695,7 +16909,7 @@
         </w:rPr>
         <w:t xml:space="preserve">; </w:t>
       </w:r>
-      <w:hyperlink r:id="rId205">
+      <w:hyperlink r:id="rId206">
         <w:r>
           <w:rPr>
             <w:lang w:val="id_ID" w:bidi="id_ID"/>
@@ -16857,7 +17071,7 @@
         </w:rPr>
         <w:t>Yeremia menjelaskan alasan di balik pembeliannya: Dia sedang berinvestasi pada masa depan yang telah dijanjikan Allah. Suatu hari, orang-orang yang tersisa dari pembuangan akibat kehancuran Yehuda akan kembali, dan tanah yang saat ini tidak berharga akan menjadi produktif dan bernilai lagi. Yeremia telah meramalkan bahwa pembuangan akan berlangsung selama tujuh puluh tahun (</w:t>
       </w:r>
-      <w:hyperlink r:id="rId152">
+      <w:hyperlink r:id="rId153">
         <w:r>
           <w:rPr>
             <w:lang w:val="id_ID" w:bidi="id_ID"/>
@@ -16875,7 +17089,7 @@
         </w:rPr>
         <w:t xml:space="preserve">; </w:t>
       </w:r>
-      <w:hyperlink r:id="rId206">
+      <w:hyperlink r:id="rId207">
         <w:r>
           <w:rPr>
             <w:lang w:val="id_ID" w:bidi="id_ID"/>
@@ -17421,7 +17635,7 @@
         </w:rPr>
         <w:t>Yeremia masih bingung dengan perintah Tuhan untuk membeli ladang itu (</w:t>
       </w:r>
-      <w:hyperlink r:id="rId207">
+      <w:hyperlink r:id="rId208">
         <w:r>
           <w:rPr>
             <w:lang w:val="id_ID" w:bidi="id_ID"/>
@@ -17557,7 +17771,7 @@
         </w:rPr>
         <w:t>Tuhan menjawab kekhawatiran Yeremia (</w:t>
       </w:r>
-      <w:hyperlink r:id="rId208">
+      <w:hyperlink r:id="rId209">
         <w:r>
           <w:rPr>
             <w:lang w:val="id_ID" w:bidi="id_ID"/>
@@ -17645,7 +17859,7 @@
         </w:rPr>
         <w:t xml:space="preserve">Penyembahan Baal melibatkan keluarga dan seluruh bangsa (lihat </w:t>
       </w:r>
-      <w:hyperlink r:id="rId209">
+      <w:hyperlink r:id="rId210">
         <w:r>
           <w:rPr>
             <w:lang w:val="id_ID" w:bidi="id_ID"/>
@@ -17820,7 +18034,7 @@
         </w:rPr>
         <w:t xml:space="preserve">Kota ini dibangun pada masa pemerintahan Daud dan Salomo, ketika Yerusalem menjadi ibu kota Israel. Di kerajaan utara Israel, setiap raja mendorong penyembahan kepada ilah-ilah palsu. Di Yehuda, hanya beberapa raja yang mendorong penyembahan kepada Tuhan, tetapi upaya mereka biasanya tidak bertahan lama (misalnya, </w:t>
       </w:r>
-      <w:hyperlink r:id="rId210">
+      <w:hyperlink r:id="rId211">
         <w:r>
           <w:rPr>
             <w:lang w:val="id_ID" w:bidi="id_ID"/>
@@ -17838,7 +18052,7 @@
         </w:rPr>
         <w:t xml:space="preserve">; </w:t>
       </w:r>
-      <w:hyperlink r:id="rId211">
+      <w:hyperlink r:id="rId212">
         <w:r>
           <w:rPr>
             <w:lang w:val="id_ID" w:bidi="id_ID"/>
@@ -17856,7 +18070,7 @@
         </w:rPr>
         <w:t xml:space="preserve">; </w:t>
       </w:r>
-      <w:hyperlink r:id="rId212">
+      <w:hyperlink r:id="rId213">
         <w:r>
           <w:rPr>
             <w:lang w:val="id_ID" w:bidi="id_ID"/>
@@ -17874,7 +18088,7 @@
         </w:rPr>
         <w:t xml:space="preserve">; </w:t>
       </w:r>
-      <w:hyperlink r:id="rId213">
+      <w:hyperlink r:id="rId214">
         <w:r>
           <w:rPr>
             <w:lang w:val="id_ID" w:bidi="id_ID"/>
@@ -17892,7 +18106,7 @@
         </w:rPr>
         <w:t xml:space="preserve">; </w:t>
       </w:r>
-      <w:hyperlink r:id="rId214">
+      <w:hyperlink r:id="rId215">
         <w:r>
           <w:rPr>
             <w:lang w:val="id_ID" w:bidi="id_ID"/>
@@ -17910,7 +18124,7 @@
         </w:rPr>
         <w:t xml:space="preserve">, </w:t>
       </w:r>
-      <w:hyperlink r:id="rId215">
+      <w:hyperlink r:id="rId216">
         <w:r>
           <w:rPr>
             <w:lang w:val="id_ID" w:bidi="id_ID"/>
@@ -17928,7 +18142,7 @@
         </w:rPr>
         <w:t>). Kerajaan utara sudah dihancurkan (</w:t>
       </w:r>
-      <w:hyperlink r:id="rId216">
+      <w:hyperlink r:id="rId217">
         <w:r>
           <w:rPr>
             <w:lang w:val="id_ID" w:bidi="id_ID"/>
@@ -17946,7 +18160,7 @@
         </w:rPr>
         <w:t xml:space="preserve">), dan sekarang Tuhan memutuskan untuk memusnahkan kerajaan selatan Yehuda (lihat </w:t>
       </w:r>
-      <w:hyperlink r:id="rId217">
+      <w:hyperlink r:id="rId218">
         <w:r>
           <w:rPr>
             <w:lang w:val="id_ID" w:bidi="id_ID"/>
@@ -18012,7 +18226,7 @@
         </w:rPr>
         <w:t>Orang-orang telah berbuat dosa dengan mencemari Bait Allah dengan berhala-berhala yang mengerikan (</w:t>
       </w:r>
-      <w:hyperlink r:id="rId218">
+      <w:hyperlink r:id="rId219">
         <w:r>
           <w:rPr>
             <w:lang w:val="id_ID" w:bidi="id_ID"/>
@@ -18030,7 +18244,7 @@
         </w:rPr>
         <w:t xml:space="preserve">). Para pemimpin Yehuda juga mengorbankan anak-anak mereka kepada dewa orang Amon yang bernama Molokh (lihat </w:t>
       </w:r>
-      <w:hyperlink r:id="rId219">
+      <w:hyperlink r:id="rId220">
         <w:r>
           <w:rPr>
             <w:lang w:val="id_ID" w:bidi="id_ID"/>
@@ -18096,7 +18310,7 @@
         </w:rPr>
         <w:t xml:space="preserve">Yeremia menyampaikan semua yang Tuhan katakan kepadanya, meskipun pesan-pesan itu tampak bertentangan. Selama bertahun-tahun, Yeremia mengatakan bahwa Allah akan menghancurkan kota itu. Sekarang, dia mengatakan bahwa Allah akan membangunnya kembali. Bandingkan dengan </w:t>
       </w:r>
-      <w:hyperlink r:id="rId220">
+      <w:hyperlink r:id="rId221">
         <w:r>
           <w:rPr>
             <w:lang w:val="id_ID" w:bidi="id_ID"/>
@@ -18262,7 +18476,7 @@
         </w:rPr>
         <w:t>Perjanjian baru (</w:t>
       </w:r>
-      <w:hyperlink r:id="rId221">
+      <w:hyperlink r:id="rId222">
         <w:r>
           <w:rPr>
             <w:lang w:val="id_ID" w:bidi="id_ID"/>
@@ -18305,7 +18519,7 @@
         </w:rPr>
         <w:t>: Hubungan yang erat antara Allah dan umat-Nya akhirnya akan terwujud, seperti yang dimaksudkan oleh Perjanjian sejak awal (</w:t>
       </w:r>
-      <w:hyperlink r:id="rId222">
+      <w:hyperlink r:id="rId223">
         <w:r>
           <w:rPr>
             <w:lang w:val="id_ID" w:bidi="id_ID"/>
@@ -18323,7 +18537,7 @@
         </w:rPr>
         <w:t xml:space="preserve">; </w:t>
       </w:r>
-      <w:hyperlink r:id="rId223">
+      <w:hyperlink r:id="rId224">
         <w:r>
           <w:rPr>
             <w:lang w:val="id_ID" w:bidi="id_ID"/>
@@ -18341,7 +18555,7 @@
         </w:rPr>
         <w:t xml:space="preserve">; </w:t>
       </w:r>
-      <w:hyperlink r:id="rId224">
+      <w:hyperlink r:id="rId225">
         <w:r>
           <w:rPr>
             <w:lang w:val="id_ID" w:bidi="id_ID"/>
@@ -18359,7 +18573,7 @@
         </w:rPr>
         <w:t xml:space="preserve">; </w:t>
       </w:r>
-      <w:hyperlink r:id="rId225">
+      <w:hyperlink r:id="rId226">
         <w:r>
           <w:rPr>
             <w:lang w:val="id_ID" w:bidi="id_ID"/>
@@ -18377,7 +18591,7 @@
         </w:rPr>
         <w:t xml:space="preserve">; </w:t>
       </w:r>
-      <w:hyperlink r:id="rId226">
+      <w:hyperlink r:id="rId227">
         <w:r>
           <w:rPr>
             <w:lang w:val="id_ID" w:bidi="id_ID"/>
@@ -18498,7 +18712,7 @@
         </w:rPr>
         <w:t>: Tuhan tidak akan murka lagi kepada umat-Nya karena menyembah berhala atau merasa sedih karena menghukum mereka atas pelanggaran Perjanjian Lama. Dia tidak akan mencabut mereka lagi dari tanahnya (</w:t>
       </w:r>
-      <w:hyperlink r:id="rId16">
+      <w:hyperlink r:id="rId17">
         <w:r>
           <w:rPr>
             <w:lang w:val="id_ID" w:bidi="id_ID"/>
@@ -18619,7 +18833,7 @@
         </w:rPr>
         <w:t>: Tuhan langsung menjawab pertanyaan Yeremia (</w:t>
       </w:r>
-      <w:hyperlink r:id="rId208">
+      <w:hyperlink r:id="rId209">
         <w:r>
           <w:rPr>
             <w:lang w:val="id_ID" w:bidi="id_ID"/>
@@ -18637,7 +18851,7 @@
         </w:rPr>
         <w:t>). Yeremia menandatangani, menyegel, dan menyaksikan akta untuk properti warisannya (</w:t>
       </w:r>
-      <w:hyperlink r:id="rId227">
+      <w:hyperlink r:id="rId228">
         <w:r>
           <w:rPr>
             <w:lang w:val="id_ID" w:bidi="id_ID"/>
@@ -18725,7 +18939,7 @@
         </w:rPr>
         <w:t xml:space="preserve">Yeremia ditahan di pelataran penjaga di istana kerajaan dari akhir tahun 587 Sebelum Masehi, selama pengepungan, hingga Yerusalem jatuh pada Agustus 586 Sebelum Masehi (lihat </w:t>
       </w:r>
-      <w:hyperlink r:id="rId228">
+      <w:hyperlink r:id="rId229">
         <w:r>
           <w:rPr>
             <w:lang w:val="id_ID" w:bidi="id_ID"/>
@@ -18935,7 +19149,7 @@
         </w:rPr>
         <w:t>Tuhan berjanji untuk membersihkan dan mengampuni semua dosa pemberontakan mereka. Janji ini menjadi dasar dari Perjanjian Baru yang kekal (</w:t>
       </w:r>
-      <w:hyperlink r:id="rId229">
+      <w:hyperlink r:id="rId230">
         <w:r>
           <w:rPr>
             <w:lang w:val="id_ID" w:bidi="id_ID"/>
@@ -18953,7 +19167,7 @@
         </w:rPr>
         <w:t xml:space="preserve">; </w:t>
       </w:r>
-      <w:hyperlink r:id="rId230">
+      <w:hyperlink r:id="rId231">
         <w:r>
           <w:rPr>
             <w:lang w:val="id_ID" w:bidi="id_ID"/>
@@ -19067,7 +19281,7 @@
         </w:rPr>
         <w:t>Tujuh puluh tahun masa pembuangan akan terjadi terlebih dahulu, tetapi kutukan Tuhan (</w:t>
       </w:r>
-      <w:hyperlink r:id="rId231">
+      <w:hyperlink r:id="rId232">
         <w:r>
           <w:rPr>
             <w:lang w:val="id_ID" w:bidi="id_ID"/>
@@ -19085,7 +19299,7 @@
         </w:rPr>
         <w:t>) akan dibatalkan (</w:t>
       </w:r>
-      <w:hyperlink r:id="rId232">
+      <w:hyperlink r:id="rId233">
         <w:r>
           <w:rPr>
             <w:lang w:val="id_ID" w:bidi="id_ID"/>
@@ -19103,7 +19317,7 @@
         </w:rPr>
         <w:t>). Nyanyian akan menandai pemulihan ibadah (</w:t>
       </w:r>
-      <w:hyperlink r:id="rId233">
+      <w:hyperlink r:id="rId234">
         <w:r>
           <w:rPr>
             <w:lang w:val="id_ID" w:bidi="id_ID"/>
@@ -19121,7 +19335,7 @@
         </w:rPr>
         <w:t>). Ramalan ini terwujud pada tahun 538 hingga 536 SM, ketika ibadah di Yerusalem dipulihkan dan fondasi Bait Suci kedua diletakkan (</w:t>
       </w:r>
-      <w:hyperlink r:id="rId234">
+      <w:hyperlink r:id="rId235">
         <w:r>
           <w:rPr>
             <w:lang w:val="id_ID" w:bidi="id_ID"/>
@@ -19194,7 +19408,7 @@
         </w:rPr>
         <w:t xml:space="preserve">: Bandingkan dengan nubuat sebelumnya di </w:t>
       </w:r>
-      <w:hyperlink r:id="rId231">
+      <w:hyperlink r:id="rId232">
         <w:r>
           <w:rPr>
             <w:lang w:val="id_ID" w:bidi="id_ID"/>
@@ -19212,7 +19426,7 @@
         </w:rPr>
         <w:t xml:space="preserve"> dan </w:t>
       </w:r>
-      <w:hyperlink r:id="rId235">
+      <w:hyperlink r:id="rId236">
         <w:r>
           <w:rPr>
             <w:lang w:val="id_ID" w:bidi="id_ID"/>
@@ -19337,7 +19551,7 @@
         </w:rPr>
         <w:t>: Frasa ini merujuk pada peristiwa selain kembalinya para tawanan, seperti yang disebutkan oleh para nabi Tuhan (</w:t>
       </w:r>
-      <w:hyperlink r:id="rId236">
+      <w:hyperlink r:id="rId237">
         <w:r>
           <w:rPr>
             <w:lang w:val="id_ID" w:bidi="id_ID"/>
@@ -19355,7 +19569,7 @@
         </w:rPr>
         <w:t>). Mereka menunjuk pada pemenuhan Perjanjian Baru dari rencana Allah dalam Yesus Kristus, Sang Gembala yang Baik (</w:t>
       </w:r>
-      <w:hyperlink r:id="rId237">
+      <w:hyperlink r:id="rId238">
         <w:r>
           <w:rPr>
             <w:lang w:val="id_ID" w:bidi="id_ID"/>
@@ -19386,7 +19600,7 @@
         </w:rPr>
         <w:t xml:space="preserve"> </w:t>
       </w:r>
-      <w:hyperlink r:id="rId238">
+      <w:hyperlink r:id="rId239">
         <w:r>
           <w:rPr>
             <w:lang w:val="id_ID" w:bidi="id_ID"/>
@@ -19404,7 +19618,7 @@
         </w:rPr>
         <w:t xml:space="preserve">; </w:t>
       </w:r>
-      <w:hyperlink r:id="rId239">
+      <w:hyperlink r:id="rId240">
         <w:r>
           <w:rPr>
             <w:lang w:val="id_ID" w:bidi="id_ID"/>
@@ -19422,7 +19636,7 @@
         </w:rPr>
         <w:t xml:space="preserve">; </w:t>
       </w:r>
-      <w:hyperlink r:id="rId78">
+      <w:hyperlink r:id="rId79">
         <w:r>
           <w:rPr>
             <w:lang w:val="id_ID" w:bidi="id_ID"/>
@@ -19440,7 +19654,7 @@
         </w:rPr>
         <w:t xml:space="preserve">; </w:t>
       </w:r>
-      <w:hyperlink r:id="rId240">
+      <w:hyperlink r:id="rId241">
         <w:r>
           <w:rPr>
             <w:lang w:val="id_ID" w:bidi="id_ID"/>
@@ -19458,7 +19672,7 @@
         </w:rPr>
         <w:t xml:space="preserve">, </w:t>
       </w:r>
-      <w:hyperlink r:id="rId241">
+      <w:hyperlink r:id="rId242">
         <w:r>
           <w:rPr>
             <w:lang w:val="id_ID" w:bidi="id_ID"/>
@@ -19549,7 +19763,7 @@
         </w:rPr>
         <w:t>Melanjutkan diskusi tentang kekurangan Zedekia dan raja-raja lain dari dinasti Daud (</w:t>
       </w:r>
-      <w:hyperlink r:id="rId242">
+      <w:hyperlink r:id="rId243">
         <w:r>
           <w:rPr>
             <w:lang w:val="id_ID" w:bidi="id_ID"/>
@@ -19628,7 +19842,7 @@
         </w:rPr>
         <w:t xml:space="preserve"> lihat </w:t>
       </w:r>
-      <w:hyperlink r:id="rId243">
+      <w:hyperlink r:id="rId244">
         <w:r>
           <w:rPr>
             <w:lang w:val="id_ID" w:bidi="id_ID"/>
@@ -19755,7 +19969,7 @@
         </w:rPr>
         <w:t>Setelah para tawanan kembali ke Yerusalem, para imam Lewi memimpin ibadah di Bait Suci yang baru (</w:t>
       </w:r>
-      <w:hyperlink r:id="rId244">
+      <w:hyperlink r:id="rId245">
         <w:r>
           <w:rPr>
             <w:lang w:val="id_ID" w:bidi="id_ID"/>
@@ -19965,7 +20179,7 @@
         </w:rPr>
         <w:t>Bagian ini dimulai dengan ramalan tentang kejatuhan Yerusalem dan penangkapan Zedekia (</w:t>
       </w:r>
-      <w:hyperlink r:id="rId245">
+      <w:hyperlink r:id="rId246">
         <w:r>
           <w:rPr>
             <w:lang w:val="id_ID" w:bidi="id_ID"/>
@@ -19983,7 +20197,7 @@
         </w:rPr>
         <w:t>). Ramalan ini menjadi kenyataan menjelang akhir (</w:t>
       </w:r>
-      <w:hyperlink r:id="rId246">
+      <w:hyperlink r:id="rId247">
         <w:r>
           <w:rPr>
             <w:lang w:val="id_ID" w:bidi="id_ID"/>
@@ -20110,7 +20324,7 @@
         </w:rPr>
         <w:t xml:space="preserve"> Tuhan berjanji untuk melindungi Zedekia selama perang. Raja akan meninggal dengan damai dan menerima penghormatan dari orang-orang yang selamat dari pengepungan. Namun, lihat </w:t>
       </w:r>
-      <w:hyperlink r:id="rId247">
+      <w:hyperlink r:id="rId248">
         <w:r>
           <w:rPr>
             <w:lang w:val="id_ID" w:bidi="id_ID"/>
@@ -20176,7 +20390,7 @@
         </w:rPr>
         <w:t>Raja Rehabeam mengubah Lakhis dan Aseka menjadi benteng (</w:t>
       </w:r>
-      <w:hyperlink r:id="rId248">
+      <w:hyperlink r:id="rId249">
         <w:r>
           <w:rPr>
             <w:lang w:val="id_ID" w:bidi="id_ID"/>
@@ -20242,7 +20456,7 @@
         </w:rPr>
         <w:t>Zedekia memerintahkan orang-orang untuk membebaskan budak-budak mereka. Dia ingin mendapatkan perkenan dari Allah dengan mengikuti aturan Perjanjian tentang kepemilikan budak Ibrani (</w:t>
       </w:r>
-      <w:hyperlink r:id="rId249">
+      <w:hyperlink r:id="rId250">
         <w:r>
           <w:rPr>
             <w:lang w:val="id_ID" w:bidi="id_ID"/>
@@ -20260,7 +20474,7 @@
         </w:rPr>
         <w:t xml:space="preserve">). Aturan ini telah diabaikan sejak zaman Musa. Namun, perintah itu tidak efektif karena orang-orang segera melanggar janji yang baru ini. Mereka juga telah melanggar perjanjian mereka dengan Nebukadnezar (lihat </w:t>
       </w:r>
-      <w:hyperlink r:id="rId250">
+      <w:hyperlink r:id="rId251">
         <w:r>
           <w:rPr>
             <w:lang w:val="id_ID" w:bidi="id_ID"/>
@@ -20326,7 +20540,7 @@
         </w:rPr>
         <w:t>Berikut adalah contoh orang yang tidak setia (mereka yang melanggar perjanjian) (</w:t>
       </w:r>
-      <w:hyperlink r:id="rId251">
+      <w:hyperlink r:id="rId252">
         <w:r>
           <w:rPr>
             <w:lang w:val="id_ID" w:bidi="id_ID"/>
@@ -20344,7 +20558,7 @@
         </w:rPr>
         <w:t>) dan orang yang setia (mereka yang memegang perjanjian) (</w:t>
       </w:r>
-      <w:hyperlink r:id="rId252">
+      <w:hyperlink r:id="rId253">
         <w:r>
           <w:rPr>
             <w:lang w:val="id_ID" w:bidi="id_ID"/>
@@ -20410,7 +20624,7 @@
         </w:rPr>
         <w:t xml:space="preserve">Pemilik budak melakukan hal yang benar dengan membebaskan budak mereka; mereka mengikuti perintah Allah. Namun, mereka membuat janji di Bait Suci, dan ketika mereka melanggarnya, mereka tidak menghormati nama Allah dan menunjukkan penghinaan (melanggar aturan dalam </w:t>
       </w:r>
-      <w:hyperlink r:id="rId253">
+      <w:hyperlink r:id="rId254">
         <w:r>
           <w:rPr>
             <w:lang w:val="id_ID" w:bidi="id_ID"/>
@@ -20476,7 +20690,7 @@
         </w:rPr>
         <w:t xml:space="preserve">Karena mereka melanggar perjanjian, Tuhan akan menarik perlindungan-Nya dari mereka. Ungkapan ini merujuk pada upacara perjanjian di mana mereka membunuh dan membelah anak sapi dari kepala hingga ekor menjadi dua bagian. Mereka yang membuat perjanjian berjalan di antara potongan-potongan tersebut untuk menunjukkan persetujuan mereka untuk dipotong jika melanggar perjanjian tersebut (lihat </w:t>
       </w:r>
-      <w:hyperlink r:id="rId254">
+      <w:hyperlink r:id="rId255">
         <w:r>
           <w:rPr>
             <w:lang w:val="id_ID" w:bidi="id_ID"/>
@@ -20542,7 +20756,7 @@
         </w:rPr>
         <w:t>Firaun Hofra memiliki perjanjian dengan Zedekia untuk membantunya jika diserang (</w:t>
       </w:r>
-      <w:hyperlink r:id="rId255">
+      <w:hyperlink r:id="rId256">
         <w:r>
           <w:rPr>
             <w:lang w:val="id_ID" w:bidi="id_ID"/>
@@ -20560,7 +20774,7 @@
         </w:rPr>
         <w:t xml:space="preserve">; </w:t>
       </w:r>
-      <w:hyperlink r:id="rId256">
+      <w:hyperlink r:id="rId257">
         <w:r>
           <w:rPr>
             <w:lang w:val="id_ID" w:bidi="id_ID"/>
@@ -20578,7 +20792,7 @@
         </w:rPr>
         <w:t>). Orang Babilonia meninggalkan Yerusalem untuk berperang melawan Firaun Hofra (</w:t>
       </w:r>
-      <w:hyperlink r:id="rId257">
+      <w:hyperlink r:id="rId258">
         <w:r>
           <w:rPr>
             <w:lang w:val="id_ID" w:bidi="id_ID"/>
@@ -20644,7 +20858,7 @@
         </w:rPr>
         <w:t xml:space="preserve">Peristiwa ini terjadi ketika Yoyakim menjadi raja, selama serangan pertama Babilonia ke Yerusalem pada tahun 605 SM (lihat </w:t>
       </w:r>
-      <w:hyperlink r:id="rId258">
+      <w:hyperlink r:id="rId259">
         <w:r>
           <w:rPr>
             <w:lang w:val="id_ID" w:bidi="id_ID"/>
@@ -20806,7 +21020,7 @@
         </w:rPr>
         <w:t>Orang Rekhab adalah keturunan Yonadab, anak Rekhab, seorang Keni yang melayani di bawah Yehu, raja Israel (</w:t>
       </w:r>
-      <w:hyperlink r:id="rId259">
+      <w:hyperlink r:id="rId260">
         <w:r>
           <w:rPr>
             <w:lang w:val="id_ID" w:bidi="id_ID"/>
@@ -20824,7 +21038,7 @@
         </w:rPr>
         <w:t xml:space="preserve">, </w:t>
       </w:r>
-      <w:hyperlink r:id="rId260">
+      <w:hyperlink r:id="rId261">
         <w:r>
           <w:rPr>
             <w:lang w:val="id_ID" w:bidi="id_ID"/>
@@ -20842,7 +21056,7 @@
         </w:rPr>
         <w:t xml:space="preserve">; </w:t>
       </w:r>
-      <w:hyperlink r:id="rId261">
+      <w:hyperlink r:id="rId262">
         <w:r>
           <w:rPr>
             <w:lang w:val="id_ID" w:bidi="id_ID"/>
@@ -21196,7 +21410,7 @@
         </w:rPr>
         <w:t xml:space="preserve">Seorang keturunan Yonadab, anak Recab, kembali dari Babel setelah masa Pembuangan. Dia berperan dalam membangun kembali tembok Yerusalem (lihat </w:t>
       </w:r>
-      <w:hyperlink r:id="rId262">
+      <w:hyperlink r:id="rId263">
         <w:r>
           <w:rPr>
             <w:lang w:val="id_ID" w:bidi="id_ID"/>
@@ -21348,7 +21562,7 @@
         </w:rPr>
         <w:t>Deskripsi mengenai tanggapan sinis Yoyakim terhadap panggilan Allah untuk bertobat dan taat (</w:t>
       </w:r>
-      <w:hyperlink r:id="rId263">
+      <w:hyperlink r:id="rId264">
         <w:r>
           <w:rPr>
             <w:lang w:val="id_ID" w:bidi="id_ID"/>
@@ -21366,7 +21580,7 @@
         </w:rPr>
         <w:t xml:space="preserve">, </w:t>
       </w:r>
-      <w:hyperlink r:id="rId264">
+      <w:hyperlink r:id="rId265">
         <w:r>
           <w:rPr>
             <w:lang w:val="id_ID" w:bidi="id_ID"/>
@@ -21658,7 +21872,7 @@
         </w:rPr>
         <w:t>Yeremia menjelaskan alasan dia menulis gulungan kitab itu (</w:t>
       </w:r>
-      <w:hyperlink r:id="rId263">
+      <w:hyperlink r:id="rId264">
         <w:r>
           <w:rPr>
             <w:lang w:val="id_ID" w:bidi="id_ID"/>
@@ -21808,7 +22022,7 @@
         </w:rPr>
         <w:t>: Barukh memperoleh izin dari pejabat tinggi ini untuk membacakan kepada publik. Tempat yang tinggi ini terletak dekat pintu masuk Gerbang Baru, dekat dengan lokasi di mana pengadilan publik Yeremia berlangsung beberapa tahun sebelumnya (</w:t>
       </w:r>
-      <w:hyperlink r:id="rId265">
+      <w:hyperlink r:id="rId266">
         <w:r>
           <w:rPr>
             <w:lang w:val="id_ID" w:bidi="id_ID"/>
@@ -21844,7 +22058,7 @@
         </w:rPr>
         <w:t>Gemarya memiliki warisan ilahi. Ayahnya, Safan, turut serta dalam pembacaan gulungan oleh Yosia yang ditemukan di Bait Suci (</w:t>
       </w:r>
-      <w:hyperlink r:id="rId266">
+      <w:hyperlink r:id="rId267">
         <w:r>
           <w:rPr>
             <w:lang w:val="id_ID" w:bidi="id_ID"/>
@@ -22150,7 +22364,7 @@
         </w:rPr>
         <w:t>Yoyakim sangat tidak bersahabat dan keras kepala sehingga setelah mendengar tiga atau empat kolom dari gulungan kitab, dia memotong bagian tersebut dengan pisau tajam dan melemparkannya ke dalam api. Ayah Yoyakim, Yosia, bereaksi sangat berbeda ketika dia mendengar Kitab Hukum yang baru ditemukan (</w:t>
       </w:r>
-      <w:hyperlink r:id="rId267">
+      <w:hyperlink r:id="rId268">
         <w:r>
           <w:rPr>
             <w:lang w:val="id_ID" w:bidi="id_ID"/>
@@ -22373,7 +22587,7 @@
         </w:rPr>
         <w:t xml:space="preserve">Meninggal tanpa ahli waris atau pemakaman yang layak dianggap sebagai nasib terburuk (lihat </w:t>
       </w:r>
-      <w:hyperlink r:id="rId268">
+      <w:hyperlink r:id="rId269">
         <w:r>
           <w:rPr>
             <w:lang w:val="id_ID" w:bidi="id_ID"/>
@@ -22391,7 +22605,7 @@
         </w:rPr>
         <w:t xml:space="preserve">; </w:t>
       </w:r>
-      <w:hyperlink r:id="rId269">
+      <w:hyperlink r:id="rId270">
         <w:r>
           <w:rPr>
             <w:lang w:val="id_ID" w:bidi="id_ID"/>
@@ -22409,7 +22623,7 @@
         </w:rPr>
         <w:t>). Putra Yoyakim, Yoyakhin, memerintah hanya selama tiga bulan. Berbeda dengan ayahnya, Yoyakhin mendengarkan peringatan Yeremia dan menyerah kepada orang Babel. Mereka membawanya dan orang-orang lainnya ke Babel sebagai tawanan (</w:t>
       </w:r>
-      <w:hyperlink r:id="rId270">
+      <w:hyperlink r:id="rId271">
         <w:r>
           <w:rPr>
             <w:lang w:val="id_ID" w:bidi="id_ID"/>
@@ -22427,7 +22641,7 @@
         </w:rPr>
         <w:t xml:space="preserve">; </w:t>
       </w:r>
-      <w:hyperlink r:id="rId89">
+      <w:hyperlink r:id="rId90">
         <w:r>
           <w:rPr>
             <w:lang w:val="id_ID" w:bidi="id_ID"/>
@@ -22541,7 +22755,7 @@
         </w:rPr>
         <w:t xml:space="preserve">Fokus sekarang kembali kepada Zedekia, yang menjadi raja Yehuda setelah keponakannya Yoyakhin. Bab-bab ini menggambarkan pertemuan antara Zedekia dan Yeremia, menyoroti perjuangan Zedekia untuk sepenuhnya berkomitmen pada firman Allah (bandingkan </w:t>
       </w:r>
-      <w:hyperlink r:id="rId271">
+      <w:hyperlink r:id="rId272">
         <w:r>
           <w:rPr>
             <w:lang w:val="id_ID" w:bidi="id_ID"/>
@@ -22559,7 +22773,7 @@
         </w:rPr>
         <w:t>). Zedekia adalah contoh klasik dari seseorang dengan kesetiaan yang terbagi (</w:t>
       </w:r>
-      <w:hyperlink r:id="rId272">
+      <w:hyperlink r:id="rId273">
         <w:r>
           <w:rPr>
             <w:lang w:val="id_ID" w:bidi="id_ID"/>
@@ -22625,7 +22839,7 @@
         </w:rPr>
         <w:t xml:space="preserve">Zedekia meminta doa, berharap doa Yeremia akan secara ajaib mengalahkan musuh (lihat </w:t>
       </w:r>
-      <w:hyperlink r:id="rId273">
+      <w:hyperlink r:id="rId274">
         <w:r>
           <w:rPr>
             <w:lang w:val="id_ID" w:bidi="id_ID"/>
@@ -22751,7 +22965,7 @@
         </w:rPr>
         <w:t>Tuhan menjawab doa Yeremia (</w:t>
       </w:r>
-      <w:hyperlink r:id="rId274">
+      <w:hyperlink r:id="rId275">
         <w:r>
           <w:rPr>
             <w:lang w:val="id_ID" w:bidi="id_ID"/>
@@ -22817,7 +23031,7 @@
         </w:rPr>
         <w:t>Ketika orang-orang Babilonia pergi menghadapi orang Mesir, Yeremia berjalan sejauh tiga mil ke utara menuju kampung halamannya, Anatot. Dia ingin mengklaim tanah bagiannya dari antara kerabatnya dan melihat tanah yang baru dibelinya (</w:t>
       </w:r>
-      <w:hyperlink r:id="rId275">
+      <w:hyperlink r:id="rId276">
         <w:r>
           <w:rPr>
             <w:lang w:val="id_ID" w:bidi="id_ID"/>
@@ -22931,7 +23145,7 @@
         </w:rPr>
         <w:t>Raja bertanya kepada Yeremia tentang pesan lain dari Tuhan, menunjukkan ketakutannya terhadap masa depan. Dia masih berharap Tuhan akan mengalahkan orang-orang Babilonia. Yeremia dengan cepat dan tegas mengatakan bahwa tidak ada harapan untuk campur tangan ilahi seperti yang menghancurkan tentara Asyur pada masa pemerintahan Hizkia (</w:t>
       </w:r>
-      <w:hyperlink r:id="rId276">
+      <w:hyperlink r:id="rId277">
         <w:r>
           <w:rPr>
             <w:lang w:val="id_ID" w:bidi="id_ID"/>
@@ -23097,7 +23311,7 @@
         </w:rPr>
         <w:t xml:space="preserve">Gedalya yang disebutkan di sini memiliki ayah yang berbeda dari Gedalya di </w:t>
       </w:r>
-      <w:hyperlink r:id="rId277">
+      <w:hyperlink r:id="rId278">
         <w:r>
           <w:rPr>
             <w:lang w:val="id_ID" w:bidi="id_ID"/>
@@ -23133,7 +23347,7 @@
         </w:rPr>
         <w:t xml:space="preserve">Pasyhur pertama mungkin adalah orang yang disebutkan dalam </w:t>
       </w:r>
-      <w:hyperlink r:id="rId278">
+      <w:hyperlink r:id="rId279">
         <w:r>
           <w:rPr>
             <w:lang w:val="id_ID" w:bidi="id_ID"/>
@@ -23391,7 +23605,7 @@
         </w:rPr>
         <w:t xml:space="preserve">Orang Etiopia (bandingkan </w:t>
       </w:r>
-      <w:hyperlink r:id="rId279">
+      <w:hyperlink r:id="rId280">
         <w:r>
           <w:rPr>
             <w:lang w:val="id_ID" w:bidi="id_ID"/>
@@ -23409,7 +23623,7 @@
         </w:rPr>
         <w:t xml:space="preserve">; </w:t>
       </w:r>
-      <w:hyperlink r:id="rId280">
+      <w:hyperlink r:id="rId281">
         <w:r>
           <w:rPr>
             <w:lang w:val="id_ID" w:bidi="id_ID"/>
@@ -23440,7 +23654,7 @@
         </w:rPr>
         <w:t xml:space="preserve"> tempat mereka pertama kali menangkap Yeremia (</w:t>
       </w:r>
-      <w:hyperlink r:id="rId281">
+      <w:hyperlink r:id="rId282">
         <w:r>
           <w:rPr>
             <w:lang w:val="id_ID" w:bidi="id_ID"/>
@@ -23567,7 +23781,7 @@
         </w:rPr>
         <w:t xml:space="preserve"> penyelamat dari Etiopia (</w:t>
       </w:r>
-      <w:hyperlink r:id="rId282">
+      <w:hyperlink r:id="rId283">
         <w:r>
           <w:rPr>
             <w:lang w:val="id_ID" w:bidi="id_ID"/>

--- a/ind/docx/24.content.docx
+++ b/ind/docx/24.content.docx
@@ -57950,6 +57950,6854 @@
           <w:lang w:val="id_ID" w:bidi="id_ID"/>
         </w:rPr>
         <w:t>). Edom terletak di selatan Moab, di dataran tinggi sebelah timur Lembah Araba. Hakim ilahi menuntut setiap bangsa bertanggung jawab atas perbuatannya.</w:t>
+      </w:r>
+      <w:r>
+        <w:rPr>
+          <w:lang w:val="id_ID" w:bidi="id_ID"/>
+        </w:rPr>
+      </w:r>
+      <w:r>
+        <w:rPr>
+          <w:lang w:val="id_ID" w:bidi="id_ID"/>
+        </w:rPr>
+      </w:r>
+    </w:p>
+    <w:p>
+      <w:pPr/>
+      <w:r>
+        <w:rPr>
+          <w:lang w:val="id_ID" w:bidi="id_ID"/>
+        </w:rPr>
+      </w:r>
+    </w:p>
+    <w:p>
+      <w:pPr>
+        <w:pStyle w:val="Heading2"/>
+      </w:pPr>
+      <w:r>
+        <w:rPr>
+          <w:lang w:val="id_ID" w:bidi="id_ID"/>
+        </w:rPr>
+        <w:t>Yeremia 49:9–11</w:t>
+      </w:r>
+      <w:r>
+        <w:rPr>
+          <w:lang w:val="id_ID" w:bidi="id_ID"/>
+        </w:rPr>
+      </w:r>
+    </w:p>
+    <w:p>
+      <w:pPr/>
+      <w:r>
+        <w:rPr>
+          <w:lang w:val="id_ID" w:bidi="id_ID"/>
+        </w:rPr>
+      </w:r>
+      <w:r>
+        <w:rPr>
+          <w:lang w:val="id_ID" w:bidi="id_ID"/>
+        </w:rPr>
+        <w:t>Para penuai biasanya meninggalkan sebagian hasil panen untuk orang miskin (</w:t>
+      </w:r>
+      <w:hyperlink r:id="rId816">
+        <w:r>
+          <w:rPr>
+            <w:lang w:val="id_ID" w:bidi="id_ID"/>
+          </w:rPr>
+          <w:rPr>
+            <w:color w:val="0000EE"/>
+            <w:u w:val="single"/>
+          </w:rPr>
+          <w:t>Imamat 19:9–10</w:t>
+        </w:r>
+      </w:hyperlink>
+      <w:r>
+        <w:rPr>
+          <w:lang w:val="id_ID" w:bidi="id_ID"/>
+        </w:rPr>
+        <w:t>). Pencuri hanya akan mengambil anggur yang dapat mereka raih dengan cepat dan mudah.​​ Para penyerang akan berjalan lambat dan dengan kejam melucuti Edom, meninggalkan hanya reruntuhan di belakang. Namun, Tuhan berjanji untuk menunjukkan belas kasihan kepada anak yatim dan janda dari bangsa yang kalah.</w:t>
+      </w:r>
+      <w:r>
+        <w:rPr>
+          <w:lang w:val="id_ID" w:bidi="id_ID"/>
+        </w:rPr>
+      </w:r>
+      <w:r>
+        <w:rPr>
+          <w:lang w:val="id_ID" w:bidi="id_ID"/>
+        </w:rPr>
+      </w:r>
+    </w:p>
+    <w:p>
+      <w:pPr/>
+      <w:r>
+        <w:rPr>
+          <w:lang w:val="id_ID" w:bidi="id_ID"/>
+        </w:rPr>
+      </w:r>
+    </w:p>
+    <w:p>
+      <w:pPr>
+        <w:pStyle w:val="Heading2"/>
+      </w:pPr>
+      <w:r>
+        <w:rPr>
+          <w:lang w:val="id_ID" w:bidi="id_ID"/>
+        </w:rPr>
+        <w:t>Yeremia 49:12–22</w:t>
+      </w:r>
+      <w:r>
+        <w:rPr>
+          <w:lang w:val="id_ID" w:bidi="id_ID"/>
+        </w:rPr>
+      </w:r>
+    </w:p>
+    <w:p>
+      <w:pPr/>
+      <w:r>
+        <w:rPr>
+          <w:lang w:val="id_ID" w:bidi="id_ID"/>
+        </w:rPr>
+      </w:r>
+      <w:r>
+        <w:rPr>
+          <w:lang w:val="id_ID" w:bidi="id_ID"/>
+        </w:rPr>
+        <w:t xml:space="preserve">Cawan penghakiman melambangkan pelaksanaan perintah Tuhan (lihat </w:t>
+      </w:r>
+      <w:hyperlink r:id="rId817">
+        <w:r>
+          <w:rPr>
+            <w:lang w:val="id_ID" w:bidi="id_ID"/>
+          </w:rPr>
+          <w:rPr>
+            <w:color w:val="0000EE"/>
+            <w:u w:val="single"/>
+          </w:rPr>
+          <w:t>Yeremia 25:15–17</w:t>
+        </w:r>
+      </w:hyperlink>
+      <w:r>
+        <w:rPr>
+          <w:lang w:val="id_ID" w:bidi="id_ID"/>
+        </w:rPr>
+        <w:t>). Bagian ini dengan jelas menunjukkan apa yang terjadi setelah suatu bangsa meminum dari cawan tersebut.</w:t>
+      </w:r>
+      <w:r>
+        <w:rPr>
+          <w:lang w:val="id_ID" w:bidi="id_ID"/>
+        </w:rPr>
+      </w:r>
+      <w:r>
+        <w:rPr>
+          <w:lang w:val="id_ID" w:bidi="id_ID"/>
+        </w:rPr>
+      </w:r>
+    </w:p>
+    <w:p>
+      <w:pPr/>
+      <w:r>
+        <w:rPr>
+          <w:lang w:val="id_ID" w:bidi="id_ID"/>
+        </w:rPr>
+      </w:r>
+    </w:p>
+    <w:p>
+      <w:pPr>
+        <w:pStyle w:val="Heading2"/>
+      </w:pPr>
+      <w:r>
+        <w:rPr>
+          <w:lang w:val="id_ID" w:bidi="id_ID"/>
+        </w:rPr>
+        <w:t>Yeremia 49:13</w:t>
+      </w:r>
+      <w:r>
+        <w:rPr>
+          <w:lang w:val="id_ID" w:bidi="id_ID"/>
+        </w:rPr>
+      </w:r>
+    </w:p>
+    <w:p>
+      <w:pPr/>
+      <w:r>
+        <w:rPr>
+          <w:lang w:val="id_ID" w:bidi="id_ID"/>
+        </w:rPr>
+      </w:r>
+      <w:r>
+        <w:rPr>
+          <w:lang w:val="id_ID" w:bidi="id_ID"/>
+        </w:rPr>
+        <w:t>Bozra adalah benteng yang terletak di atas batu yang tinggi dan curam, namun tidak ada tempat di Edom yang benar-benar aman.</w:t>
+      </w:r>
+      <w:r>
+        <w:rPr>
+          <w:lang w:val="id_ID" w:bidi="id_ID"/>
+        </w:rPr>
+      </w:r>
+      <w:r>
+        <w:rPr>
+          <w:lang w:val="id_ID" w:bidi="id_ID"/>
+        </w:rPr>
+      </w:r>
+    </w:p>
+    <w:p>
+      <w:pPr/>
+      <w:r>
+        <w:rPr>
+          <w:lang w:val="id_ID" w:bidi="id_ID"/>
+        </w:rPr>
+      </w:r>
+    </w:p>
+    <w:p>
+      <w:pPr>
+        <w:pStyle w:val="Heading2"/>
+      </w:pPr>
+      <w:r>
+        <w:rPr>
+          <w:lang w:val="id_ID" w:bidi="id_ID"/>
+        </w:rPr>
+        <w:t>Yeremia 49:14</w:t>
+      </w:r>
+      <w:r>
+        <w:rPr>
+          <w:lang w:val="id_ID" w:bidi="id_ID"/>
+        </w:rPr>
+      </w:r>
+    </w:p>
+    <w:p>
+      <w:pPr/>
+      <w:r>
+        <w:rPr>
+          <w:lang w:val="id_ID" w:bidi="id_ID"/>
+        </w:rPr>
+      </w:r>
+      <w:r>
+        <w:rPr>
+          <w:lang w:val="id_ID" w:bidi="id_ID"/>
+        </w:rPr>
+        <w:t xml:space="preserve">Duta besar itu mungkin adalah malaikat yang dikirim oleh Allah (bandingkan </w:t>
+      </w:r>
+      <w:hyperlink r:id="rId818">
+        <w:r>
+          <w:rPr>
+            <w:lang w:val="id_ID" w:bidi="id_ID"/>
+          </w:rPr>
+          <w:rPr>
+            <w:color w:val="0000EE"/>
+            <w:u w:val="single"/>
+          </w:rPr>
+          <w:t>1 Raja-raja 22:20–22</w:t>
+        </w:r>
+      </w:hyperlink>
+      <w:r>
+        <w:rPr>
+          <w:lang w:val="id_ID" w:bidi="id_ID"/>
+        </w:rPr>
+        <w:t>).</w:t>
+      </w:r>
+      <w:r>
+        <w:rPr>
+          <w:lang w:val="id_ID" w:bidi="id_ID"/>
+        </w:rPr>
+      </w:r>
+      <w:r>
+        <w:rPr>
+          <w:lang w:val="id_ID" w:bidi="id_ID"/>
+        </w:rPr>
+      </w:r>
+    </w:p>
+    <w:p>
+      <w:pPr/>
+      <w:r>
+        <w:rPr>
+          <w:lang w:val="id_ID" w:bidi="id_ID"/>
+        </w:rPr>
+      </w:r>
+    </w:p>
+    <w:p>
+      <w:pPr>
+        <w:pStyle w:val="Heading2"/>
+      </w:pPr>
+      <w:r>
+        <w:rPr>
+          <w:lang w:val="id_ID" w:bidi="id_ID"/>
+        </w:rPr>
+        <w:t>Yeremia 49:15–16</w:t>
+      </w:r>
+      <w:r>
+        <w:rPr>
+          <w:lang w:val="id_ID" w:bidi="id_ID"/>
+        </w:rPr>
+      </w:r>
+    </w:p>
+    <w:p>
+      <w:pPr>
+        <w:pStyle w:val="ListBullet"/>
+        <w:spacing w:line="240" w:lineRule="auto"/>
+        <w:ind w:left="720"/>
+      </w:pPr>
+      <w:r>
+        <w:rPr>
+          <w:lang w:val="id_ID" w:bidi="id_ID"/>
+        </w:rPr>
+      </w:r>
+      <w:r>
+        <w:rPr>
+          <w:lang w:val="id_ID" w:bidi="id_ID"/>
+        </w:rPr>
+        <w:t>Para pemimpin Edom merasa kuat karena mereka menakut-nakuti para pelancong di Jalan Raya Raja.</w:t>
+      </w:r>
+    </w:p>
+    <w:p>
+      <w:pPr>
+        <w:pStyle w:val="ListBullet"/>
+        <w:spacing w:line="240" w:lineRule="auto"/>
+        <w:ind w:left="720"/>
+      </w:pPr>
+      <w:r>
+        <w:rPr>
+          <w:lang w:val="id_ID" w:bidi="id_ID"/>
+        </w:rPr>
+      </w:r>
+      <w:r>
+        <w:rPr>
+          <w:lang w:val="id_ID" w:bidi="id_ID"/>
+        </w:rPr>
+        <w:t>Edom memiliki benteng batu yang kini dikenal sebagai Petra. Lokasi ini sulit ditemukan dan hanya dapat diakses melalui ngarai yang dalam dan sempit. Namun, bahkan tempat terpencil ini tidak dapat melindungi orang Edom dari penghakiman Tuhan.</w:t>
+      </w:r>
+      <w:r>
+        <w:rPr>
+          <w:lang w:val="id_ID" w:bidi="id_ID"/>
+        </w:rPr>
+      </w:r>
+      <w:r>
+        <w:rPr>
+          <w:lang w:val="id_ID" w:bidi="id_ID"/>
+        </w:rPr>
+      </w:r>
+    </w:p>
+    <w:p>
+      <w:pPr/>
+      <w:r>
+        <w:rPr>
+          <w:lang w:val="id_ID" w:bidi="id_ID"/>
+        </w:rPr>
+      </w:r>
+    </w:p>
+    <w:p>
+      <w:pPr>
+        <w:pStyle w:val="Heading2"/>
+      </w:pPr>
+      <w:r>
+        <w:rPr>
+          <w:lang w:val="id_ID" w:bidi="id_ID"/>
+        </w:rPr>
+        <w:t>Yeremia 49:18</w:t>
+      </w:r>
+      <w:r>
+        <w:rPr>
+          <w:lang w:val="id_ID" w:bidi="id_ID"/>
+        </w:rPr>
+      </w:r>
+    </w:p>
+    <w:p>
+      <w:pPr/>
+      <w:r>
+        <w:rPr>
+          <w:lang w:val="id_ID" w:bidi="id_ID"/>
+        </w:rPr>
+      </w:r>
+      <w:r>
+        <w:rPr>
+          <w:lang w:val="id_ID" w:bidi="id_ID"/>
+        </w:rPr>
+        <w:t>Seperti kehancuran Sodom dan Gomora</w:t>
+      </w:r>
+      <w:r>
+        <w:rPr>
+          <w:i/>
+          <w:lang w:val="id_ID" w:bidi="id_ID"/>
+        </w:rPr>
+        <w:t>,</w:t>
+      </w:r>
+      <w:r>
+        <w:rPr>
+          <w:lang w:val="id_ID" w:bidi="id_ID"/>
+        </w:rPr>
+        <w:t xml:space="preserve"> Edom akan menjadi tidak berpenghuni.</w:t>
+      </w:r>
+      <w:r>
+        <w:rPr>
+          <w:lang w:val="id_ID" w:bidi="id_ID"/>
+        </w:rPr>
+      </w:r>
+      <w:r>
+        <w:rPr>
+          <w:lang w:val="id_ID" w:bidi="id_ID"/>
+        </w:rPr>
+      </w:r>
+    </w:p>
+    <w:p>
+      <w:pPr/>
+      <w:r>
+        <w:rPr>
+          <w:lang w:val="id_ID" w:bidi="id_ID"/>
+        </w:rPr>
+      </w:r>
+    </w:p>
+    <w:p>
+      <w:pPr>
+        <w:pStyle w:val="Heading2"/>
+      </w:pPr>
+      <w:r>
+        <w:rPr>
+          <w:lang w:val="id_ID" w:bidi="id_ID"/>
+        </w:rPr>
+        <w:t>Yeremia 49:19</w:t>
+      </w:r>
+      <w:r>
+        <w:rPr>
+          <w:lang w:val="id_ID" w:bidi="id_ID"/>
+        </w:rPr>
+      </w:r>
+    </w:p>
+    <w:p>
+      <w:pPr>
+        <w:pStyle w:val="ListBullet"/>
+        <w:spacing w:line="240" w:lineRule="auto"/>
+        <w:ind w:left="720"/>
+      </w:pPr>
+      <w:r>
+        <w:rPr>
+          <w:lang w:val="id_ID" w:bidi="id_ID"/>
+        </w:rPr>
+      </w:r>
+      <w:r>
+        <w:rPr>
+          <w:lang w:val="id_ID" w:bidi="id_ID"/>
+        </w:rPr>
+        <w:t>Dalam penghakiman ilahi, Tuhan akan menggunakan orang-orang Babel untuk datang seperti singa menerkam domba, ketika mereka mengusir para pemimpin Edom dari tanah tersebut.</w:t>
+      </w:r>
+    </w:p>
+    <w:p>
+      <w:pPr>
+        <w:pStyle w:val="ListBullet"/>
+        <w:spacing w:line="240" w:lineRule="auto"/>
+        <w:ind w:left="720"/>
+      </w:pPr>
+      <w:r>
+        <w:rPr>
+          <w:lang w:val="id_ID" w:bidi="id_ID"/>
+        </w:rPr>
+      </w:r>
+      <w:r>
+        <w:rPr>
+          <w:lang w:val="id_ID" w:bidi="id_ID"/>
+        </w:rPr>
+        <w:t>Pertanyaan retoris Tuhan menyiratkan jawaban, "Tidak ada yang bisa menantang Tuhan; Dia adalah satu-satunya Penguasa yang Mahakuasa."</w:t>
+      </w:r>
+      <w:r>
+        <w:rPr>
+          <w:lang w:val="id_ID" w:bidi="id_ID"/>
+        </w:rPr>
+      </w:r>
+      <w:r>
+        <w:rPr>
+          <w:lang w:val="id_ID" w:bidi="id_ID"/>
+        </w:rPr>
+      </w:r>
+    </w:p>
+    <w:p>
+      <w:pPr/>
+      <w:r>
+        <w:rPr>
+          <w:lang w:val="id_ID" w:bidi="id_ID"/>
+        </w:rPr>
+      </w:r>
+    </w:p>
+    <w:p>
+      <w:pPr>
+        <w:pStyle w:val="Heading2"/>
+      </w:pPr>
+      <w:r>
+        <w:rPr>
+          <w:lang w:val="id_ID" w:bidi="id_ID"/>
+        </w:rPr>
+        <w:t>Yeremia 49:22</w:t>
+      </w:r>
+      <w:r>
+        <w:rPr>
+          <w:lang w:val="id_ID" w:bidi="id_ID"/>
+        </w:rPr>
+      </w:r>
+    </w:p>
+    <w:p>
+      <w:pPr/>
+      <w:r>
+        <w:rPr>
+          <w:lang w:val="id_ID" w:bidi="id_ID"/>
+        </w:rPr>
+      </w:r>
+      <w:r>
+        <w:rPr>
+          <w:lang w:val="id_ID" w:bidi="id_ID"/>
+        </w:rPr>
+        <w:t>Elang</w:t>
+      </w:r>
+      <w:r>
+        <w:rPr>
+          <w:i/>
+          <w:lang w:val="id_ID" w:bidi="id_ID"/>
+        </w:rPr>
+        <w:t>,</w:t>
+      </w:r>
+      <w:r>
+        <w:rPr>
+          <w:lang w:val="id_ID" w:bidi="id_ID"/>
+        </w:rPr>
+        <w:t xml:space="preserve"> burung yang umum di pegunungan terjal Edom, melambangkan kecepatan orang-orang Babel dalam memasuki wilayah tersebut.</w:t>
+      </w:r>
+      <w:r>
+        <w:rPr>
+          <w:lang w:val="id_ID" w:bidi="id_ID"/>
+        </w:rPr>
+      </w:r>
+      <w:r>
+        <w:rPr>
+          <w:lang w:val="id_ID" w:bidi="id_ID"/>
+        </w:rPr>
+      </w:r>
+    </w:p>
+    <w:p>
+      <w:pPr/>
+      <w:r>
+        <w:rPr>
+          <w:lang w:val="id_ID" w:bidi="id_ID"/>
+        </w:rPr>
+      </w:r>
+    </w:p>
+    <w:p>
+      <w:pPr>
+        <w:pStyle w:val="Heading2"/>
+      </w:pPr>
+      <w:r>
+        <w:rPr>
+          <w:lang w:val="id_ID" w:bidi="id_ID"/>
+        </w:rPr>
+        <w:t>Yeremia 49:23–27</w:t>
+      </w:r>
+      <w:r>
+        <w:rPr>
+          <w:lang w:val="id_ID" w:bidi="id_ID"/>
+        </w:rPr>
+      </w:r>
+    </w:p>
+    <w:p>
+      <w:pPr/>
+      <w:r>
+        <w:rPr>
+          <w:lang w:val="id_ID" w:bidi="id_ID"/>
+        </w:rPr>
+      </w:r>
+      <w:r>
+        <w:rPr>
+          <w:lang w:val="id_ID" w:bidi="id_ID"/>
+        </w:rPr>
+        <w:t>Damsyik, ibu kota Aram (Siria kuno), serta kota-kota Aram yakni Hamat dan Arpad, menunjukkan bahwa Aram adalah target berikutnya dari penghakiman Tuhan.</w:t>
+      </w:r>
+      <w:r>
+        <w:rPr>
+          <w:lang w:val="id_ID" w:bidi="id_ID"/>
+        </w:rPr>
+      </w:r>
+      <w:r>
+        <w:rPr>
+          <w:lang w:val="id_ID" w:bidi="id_ID"/>
+        </w:rPr>
+      </w:r>
+    </w:p>
+    <w:p>
+      <w:pPr/>
+      <w:r>
+        <w:rPr>
+          <w:lang w:val="id_ID" w:bidi="id_ID"/>
+        </w:rPr>
+      </w:r>
+    </w:p>
+    <w:p>
+      <w:pPr>
+        <w:pStyle w:val="Heading2"/>
+      </w:pPr>
+      <w:r>
+        <w:rPr>
+          <w:lang w:val="id_ID" w:bidi="id_ID"/>
+        </w:rPr>
+        <w:t>Yeremia 49:25</w:t>
+      </w:r>
+      <w:r>
+        <w:rPr>
+          <w:lang w:val="id_ID" w:bidi="id_ID"/>
+        </w:rPr>
+      </w:r>
+    </w:p>
+    <w:p>
+      <w:pPr/>
+      <w:r>
+        <w:rPr>
+          <w:lang w:val="id_ID" w:bidi="id_ID"/>
+        </w:rPr>
+      </w:r>
+      <w:r>
+        <w:rPr>
+          <w:lang w:val="id_ID" w:bidi="id_ID"/>
+        </w:rPr>
+        <w:t>Damsyik memiliki sejarah panjang sebagai pusat kekuasaan dan kejayaan di jalur perdagangan utama. Penduduknya menikmati kemakmuran dan kebahagiaan. Namun, mereka kehilangan kesenangan ini ketika Tuhan meninggalkan mereka.</w:t>
+      </w:r>
+      <w:r>
+        <w:rPr>
+          <w:lang w:val="id_ID" w:bidi="id_ID"/>
+        </w:rPr>
+      </w:r>
+      <w:r>
+        <w:rPr>
+          <w:lang w:val="id_ID" w:bidi="id_ID"/>
+        </w:rPr>
+      </w:r>
+    </w:p>
+    <w:p>
+      <w:pPr/>
+      <w:r>
+        <w:rPr>
+          <w:lang w:val="id_ID" w:bidi="id_ID"/>
+        </w:rPr>
+      </w:r>
+    </w:p>
+    <w:p>
+      <w:pPr>
+        <w:pStyle w:val="Heading2"/>
+      </w:pPr>
+      <w:r>
+        <w:rPr>
+          <w:lang w:val="id_ID" w:bidi="id_ID"/>
+        </w:rPr>
+        <w:t>Yeremia 49:27</w:t>
+      </w:r>
+      <w:r>
+        <w:rPr>
+          <w:lang w:val="id_ID" w:bidi="id_ID"/>
+        </w:rPr>
+      </w:r>
+    </w:p>
+    <w:p>
+      <w:pPr>
+        <w:pStyle w:val="ListBullet"/>
+        <w:spacing w:line="240" w:lineRule="auto"/>
+        <w:ind w:left="720"/>
+      </w:pPr>
+      <w:r>
+        <w:rPr>
+          <w:lang w:val="id_ID" w:bidi="id_ID"/>
+        </w:rPr>
+      </w:r>
+      <w:r>
+        <w:rPr>
+          <w:lang w:val="id_ID" w:bidi="id_ID"/>
+        </w:rPr>
+        <w:t>Dinding dan istana kota kemungkinan dibangun menggunakan kayu dari lereng Gunung Hermon.</w:t>
+      </w:r>
+    </w:p>
+    <w:p>
+      <w:pPr>
+        <w:pStyle w:val="ListBullet"/>
+        <w:spacing w:line="240" w:lineRule="auto"/>
+        <w:ind w:left="720"/>
+      </w:pPr>
+      <w:r>
+        <w:rPr>
+          <w:lang w:val="id_ID" w:bidi="id_ID"/>
+        </w:rPr>
+      </w:r>
+      <w:r>
+        <w:rPr>
+          <w:lang w:val="id_ID" w:bidi="id_ID"/>
+        </w:rPr>
+        <w:t xml:space="preserve">Benhadad, yang berarti </w:t>
+      </w:r>
+      <w:r>
+        <w:rPr>
+          <w:i/>
+          <w:lang w:val="id_ID" w:bidi="id_ID"/>
+        </w:rPr>
+        <w:t>anak dari yang perkasa</w:t>
+      </w:r>
+      <w:r>
+        <w:rPr>
+          <w:lang w:val="id_ID" w:bidi="id_ID"/>
+        </w:rPr>
+        <w:t>, adalah gelar kerajaan bagi banyak raja Aram.</w:t>
+      </w:r>
+      <w:r>
+        <w:rPr>
+          <w:lang w:val="id_ID" w:bidi="id_ID"/>
+        </w:rPr>
+      </w:r>
+      <w:r>
+        <w:rPr>
+          <w:lang w:val="id_ID" w:bidi="id_ID"/>
+        </w:rPr>
+      </w:r>
+    </w:p>
+    <w:p>
+      <w:pPr/>
+      <w:r>
+        <w:rPr>
+          <w:lang w:val="id_ID" w:bidi="id_ID"/>
+        </w:rPr>
+      </w:r>
+    </w:p>
+    <w:p>
+      <w:pPr>
+        <w:pStyle w:val="Heading2"/>
+      </w:pPr>
+      <w:r>
+        <w:rPr>
+          <w:lang w:val="id_ID" w:bidi="id_ID"/>
+        </w:rPr>
+        <w:t>Yeremia 49:28–29</w:t>
+      </w:r>
+      <w:r>
+        <w:rPr>
+          <w:lang w:val="id_ID" w:bidi="id_ID"/>
+        </w:rPr>
+      </w:r>
+    </w:p>
+    <w:p>
+      <w:pPr/>
+      <w:r>
+        <w:rPr>
+          <w:lang w:val="id_ID" w:bidi="id_ID"/>
+        </w:rPr>
+      </w:r>
+      <w:r>
+        <w:rPr>
+          <w:lang w:val="id_ID" w:bidi="id_ID"/>
+        </w:rPr>
+        <w:t>Bangsa Babilonia bertujuan mengalahkan para pejuang Kedar untuk merebut barang-barang rumah tangga berharga dan unta mereka.</w:t>
+      </w:r>
+      <w:r>
+        <w:rPr>
+          <w:lang w:val="id_ID" w:bidi="id_ID"/>
+        </w:rPr>
+      </w:r>
+      <w:r>
+        <w:rPr>
+          <w:lang w:val="id_ID" w:bidi="id_ID"/>
+        </w:rPr>
+      </w:r>
+    </w:p>
+    <w:p>
+      <w:pPr/>
+      <w:r>
+        <w:rPr>
+          <w:lang w:val="id_ID" w:bidi="id_ID"/>
+        </w:rPr>
+      </w:r>
+    </w:p>
+    <w:p>
+      <w:pPr>
+        <w:pStyle w:val="Heading2"/>
+      </w:pPr>
+      <w:r>
+        <w:rPr>
+          <w:lang w:val="id_ID" w:bidi="id_ID"/>
+        </w:rPr>
+        <w:t>Yeremia 49:28–33</w:t>
+      </w:r>
+      <w:r>
+        <w:rPr>
+          <w:lang w:val="id_ID" w:bidi="id_ID"/>
+        </w:rPr>
+      </w:r>
+    </w:p>
+    <w:p>
+      <w:pPr>
+        <w:pStyle w:val="ListBullet"/>
+        <w:spacing w:line="240" w:lineRule="auto"/>
+        <w:ind w:left="720"/>
+      </w:pPr>
+      <w:r>
+        <w:rPr>
+          <w:lang w:val="id_ID" w:bidi="id_ID"/>
+        </w:rPr>
+      </w:r>
+      <w:r>
+        <w:rPr>
+          <w:lang w:val="id_ID" w:bidi="id_ID"/>
+        </w:rPr>
+        <w:t>Para pengembara Kedar bergerak bebas di bagian atas Gurun Arab, sebelah timur Palestina. Mereka adalah orang-orang yang suka berperang (</w:t>
+      </w:r>
+      <w:hyperlink r:id="rId819">
+        <w:r>
+          <w:rPr>
+            <w:lang w:val="id_ID" w:bidi="id_ID"/>
+          </w:rPr>
+          <w:rPr>
+            <w:color w:val="0000EE"/>
+            <w:u w:val="single"/>
+          </w:rPr>
+          <w:t>Mazmur 120:5–7</w:t>
+        </w:r>
+      </w:hyperlink>
+      <w:r>
+        <w:rPr>
+          <w:lang w:val="id_ID" w:bidi="id_ID"/>
+        </w:rPr>
+        <w:t xml:space="preserve">; </w:t>
+      </w:r>
+      <w:hyperlink r:id="rId820">
+        <w:r>
+          <w:rPr>
+            <w:lang w:val="id_ID" w:bidi="id_ID"/>
+          </w:rPr>
+          <w:rPr>
+            <w:color w:val="0000EE"/>
+            <w:u w:val="single"/>
+          </w:rPr>
+          <w:t>Yesaya 21:13–16</w:t>
+        </w:r>
+      </w:hyperlink>
+      <w:r>
+        <w:rPr>
+          <w:lang w:val="id_ID" w:bidi="id_ID"/>
+        </w:rPr>
+        <w:t>) dan memelihara hewan untuk perdagangan yang menguntungkan dengan Tirus (</w:t>
+      </w:r>
+      <w:hyperlink r:id="rId821">
+        <w:r>
+          <w:rPr>
+            <w:lang w:val="id_ID" w:bidi="id_ID"/>
+          </w:rPr>
+          <w:rPr>
+            <w:color w:val="0000EE"/>
+            <w:u w:val="single"/>
+          </w:rPr>
+          <w:t>Yehezkiel 27:21</w:t>
+        </w:r>
+      </w:hyperlink>
+      <w:r>
+        <w:rPr>
+          <w:lang w:val="id_ID" w:bidi="id_ID"/>
+        </w:rPr>
+        <w:t>).</w:t>
+      </w:r>
+    </w:p>
+    <w:p>
+      <w:pPr>
+        <w:pStyle w:val="ListBullet"/>
+        <w:spacing w:line="240" w:lineRule="auto"/>
+        <w:ind w:left="720"/>
+      </w:pPr>
+      <w:r>
+        <w:rPr>
+          <w:lang w:val="id_ID" w:bidi="id_ID"/>
+        </w:rPr>
+      </w:r>
+      <w:r>
+        <w:rPr>
+          <w:lang w:val="id_ID" w:bidi="id_ID"/>
+        </w:rPr>
+        <w:t>Hazor adalah sebuah wilayah di timur Damsyik tempat para pengembara menetap.</w:t>
+      </w:r>
+    </w:p>
+    <w:p>
+      <w:pPr>
+        <w:pStyle w:val="ListBullet"/>
+        <w:spacing w:line="240" w:lineRule="auto"/>
+        <w:ind w:left="720"/>
+      </w:pPr>
+      <w:r>
+        <w:rPr>
+          <w:lang w:val="id_ID" w:bidi="id_ID"/>
+        </w:rPr>
+      </w:r>
+      <w:r>
+        <w:rPr>
+          <w:lang w:val="id_ID" w:bidi="id_ID"/>
+        </w:rPr>
+        <w:t>Puisi tersebut mendorong Raja Nebukadnezar untuk melakukan serangan dan menggambarkan dampak dari pertempuran itu.</w:t>
+      </w:r>
+      <w:r>
+        <w:rPr>
+          <w:lang w:val="id_ID" w:bidi="id_ID"/>
+        </w:rPr>
+      </w:r>
+      <w:r>
+        <w:rPr>
+          <w:lang w:val="id_ID" w:bidi="id_ID"/>
+        </w:rPr>
+      </w:r>
+    </w:p>
+    <w:p>
+      <w:pPr/>
+      <w:r>
+        <w:rPr>
+          <w:lang w:val="id_ID" w:bidi="id_ID"/>
+        </w:rPr>
+      </w:r>
+    </w:p>
+    <w:p>
+      <w:pPr>
+        <w:pStyle w:val="Heading2"/>
+      </w:pPr>
+      <w:r>
+        <w:rPr>
+          <w:lang w:val="id_ID" w:bidi="id_ID"/>
+        </w:rPr>
+        <w:t>Yeremia 49:30</w:t>
+      </w:r>
+      <w:r>
+        <w:rPr>
+          <w:lang w:val="id_ID" w:bidi="id_ID"/>
+        </w:rPr>
+      </w:r>
+    </w:p>
+    <w:p>
+      <w:pPr/>
+      <w:r>
+        <w:rPr>
+          <w:lang w:val="id_ID" w:bidi="id_ID"/>
+        </w:rPr>
+      </w:r>
+      <w:r>
+        <w:rPr>
+          <w:lang w:val="id_ID" w:bidi="id_ID"/>
+        </w:rPr>
+        <w:t>Tuhan mendesak orang-orang Hazor untuk melarikan diri dan bersembunyi, meskipun itu tidak akan membantu mereka. Nebukadnezar, raja Babel, berencana menaklukkan mereka.</w:t>
+      </w:r>
+      <w:r>
+        <w:rPr>
+          <w:lang w:val="id_ID" w:bidi="id_ID"/>
+        </w:rPr>
+      </w:r>
+      <w:r>
+        <w:rPr>
+          <w:lang w:val="id_ID" w:bidi="id_ID"/>
+        </w:rPr>
+      </w:r>
+    </w:p>
+    <w:p>
+      <w:pPr/>
+      <w:r>
+        <w:rPr>
+          <w:lang w:val="id_ID" w:bidi="id_ID"/>
+        </w:rPr>
+      </w:r>
+    </w:p>
+    <w:p>
+      <w:pPr>
+        <w:pStyle w:val="Heading2"/>
+      </w:pPr>
+      <w:r>
+        <w:rPr>
+          <w:lang w:val="id_ID" w:bidi="id_ID"/>
+        </w:rPr>
+        <w:t>Yeremia 49:34–39</w:t>
+      </w:r>
+      <w:r>
+        <w:rPr>
+          <w:lang w:val="id_ID" w:bidi="id_ID"/>
+        </w:rPr>
+      </w:r>
+    </w:p>
+    <w:p>
+      <w:pPr/>
+      <w:r>
+        <w:rPr>
+          <w:lang w:val="id_ID" w:bidi="id_ID"/>
+        </w:rPr>
+      </w:r>
+      <w:r>
+        <w:rPr>
+          <w:lang w:val="id_ID" w:bidi="id_ID"/>
+        </w:rPr>
+        <w:t>Pesan puitis terakhir dalam seri ini ditujukan kepada Elam. Bangsa yang kuat ini terletak di Pegunungan Zagros, jauh di timur Babel (</w:t>
+      </w:r>
+      <w:hyperlink r:id="rId822">
+        <w:r>
+          <w:rPr>
+            <w:lang w:val="id_ID" w:bidi="id_ID"/>
+          </w:rPr>
+          <w:rPr>
+            <w:color w:val="0000EE"/>
+            <w:u w:val="single"/>
+          </w:rPr>
+          <w:t>Yehezkiel 32:24</w:t>
+        </w:r>
+      </w:hyperlink>
+      <w:r>
+        <w:rPr>
+          <w:lang w:val="id_ID" w:bidi="id_ID"/>
+        </w:rPr>
+        <w:t>).</w:t>
+      </w:r>
+      <w:r>
+        <w:rPr>
+          <w:lang w:val="id_ID" w:bidi="id_ID"/>
+        </w:rPr>
+      </w:r>
+      <w:r>
+        <w:rPr>
+          <w:lang w:val="id_ID" w:bidi="id_ID"/>
+        </w:rPr>
+      </w:r>
+    </w:p>
+    <w:p>
+      <w:pPr/>
+      <w:r>
+        <w:rPr>
+          <w:lang w:val="id_ID" w:bidi="id_ID"/>
+        </w:rPr>
+      </w:r>
+    </w:p>
+    <w:p>
+      <w:pPr>
+        <w:pStyle w:val="Heading2"/>
+      </w:pPr>
+      <w:r>
+        <w:rPr>
+          <w:lang w:val="id_ID" w:bidi="id_ID"/>
+        </w:rPr>
+        <w:t>Yeremia 49:35</w:t>
+      </w:r>
+      <w:r>
+        <w:rPr>
+          <w:lang w:val="id_ID" w:bidi="id_ID"/>
+        </w:rPr>
+      </w:r>
+    </w:p>
+    <w:p>
+      <w:pPr/>
+      <w:r>
+        <w:rPr>
+          <w:lang w:val="id_ID" w:bidi="id_ID"/>
+        </w:rPr>
+      </w:r>
+      <w:r>
+        <w:rPr>
+          <w:lang w:val="id_ID" w:bidi="id_ID"/>
+        </w:rPr>
+        <w:t>Para prajurit Elam adalah pemanah yang ahli</w:t>
+      </w:r>
+      <w:r>
+        <w:rPr>
+          <w:i/>
+          <w:lang w:val="id_ID" w:bidi="id_ID"/>
+        </w:rPr>
+        <w:t>,</w:t>
+      </w:r>
+      <w:r>
+        <w:rPr>
+          <w:lang w:val="id_ID" w:bidi="id_ID"/>
+        </w:rPr>
+        <w:t xml:space="preserve"> namun keahlian mereka tidak menyelamatkan Elam.</w:t>
+      </w:r>
+      <w:r>
+        <w:rPr>
+          <w:lang w:val="id_ID" w:bidi="id_ID"/>
+        </w:rPr>
+      </w:r>
+      <w:r>
+        <w:rPr>
+          <w:lang w:val="id_ID" w:bidi="id_ID"/>
+        </w:rPr>
+      </w:r>
+    </w:p>
+    <w:p>
+      <w:pPr/>
+      <w:r>
+        <w:rPr>
+          <w:lang w:val="id_ID" w:bidi="id_ID"/>
+        </w:rPr>
+      </w:r>
+    </w:p>
+    <w:p>
+      <w:pPr>
+        <w:pStyle w:val="Heading2"/>
+      </w:pPr>
+      <w:r>
+        <w:rPr>
+          <w:lang w:val="id_ID" w:bidi="id_ID"/>
+        </w:rPr>
+        <w:t>Yeremia 49:36</w:t>
+      </w:r>
+      <w:r>
+        <w:rPr>
+          <w:lang w:val="id_ID" w:bidi="id_ID"/>
+        </w:rPr>
+      </w:r>
+    </w:p>
+    <w:p>
+      <w:pPr/>
+      <w:r>
+        <w:rPr>
+          <w:lang w:val="id_ID" w:bidi="id_ID"/>
+        </w:rPr>
+      </w:r>
+      <w:r>
+        <w:rPr>
+          <w:lang w:val="id_ID" w:bidi="id_ID"/>
+        </w:rPr>
+        <w:t>Setelah penaklukan yang berhasil, para pemenang sering menyebarkan para pengungsi ke seluruh wilayah yang luas.</w:t>
+      </w:r>
+      <w:r>
+        <w:rPr>
+          <w:lang w:val="id_ID" w:bidi="id_ID"/>
+        </w:rPr>
+      </w:r>
+      <w:r>
+        <w:rPr>
+          <w:lang w:val="id_ID" w:bidi="id_ID"/>
+        </w:rPr>
+      </w:r>
+    </w:p>
+    <w:p>
+      <w:pPr/>
+      <w:r>
+        <w:rPr>
+          <w:lang w:val="id_ID" w:bidi="id_ID"/>
+        </w:rPr>
+      </w:r>
+    </w:p>
+    <w:p>
+      <w:pPr>
+        <w:pStyle w:val="Heading2"/>
+      </w:pPr>
+      <w:r>
+        <w:rPr>
+          <w:lang w:val="id_ID" w:bidi="id_ID"/>
+        </w:rPr>
+        <w:t>Yeremia 49:37</w:t>
+      </w:r>
+      <w:r>
+        <w:rPr>
+          <w:lang w:val="id_ID" w:bidi="id_ID"/>
+        </w:rPr>
+      </w:r>
+    </w:p>
+    <w:p>
+      <w:pPr/>
+      <w:r>
+        <w:rPr>
+          <w:lang w:val="id_ID" w:bidi="id_ID"/>
+        </w:rPr>
+      </w:r>
+      <w:r>
+        <w:rPr>
+          <w:lang w:val="id_ID" w:bidi="id_ID"/>
+        </w:rPr>
+        <w:t>Tuhan akan menunjukkan kemarahan-Nya yang besar melalui bencana besar yang akan menimpa Elam. Meskipun tidak ada tuduhan khusus yang disebutkan, Elam, seperti bangsa-bangsa lain, menyembah dewa-dewa palsu dan terlibat dalam perang kejam melawan tetangganya.</w:t>
+      </w:r>
+      <w:r>
+        <w:rPr>
+          <w:lang w:val="id_ID" w:bidi="id_ID"/>
+        </w:rPr>
+      </w:r>
+      <w:r>
+        <w:rPr>
+          <w:lang w:val="id_ID" w:bidi="id_ID"/>
+        </w:rPr>
+      </w:r>
+    </w:p>
+    <w:p>
+      <w:pPr/>
+      <w:r>
+        <w:rPr>
+          <w:lang w:val="id_ID" w:bidi="id_ID"/>
+        </w:rPr>
+      </w:r>
+    </w:p>
+    <w:p>
+      <w:pPr>
+        <w:pStyle w:val="Heading2"/>
+      </w:pPr>
+      <w:r>
+        <w:rPr>
+          <w:lang w:val="id_ID" w:bidi="id_ID"/>
+        </w:rPr>
+        <w:t>Yeremia 49:38</w:t>
+      </w:r>
+      <w:r>
+        <w:rPr>
+          <w:lang w:val="id_ID" w:bidi="id_ID"/>
+        </w:rPr>
+      </w:r>
+    </w:p>
+    <w:p>
+      <w:pPr/>
+      <w:r>
+        <w:rPr>
+          <w:lang w:val="id_ID" w:bidi="id_ID"/>
+        </w:rPr>
+      </w:r>
+      <w:r>
+        <w:rPr>
+          <w:i/>
+          <w:lang w:val="id_ID" w:bidi="id_ID"/>
+        </w:rPr>
+        <w:t>Aku akan menaruh takhta-Ku di Elam</w:t>
+      </w:r>
+      <w:r>
+        <w:rPr>
+          <w:lang w:val="id_ID" w:bidi="id_ID"/>
+        </w:rPr>
+        <w:t>: Tuhan akan menunjukkan otoritas tertinggi-Nya dengan menyingkirkan raja dan para pejabat Elam.</w:t>
+      </w:r>
+      <w:r>
+        <w:rPr>
+          <w:lang w:val="id_ID" w:bidi="id_ID"/>
+        </w:rPr>
+      </w:r>
+      <w:r>
+        <w:rPr>
+          <w:lang w:val="id_ID" w:bidi="id_ID"/>
+        </w:rPr>
+      </w:r>
+    </w:p>
+    <w:p>
+      <w:pPr/>
+      <w:r>
+        <w:rPr>
+          <w:lang w:val="id_ID" w:bidi="id_ID"/>
+        </w:rPr>
+      </w:r>
+    </w:p>
+    <w:p>
+      <w:pPr>
+        <w:pStyle w:val="Heading2"/>
+      </w:pPr>
+      <w:r>
+        <w:rPr>
+          <w:lang w:val="id_ID" w:bidi="id_ID"/>
+        </w:rPr>
+        <w:t>Yeremia 49:39</w:t>
+      </w:r>
+      <w:r>
+        <w:rPr>
+          <w:lang w:val="id_ID" w:bidi="id_ID"/>
+        </w:rPr>
+      </w:r>
+    </w:p>
+    <w:p>
+      <w:pPr/>
+      <w:r>
+        <w:rPr>
+          <w:lang w:val="id_ID" w:bidi="id_ID"/>
+        </w:rPr>
+      </w:r>
+      <w:r>
+        <w:rPr>
+          <w:lang w:val="id_ID" w:bidi="id_ID"/>
+        </w:rPr>
+        <w:t>Penghakiman Tuhan mencakup janji untuk memulihkan nasib Elam. Pada tahun 539 SM, Koresh, seorang penduduk asli Elam, menaklukkan Babel dan memulai Kekaisaran Persia. Susa, bekas ibu kota Elam, menjadi ibu kota Kekaisaran Persia (</w:t>
+      </w:r>
+      <w:hyperlink r:id="rId823">
+        <w:r>
+          <w:rPr>
+            <w:lang w:val="id_ID" w:bidi="id_ID"/>
+          </w:rPr>
+          <w:rPr>
+            <w:color w:val="0000EE"/>
+            <w:u w:val="single"/>
+          </w:rPr>
+          <w:t>Ester 1:2</w:t>
+        </w:r>
+      </w:hyperlink>
+      <w:r>
+        <w:rPr>
+          <w:lang w:val="id_ID" w:bidi="id_ID"/>
+        </w:rPr>
+        <w:t>). Allah memilih Koresh untuk membebaskan orang Yahudi (</w:t>
+      </w:r>
+      <w:hyperlink r:id="rId824">
+        <w:r>
+          <w:rPr>
+            <w:lang w:val="id_ID" w:bidi="id_ID"/>
+          </w:rPr>
+          <w:rPr>
+            <w:color w:val="0000EE"/>
+            <w:u w:val="single"/>
+          </w:rPr>
+          <w:t>Yesaya 44:28–45:1</w:t>
+        </w:r>
+      </w:hyperlink>
+      <w:r>
+        <w:rPr>
+          <w:lang w:val="id_ID" w:bidi="id_ID"/>
+        </w:rPr>
+        <w:t>).</w:t>
+      </w:r>
+      <w:r>
+        <w:rPr>
+          <w:lang w:val="id_ID" w:bidi="id_ID"/>
+        </w:rPr>
+      </w:r>
+      <w:r>
+        <w:rPr>
+          <w:lang w:val="id_ID" w:bidi="id_ID"/>
+        </w:rPr>
+      </w:r>
+    </w:p>
+    <w:p>
+      <w:pPr/>
+      <w:r>
+        <w:rPr>
+          <w:lang w:val="id_ID" w:bidi="id_ID"/>
+        </w:rPr>
+      </w:r>
+    </w:p>
+    <w:p>
+      <w:pPr>
+        <w:pStyle w:val="Heading2"/>
+      </w:pPr>
+      <w:r>
+        <w:rPr>
+          <w:lang w:val="id_ID" w:bidi="id_ID"/>
+        </w:rPr>
+        <w:t>Yeremia 50:1–51.64</w:t>
+      </w:r>
+      <w:r>
+        <w:rPr>
+          <w:lang w:val="id_ID" w:bidi="id_ID"/>
+        </w:rPr>
+      </w:r>
+    </w:p>
+    <w:p>
+      <w:pPr/>
+      <w:r>
+        <w:rPr>
+          <w:lang w:val="id_ID" w:bidi="id_ID"/>
+        </w:rPr>
+      </w:r>
+      <w:r>
+        <w:rPr>
+          <w:lang w:val="id_ID" w:bidi="id_ID"/>
+        </w:rPr>
+        <w:t>Berita penghakiman atas Babel ini adalah yang terpanjang untuk bangsa mana pun kecuali Yehuda. Berita ini menggabungkan ancaman terhadap Babel dengan janji untuk memulihkan Yehuda. Babel bertindak sebagai agen dari Tuhan untuk menghancurkan peradaban Timur Dekat lainnya. Namun, Babel juga bersalah atas dosa-dosanya sendiri. Tuhan akan menghakimi Babel dengan membuatnya mengalami apa yang telah dilakukannya kepada orang-orang lain (</w:t>
+      </w:r>
+      <w:hyperlink r:id="rId825">
+        <w:r>
+          <w:rPr>
+            <w:lang w:val="id_ID" w:bidi="id_ID"/>
+          </w:rPr>
+          <w:rPr>
+            <w:color w:val="0000EE"/>
+            <w:u w:val="single"/>
+          </w:rPr>
+          <w:t>Yeremia 50:15</w:t>
+        </w:r>
+      </w:hyperlink>
+      <w:r>
+        <w:rPr>
+          <w:lang w:val="id_ID" w:bidi="id_ID"/>
+        </w:rPr>
+        <w:t>).</w:t>
+      </w:r>
+      <w:r>
+        <w:rPr>
+          <w:lang w:val="id_ID" w:bidi="id_ID"/>
+        </w:rPr>
+      </w:r>
+      <w:r>
+        <w:rPr>
+          <w:lang w:val="id_ID" w:bidi="id_ID"/>
+        </w:rPr>
+      </w:r>
+    </w:p>
+    <w:p>
+      <w:pPr/>
+      <w:r>
+        <w:rPr>
+          <w:lang w:val="id_ID" w:bidi="id_ID"/>
+        </w:rPr>
+      </w:r>
+    </w:p>
+    <w:p>
+      <w:pPr>
+        <w:pStyle w:val="Heading2"/>
+      </w:pPr>
+      <w:r>
+        <w:rPr>
+          <w:lang w:val="id_ID" w:bidi="id_ID"/>
+        </w:rPr>
+        <w:t>Yeremia 50:2</w:t>
+      </w:r>
+      <w:r>
+        <w:rPr>
+          <w:lang w:val="id_ID" w:bidi="id_ID"/>
+        </w:rPr>
+      </w:r>
+    </w:p>
+    <w:p>
+      <w:pPr>
+        <w:pStyle w:val="ListBullet"/>
+        <w:spacing w:line="240" w:lineRule="auto"/>
+        <w:ind w:left="720"/>
+      </w:pPr>
+      <w:r>
+        <w:rPr>
+          <w:lang w:val="id_ID" w:bidi="id_ID"/>
+        </w:rPr>
+      </w:r>
+      <w:r>
+        <w:rPr>
+          <w:lang w:val="id_ID" w:bidi="id_ID"/>
+        </w:rPr>
+        <w:t xml:space="preserve">Mengibarkan bendera sinyal adalah cara yang populer untuk memperingatkan bahwa musuh sedang mendekati sebuah kota (bandingkan </w:t>
+      </w:r>
+      <w:hyperlink r:id="rId826">
+        <w:r>
+          <w:rPr>
+            <w:lang w:val="id_ID" w:bidi="id_ID"/>
+          </w:rPr>
+          <w:rPr>
+            <w:color w:val="0000EE"/>
+            <w:u w:val="single"/>
+          </w:rPr>
+          <w:t>Yesaya 13:2</w:t>
+        </w:r>
+      </w:hyperlink>
+      <w:r>
+        <w:rPr>
+          <w:lang w:val="id_ID" w:bidi="id_ID"/>
+        </w:rPr>
+        <w:t>).</w:t>
+      </w:r>
+    </w:p>
+    <w:p>
+      <w:pPr>
+        <w:pStyle w:val="ListBullet"/>
+        <w:spacing w:line="240" w:lineRule="auto"/>
+        <w:ind w:left="720"/>
+      </w:pPr>
+      <w:r>
+        <w:rPr>
+          <w:lang w:val="id_ID" w:bidi="id_ID"/>
+        </w:rPr>
+      </w:r>
+      <w:r>
+        <w:rPr>
+          <w:lang w:val="id_ID" w:bidi="id_ID"/>
+        </w:rPr>
+        <w:t xml:space="preserve">Orang-orang Babel akan menghadapi penghakiman ilahi karena mereka menyembah dewa-dewa Bel (nama Babilonia untuk </w:t>
+      </w:r>
+      <w:r>
+        <w:rPr>
+          <w:i/>
+          <w:lang w:val="id_ID" w:bidi="id_ID"/>
+        </w:rPr>
+        <w:t>Baal</w:t>
+      </w:r>
+      <w:r>
+        <w:rPr>
+          <w:lang w:val="id_ID" w:bidi="id_ID"/>
+        </w:rPr>
+        <w:t>) dan Merodakh (dewa angin, badai, dan kesuburan dalam mitologi Babilonia).</w:t>
+      </w:r>
+      <w:r>
+        <w:rPr>
+          <w:lang w:val="id_ID" w:bidi="id_ID"/>
+        </w:rPr>
+      </w:r>
+      <w:r>
+        <w:rPr>
+          <w:lang w:val="id_ID" w:bidi="id_ID"/>
+        </w:rPr>
+      </w:r>
+    </w:p>
+    <w:p>
+      <w:pPr/>
+      <w:r>
+        <w:rPr>
+          <w:lang w:val="id_ID" w:bidi="id_ID"/>
+        </w:rPr>
+      </w:r>
+    </w:p>
+    <w:p>
+      <w:pPr>
+        <w:pStyle w:val="Heading2"/>
+      </w:pPr>
+      <w:r>
+        <w:rPr>
+          <w:lang w:val="id_ID" w:bidi="id_ID"/>
+        </w:rPr>
+        <w:t>Yeremia 50:3</w:t>
+      </w:r>
+      <w:r>
+        <w:rPr>
+          <w:lang w:val="id_ID" w:bidi="id_ID"/>
+        </w:rPr>
+      </w:r>
+    </w:p>
+    <w:p>
+      <w:pPr/>
+      <w:r>
+        <w:rPr>
+          <w:lang w:val="id_ID" w:bidi="id_ID"/>
+        </w:rPr>
+      </w:r>
+      <w:r>
+        <w:rPr>
+          <w:lang w:val="id_ID" w:bidi="id_ID"/>
+        </w:rPr>
+        <w:t>Bangsa dari utara adalah Persia, dipimpin oleh Koresh pada tahun 539 SM. Persia terletak di sebelah timur Babel. Mereka pertama-tama menyerang Babel dari utara dan kemudian bergerak ke selatan. Serangan tersebut menghancurkan Kekaisaran Babilonia yang kuat.</w:t>
+      </w:r>
+      <w:r>
+        <w:rPr>
+          <w:lang w:val="id_ID" w:bidi="id_ID"/>
+        </w:rPr>
+      </w:r>
+      <w:r>
+        <w:rPr>
+          <w:lang w:val="id_ID" w:bidi="id_ID"/>
+        </w:rPr>
+      </w:r>
+    </w:p>
+    <w:p>
+      <w:pPr/>
+      <w:r>
+        <w:rPr>
+          <w:lang w:val="id_ID" w:bidi="id_ID"/>
+        </w:rPr>
+      </w:r>
+    </w:p>
+    <w:p>
+      <w:pPr>
+        <w:pStyle w:val="Heading2"/>
+      </w:pPr>
+      <w:r>
+        <w:rPr>
+          <w:lang w:val="id_ID" w:bidi="id_ID"/>
+        </w:rPr>
+        <w:t>Yeremia 50:4</w:t>
+      </w:r>
+      <w:r>
+        <w:rPr>
+          <w:lang w:val="id_ID" w:bidi="id_ID"/>
+        </w:rPr>
+      </w:r>
+    </w:p>
+    <w:p>
+      <w:pPr/>
+      <w:r>
+        <w:rPr>
+          <w:lang w:val="id_ID" w:bidi="id_ID"/>
+        </w:rPr>
+      </w:r>
+      <w:r>
+        <w:rPr>
+          <w:i/>
+          <w:lang w:val="id_ID" w:bidi="id_ID"/>
+        </w:rPr>
+        <w:t>Pada waktu tersebut</w:t>
+      </w:r>
+      <w:r>
+        <w:rPr>
+          <w:lang w:val="id_ID" w:bidi="id_ID"/>
+        </w:rPr>
+        <w:t>: Pada tahun 538, 458, dan 445 SM, sejumlah orang buangan dari Israel kembali ke tanah air mereka.</w:t>
+      </w:r>
+    </w:p>
+    <w:p>
+      <w:pPr/>
+      <w:r>
+        <w:rPr>
+          <w:lang w:val="id_ID" w:bidi="id_ID"/>
+        </w:rPr>
+      </w:r>
+      <w:r>
+        <w:rPr>
+          <w:lang w:val="id_ID" w:bidi="id_ID"/>
+        </w:rPr>
+        <w:t>Orang-orang Israel dan Yehuda akan kembali dengan tangisan sukacita dan pertobatan. Mereka memilih untuk menyembah Tuhan Allah mereka daripada para berhala.</w:t>
+      </w:r>
+      <w:r>
+        <w:rPr>
+          <w:lang w:val="id_ID" w:bidi="id_ID"/>
+        </w:rPr>
+      </w:r>
+      <w:r>
+        <w:rPr>
+          <w:lang w:val="id_ID" w:bidi="id_ID"/>
+        </w:rPr>
+      </w:r>
+    </w:p>
+    <w:p>
+      <w:pPr/>
+      <w:r>
+        <w:rPr>
+          <w:lang w:val="id_ID" w:bidi="id_ID"/>
+        </w:rPr>
+      </w:r>
+    </w:p>
+    <w:p>
+      <w:pPr>
+        <w:pStyle w:val="Heading2"/>
+      </w:pPr>
+      <w:r>
+        <w:rPr>
+          <w:lang w:val="id_ID" w:bidi="id_ID"/>
+        </w:rPr>
+        <w:t>Yeremia 50:4–10</w:t>
+      </w:r>
+      <w:r>
+        <w:rPr>
+          <w:lang w:val="id_ID" w:bidi="id_ID"/>
+        </w:rPr>
+      </w:r>
+    </w:p>
+    <w:p>
+      <w:pPr/>
+      <w:r>
+        <w:rPr>
+          <w:lang w:val="id_ID" w:bidi="id_ID"/>
+        </w:rPr>
+      </w:r>
+      <w:r>
+        <w:rPr>
+          <w:lang w:val="id_ID" w:bidi="id_ID"/>
+        </w:rPr>
+        <w:t>Puisi ini memberikan harapan kepada para tawanan Israel di Babel. Ini kontras dengan penghakiman dan penindasan yang mereka alami. Hakim ilahi juga merupakan Juru Selamat ilahi.</w:t>
+      </w:r>
+      <w:r>
+        <w:rPr>
+          <w:lang w:val="id_ID" w:bidi="id_ID"/>
+        </w:rPr>
+      </w:r>
+      <w:r>
+        <w:rPr>
+          <w:lang w:val="id_ID" w:bidi="id_ID"/>
+        </w:rPr>
+      </w:r>
+    </w:p>
+    <w:p>
+      <w:pPr/>
+      <w:r>
+        <w:rPr>
+          <w:lang w:val="id_ID" w:bidi="id_ID"/>
+        </w:rPr>
+      </w:r>
+    </w:p>
+    <w:p>
+      <w:pPr>
+        <w:pStyle w:val="Heading2"/>
+      </w:pPr>
+      <w:r>
+        <w:rPr>
+          <w:lang w:val="id_ID" w:bidi="id_ID"/>
+        </w:rPr>
+        <w:t>Yeremia 50:5</w:t>
+      </w:r>
+      <w:r>
+        <w:rPr>
+          <w:lang w:val="id_ID" w:bidi="id_ID"/>
+        </w:rPr>
+      </w:r>
+    </w:p>
+    <w:p>
+      <w:pPr/>
+      <w:r>
+        <w:rPr>
+          <w:lang w:val="id_ID" w:bidi="id_ID"/>
+        </w:rPr>
+      </w:r>
+      <w:r>
+        <w:rPr>
+          <w:i/>
+          <w:lang w:val="id_ID" w:bidi="id_ID"/>
+        </w:rPr>
+        <w:t>Perjanjian Kekal</w:t>
+      </w:r>
+      <w:r>
+        <w:rPr>
+          <w:lang w:val="id_ID" w:bidi="id_ID"/>
+        </w:rPr>
+        <w:t xml:space="preserve">: Lihat </w:t>
+      </w:r>
+      <w:hyperlink r:id="rId827">
+        <w:r>
+          <w:rPr>
+            <w:lang w:val="id_ID" w:bidi="id_ID"/>
+          </w:rPr>
+          <w:rPr>
+            <w:color w:val="0000EE"/>
+            <w:u w:val="single"/>
+          </w:rPr>
+          <w:t>Yeremia 31:23–34</w:t>
+        </w:r>
+      </w:hyperlink>
+      <w:r>
+        <w:rPr>
+          <w:lang w:val="id_ID" w:bidi="id_ID"/>
+        </w:rPr>
+        <w:t>.</w:t>
+      </w:r>
+      <w:r>
+        <w:rPr>
+          <w:lang w:val="id_ID" w:bidi="id_ID"/>
+        </w:rPr>
+      </w:r>
+      <w:r>
+        <w:rPr>
+          <w:lang w:val="id_ID" w:bidi="id_ID"/>
+        </w:rPr>
+      </w:r>
+    </w:p>
+    <w:p>
+      <w:pPr/>
+      <w:r>
+        <w:rPr>
+          <w:lang w:val="id_ID" w:bidi="id_ID"/>
+        </w:rPr>
+      </w:r>
+    </w:p>
+    <w:p>
+      <w:pPr>
+        <w:pStyle w:val="Heading2"/>
+      </w:pPr>
+      <w:r>
+        <w:rPr>
+          <w:lang w:val="id_ID" w:bidi="id_ID"/>
+        </w:rPr>
+        <w:t>Yeremia 50:6</w:t>
+      </w:r>
+      <w:r>
+        <w:rPr>
+          <w:lang w:val="id_ID" w:bidi="id_ID"/>
+        </w:rPr>
+      </w:r>
+    </w:p>
+    <w:p>
+      <w:pPr>
+        <w:pStyle w:val="ListBullet"/>
+        <w:spacing w:line="240" w:lineRule="auto"/>
+        <w:ind w:left="720"/>
+      </w:pPr>
+      <w:r>
+        <w:rPr>
+          <w:lang w:val="id_ID" w:bidi="id_ID"/>
+        </w:rPr>
+      </w:r>
+      <w:r>
+        <w:rPr>
+          <w:lang w:val="id_ID" w:bidi="id_ID"/>
+        </w:rPr>
+        <w:t xml:space="preserve">Pemimpin Israel dan Yehuda, seperti Yerobeam I dan Manasye (lihat </w:t>
+      </w:r>
+      <w:hyperlink r:id="rId828">
+        <w:r>
+          <w:rPr>
+            <w:lang w:val="id_ID" w:bidi="id_ID"/>
+          </w:rPr>
+          <w:rPr>
+            <w:color w:val="0000EE"/>
+            <w:u w:val="single"/>
+          </w:rPr>
+          <w:t>1 Raja-raja 12:25–13:34</w:t>
+        </w:r>
+      </w:hyperlink>
+      <w:r>
+        <w:rPr>
+          <w:lang w:val="id_ID" w:bidi="id_ID"/>
+        </w:rPr>
+        <w:t xml:space="preserve">; </w:t>
+      </w:r>
+      <w:hyperlink r:id="rId473">
+        <w:r>
+          <w:rPr>
+            <w:lang w:val="id_ID" w:bidi="id_ID"/>
+          </w:rPr>
+          <w:rPr>
+            <w:color w:val="0000EE"/>
+            <w:u w:val="single"/>
+          </w:rPr>
+          <w:t>2 Raja-raja 21:1–18</w:t>
+        </w:r>
+      </w:hyperlink>
+      <w:r>
+        <w:rPr>
+          <w:lang w:val="id_ID" w:bidi="id_ID"/>
+        </w:rPr>
+        <w:t>), menyesatkan rakyat dari jalan Tuhan.</w:t>
+      </w:r>
+    </w:p>
+    <w:p>
+      <w:pPr>
+        <w:pStyle w:val="ListBullet"/>
+        <w:spacing w:line="240" w:lineRule="auto"/>
+        <w:ind w:left="720"/>
+      </w:pPr>
+      <w:r>
+        <w:rPr>
+          <w:lang w:val="id_ID" w:bidi="id_ID"/>
+        </w:rPr>
+      </w:r>
+      <w:r>
+        <w:rPr>
+          <w:lang w:val="id_ID" w:bidi="id_ID"/>
+        </w:rPr>
+        <w:t>Gunung-gunung tersebut memiliki makna harfiah dan simbolis—Orang-orang sering menyembah Baal di tempat-tempat tinggi.</w:t>
+      </w:r>
+      <w:r>
+        <w:rPr>
+          <w:lang w:val="id_ID" w:bidi="id_ID"/>
+        </w:rPr>
+      </w:r>
+      <w:r>
+        <w:rPr>
+          <w:lang w:val="id_ID" w:bidi="id_ID"/>
+        </w:rPr>
+      </w:r>
+    </w:p>
+    <w:p>
+      <w:pPr/>
+      <w:r>
+        <w:rPr>
+          <w:lang w:val="id_ID" w:bidi="id_ID"/>
+        </w:rPr>
+      </w:r>
+    </w:p>
+    <w:p>
+      <w:pPr>
+        <w:pStyle w:val="Heading2"/>
+      </w:pPr>
+      <w:r>
+        <w:rPr>
+          <w:lang w:val="id_ID" w:bidi="id_ID"/>
+        </w:rPr>
+        <w:t>Yeremia 50:7</w:t>
+      </w:r>
+      <w:r>
+        <w:rPr>
+          <w:lang w:val="id_ID" w:bidi="id_ID"/>
+        </w:rPr>
+      </w:r>
+    </w:p>
+    <w:p>
+      <w:pPr/>
+      <w:r>
+        <w:rPr>
+          <w:lang w:val="id_ID" w:bidi="id_ID"/>
+        </w:rPr>
+      </w:r>
+      <w:r>
+        <w:rPr>
+          <w:lang w:val="id_ID" w:bidi="id_ID"/>
+        </w:rPr>
+        <w:t>Ayat ini melanjutkan metafora domba yang hilang (</w:t>
+      </w:r>
+      <w:hyperlink r:id="rId829">
+        <w:r>
+          <w:rPr>
+            <w:lang w:val="id_ID" w:bidi="id_ID"/>
+          </w:rPr>
+          <w:rPr>
+            <w:color w:val="0000EE"/>
+            <w:u w:val="single"/>
+          </w:rPr>
+          <w:t>Yeremia 50:6</w:t>
+        </w:r>
+      </w:hyperlink>
+      <w:r>
+        <w:rPr>
+          <w:lang w:val="id_ID" w:bidi="id_ID"/>
+        </w:rPr>
+        <w:t>), mengaitkan kerentanan Israel terhadap serangan dengan berpalingnya mereka dari Tuhan. Musuh-musuh mereka membenarkan perlakuan buruk terhadap Israel dengan mengklaim bahwa bangsa Israel telah berdosa terhadap Tuhan. Musuh-musuh ini menyadari bahwa tempat istirahat dan harapan sejati bangsa Israel adalah bersama Tuhan.</w:t>
+      </w:r>
+      <w:r>
+        <w:rPr>
+          <w:lang w:val="id_ID" w:bidi="id_ID"/>
+        </w:rPr>
+      </w:r>
+      <w:r>
+        <w:rPr>
+          <w:lang w:val="id_ID" w:bidi="id_ID"/>
+        </w:rPr>
+      </w:r>
+    </w:p>
+    <w:p>
+      <w:pPr/>
+      <w:r>
+        <w:rPr>
+          <w:lang w:val="id_ID" w:bidi="id_ID"/>
+        </w:rPr>
+      </w:r>
+    </w:p>
+    <w:p>
+      <w:pPr>
+        <w:pStyle w:val="Heading2"/>
+      </w:pPr>
+      <w:r>
+        <w:rPr>
+          <w:lang w:val="id_ID" w:bidi="id_ID"/>
+        </w:rPr>
+        <w:t>Yeremia 50:8–9</w:t>
+      </w:r>
+      <w:r>
+        <w:rPr>
+          <w:lang w:val="id_ID" w:bidi="id_ID"/>
+        </w:rPr>
+      </w:r>
+    </w:p>
+    <w:p>
+      <w:pPr/>
+      <w:r>
+        <w:rPr>
+          <w:lang w:val="id_ID" w:bidi="id_ID"/>
+        </w:rPr>
+      </w:r>
+      <w:r>
+        <w:rPr>
+          <w:lang w:val="id_ID" w:bidi="id_ID"/>
+        </w:rPr>
+        <w:t>Tuhan memerintahkan Bangsa Israel untuk pergi ketika Dia mengarahkan sebuah pasukan besar dari berbagai bangsa, termasuk Persia dan sekutunya, untuk menyerang Babel pada tahun 539 SM.</w:t>
+      </w:r>
+      <w:r>
+        <w:rPr>
+          <w:lang w:val="id_ID" w:bidi="id_ID"/>
+        </w:rPr>
+      </w:r>
+      <w:r>
+        <w:rPr>
+          <w:lang w:val="id_ID" w:bidi="id_ID"/>
+        </w:rPr>
+      </w:r>
+    </w:p>
+    <w:p>
+      <w:pPr/>
+      <w:r>
+        <w:rPr>
+          <w:lang w:val="id_ID" w:bidi="id_ID"/>
+        </w:rPr>
+      </w:r>
+    </w:p>
+    <w:p>
+      <w:pPr>
+        <w:pStyle w:val="Heading2"/>
+      </w:pPr>
+      <w:r>
+        <w:rPr>
+          <w:lang w:val="id_ID" w:bidi="id_ID"/>
+        </w:rPr>
+        <w:t>Yeremia 50:11</w:t>
+      </w:r>
+      <w:r>
+        <w:rPr>
+          <w:lang w:val="id_ID" w:bidi="id_ID"/>
+        </w:rPr>
+      </w:r>
+    </w:p>
+    <w:p>
+      <w:pPr/>
+      <w:r>
+        <w:rPr>
+          <w:lang w:val="id_ID" w:bidi="id_ID"/>
+        </w:rPr>
+      </w:r>
+      <w:r>
+        <w:rPr>
+          <w:i/>
+          <w:lang w:val="id_ID" w:bidi="id_ID"/>
+        </w:rPr>
+        <w:t>Bersukacita...beria-ria</w:t>
+      </w:r>
+      <w:r>
+        <w:rPr>
+          <w:lang w:val="id_ID" w:bidi="id_ID"/>
+        </w:rPr>
+        <w:t>: Orang-orang Babel merasa senang dan tanpa beban karena mereka telah menjarah umat Tuhan di Yerusalem. Mereka tidak peduli dengan kesejahteraan orang-orang yang telah mereka taklukkan.</w:t>
+      </w:r>
+      <w:r>
+        <w:rPr>
+          <w:lang w:val="id_ID" w:bidi="id_ID"/>
+        </w:rPr>
+      </w:r>
+      <w:r>
+        <w:rPr>
+          <w:lang w:val="id_ID" w:bidi="id_ID"/>
+        </w:rPr>
+      </w:r>
+    </w:p>
+    <w:p>
+      <w:pPr/>
+      <w:r>
+        <w:rPr>
+          <w:lang w:val="id_ID" w:bidi="id_ID"/>
+        </w:rPr>
+      </w:r>
+    </w:p>
+    <w:p>
+      <w:pPr>
+        <w:pStyle w:val="Heading2"/>
+      </w:pPr>
+      <w:r>
+        <w:rPr>
+          <w:lang w:val="id_ID" w:bidi="id_ID"/>
+        </w:rPr>
+        <w:t>Yeremia 50:11–16</w:t>
+      </w:r>
+      <w:r>
+        <w:rPr>
+          <w:lang w:val="id_ID" w:bidi="id_ID"/>
+        </w:rPr>
+      </w:r>
+    </w:p>
+    <w:p>
+      <w:pPr/>
+      <w:r>
+        <w:rPr>
+          <w:lang w:val="id_ID" w:bidi="id_ID"/>
+        </w:rPr>
+      </w:r>
+      <w:r>
+        <w:rPr>
+          <w:lang w:val="id_ID" w:bidi="id_ID"/>
+        </w:rPr>
+        <w:t xml:space="preserve">Ayat-ayat ini dengan jelas menggambarkan kekalahan Babel oleh penyerbuan Persia (lihat </w:t>
+      </w:r>
+      <w:hyperlink r:id="rId830">
+        <w:r>
+          <w:rPr>
+            <w:lang w:val="id_ID" w:bidi="id_ID"/>
+          </w:rPr>
+          <w:rPr>
+            <w:color w:val="0000EE"/>
+            <w:u w:val="single"/>
+          </w:rPr>
+          <w:t>Yeremia 51</w:t>
+        </w:r>
+      </w:hyperlink>
+      <w:r>
+        <w:rPr>
+          <w:lang w:val="id_ID" w:bidi="id_ID"/>
+        </w:rPr>
+        <w:t xml:space="preserve">; </w:t>
+      </w:r>
+      <w:hyperlink r:id="rId831">
+        <w:r>
+          <w:rPr>
+            <w:lang w:val="id_ID" w:bidi="id_ID"/>
+          </w:rPr>
+          <w:rPr>
+            <w:color w:val="0000EE"/>
+            <w:u w:val="single"/>
+          </w:rPr>
+          <w:t>Yesaya 13:14</w:t>
+        </w:r>
+      </w:hyperlink>
+      <w:r>
+        <w:rPr>
+          <w:lang w:val="id_ID" w:bidi="id_ID"/>
+        </w:rPr>
+        <w:t xml:space="preserve">; </w:t>
+      </w:r>
+      <w:hyperlink r:id="rId832">
+        <w:r>
+          <w:rPr>
+            <w:lang w:val="id_ID" w:bidi="id_ID"/>
+          </w:rPr>
+          <w:rPr>
+            <w:color w:val="0000EE"/>
+            <w:u w:val="single"/>
+          </w:rPr>
+          <w:t>21:1–10</w:t>
+        </w:r>
+      </w:hyperlink>
+      <w:r>
+        <w:rPr>
+          <w:lang w:val="id_ID" w:bidi="id_ID"/>
+        </w:rPr>
+        <w:t xml:space="preserve">; </w:t>
+      </w:r>
+      <w:hyperlink r:id="rId833">
+        <w:r>
+          <w:rPr>
+            <w:lang w:val="id_ID" w:bidi="id_ID"/>
+          </w:rPr>
+          <w:rPr>
+            <w:color w:val="0000EE"/>
+            <w:u w:val="single"/>
+          </w:rPr>
+          <w:t>44:28</w:t>
+        </w:r>
+      </w:hyperlink>
+      <w:r>
+        <w:rPr>
+          <w:lang w:val="id_ID" w:bidi="id_ID"/>
+        </w:rPr>
+        <w:t xml:space="preserve">; </w:t>
+      </w:r>
+      <w:hyperlink r:id="rId834">
+        <w:r>
+          <w:rPr>
+            <w:lang w:val="id_ID" w:bidi="id_ID"/>
+          </w:rPr>
+          <w:rPr>
+            <w:color w:val="0000EE"/>
+            <w:u w:val="single"/>
+          </w:rPr>
+          <w:t>47:1–5</w:t>
+        </w:r>
+      </w:hyperlink>
+      <w:r>
+        <w:rPr>
+          <w:lang w:val="id_ID" w:bidi="id_ID"/>
+        </w:rPr>
+        <w:t xml:space="preserve">; </w:t>
+      </w:r>
+      <w:hyperlink r:id="rId835">
+        <w:r>
+          <w:rPr>
+            <w:lang w:val="id_ID" w:bidi="id_ID"/>
+          </w:rPr>
+          <w:rPr>
+            <w:color w:val="0000EE"/>
+            <w:u w:val="single"/>
+          </w:rPr>
+          <w:t>Daniel 5</w:t>
+        </w:r>
+      </w:hyperlink>
+      <w:r>
+        <w:rPr>
+          <w:lang w:val="id_ID" w:bidi="id_ID"/>
+        </w:rPr>
+        <w:t>). Babel tidak pernah menjadi kerajaan penting lagi. Kota ini dihancurkan pada tahun 485 sebelum Masehi. Arkeolog mulai menggali Babel pada tahun 1899, mengungkap sisa-sisanya selama beberapa dekade.</w:t>
+      </w:r>
+      <w:r>
+        <w:rPr>
+          <w:lang w:val="id_ID" w:bidi="id_ID"/>
+        </w:rPr>
+      </w:r>
+      <w:r>
+        <w:rPr>
+          <w:lang w:val="id_ID" w:bidi="id_ID"/>
+        </w:rPr>
+      </w:r>
+    </w:p>
+    <w:p>
+      <w:pPr/>
+      <w:r>
+        <w:rPr>
+          <w:lang w:val="id_ID" w:bidi="id_ID"/>
+        </w:rPr>
+      </w:r>
+    </w:p>
+    <w:p>
+      <w:pPr>
+        <w:pStyle w:val="Heading2"/>
+      </w:pPr>
+      <w:r>
+        <w:rPr>
+          <w:lang w:val="id_ID" w:bidi="id_ID"/>
+        </w:rPr>
+        <w:t>Yeremia 50:12</w:t>
+      </w:r>
+      <w:r>
+        <w:rPr>
+          <w:lang w:val="id_ID" w:bidi="id_ID"/>
+        </w:rPr>
+      </w:r>
+    </w:p>
+    <w:p>
+      <w:pPr/>
+      <w:r>
+        <w:rPr>
+          <w:lang w:val="id_ID" w:bidi="id_ID"/>
+        </w:rPr>
+      </w:r>
+      <w:r>
+        <w:rPr>
+          <w:lang w:val="id_ID" w:bidi="id_ID"/>
+        </w:rPr>
+        <w:t>Hakim ilahi memberikan keputusan-Nya, menggambarkan rasa malu Babel yang telah kalah.</w:t>
+      </w:r>
+      <w:r>
+        <w:rPr>
+          <w:lang w:val="id_ID" w:bidi="id_ID"/>
+        </w:rPr>
+      </w:r>
+      <w:r>
+        <w:rPr>
+          <w:lang w:val="id_ID" w:bidi="id_ID"/>
+        </w:rPr>
+      </w:r>
+    </w:p>
+    <w:p>
+      <w:pPr/>
+      <w:r>
+        <w:rPr>
+          <w:lang w:val="id_ID" w:bidi="id_ID"/>
+        </w:rPr>
+      </w:r>
+    </w:p>
+    <w:p>
+      <w:pPr>
+        <w:pStyle w:val="Heading2"/>
+      </w:pPr>
+      <w:r>
+        <w:rPr>
+          <w:lang w:val="id_ID" w:bidi="id_ID"/>
+        </w:rPr>
+        <w:t>Yeremia 50:14</w:t>
+      </w:r>
+      <w:r>
+        <w:rPr>
+          <w:lang w:val="id_ID" w:bidi="id_ID"/>
+        </w:rPr>
+      </w:r>
+    </w:p>
+    <w:p>
+      <w:pPr>
+        <w:pStyle w:val="ListBullet"/>
+        <w:spacing w:line="240" w:lineRule="auto"/>
+        <w:ind w:left="720"/>
+      </w:pPr>
+      <w:r>
+        <w:rPr>
+          <w:lang w:val="id_ID" w:bidi="id_ID"/>
+        </w:rPr>
+      </w:r>
+      <w:r>
+        <w:rPr>
+          <w:lang w:val="id_ID" w:bidi="id_ID"/>
+        </w:rPr>
+        <w:t>Tuhan memerintahkan pasukan untuk menyerang Babel dengan banyak panah dan artileri pada masa itu.</w:t>
+      </w:r>
+    </w:p>
+    <w:p>
+      <w:pPr>
+        <w:pStyle w:val="ListBullet"/>
+        <w:spacing w:line="240" w:lineRule="auto"/>
+        <w:ind w:left="720"/>
+      </w:pPr>
+      <w:r>
+        <w:rPr>
+          <w:lang w:val="id_ID" w:bidi="id_ID"/>
+        </w:rPr>
+      </w:r>
+      <w:r>
+        <w:rPr>
+          <w:i/>
+          <w:lang w:val="id_ID" w:bidi="id_ID"/>
+        </w:rPr>
+        <w:t>kepada Tuhanlah ia berdosa!</w:t>
+      </w:r>
+      <w:r>
+        <w:rPr>
+          <w:lang w:val="id_ID" w:bidi="id_ID"/>
+        </w:rPr>
+        <w:t>: Tuduhan utama yang ditujukan kepada bangsa lain juga berlaku untuk Babel.</w:t>
+      </w:r>
+      <w:r>
+        <w:rPr>
+          <w:lang w:val="id_ID" w:bidi="id_ID"/>
+        </w:rPr>
+      </w:r>
+      <w:r>
+        <w:rPr>
+          <w:lang w:val="id_ID" w:bidi="id_ID"/>
+        </w:rPr>
+      </w:r>
+    </w:p>
+    <w:p>
+      <w:pPr/>
+      <w:r>
+        <w:rPr>
+          <w:lang w:val="id_ID" w:bidi="id_ID"/>
+        </w:rPr>
+      </w:r>
+    </w:p>
+    <w:p>
+      <w:pPr>
+        <w:pStyle w:val="Heading2"/>
+      </w:pPr>
+      <w:r>
+        <w:rPr>
+          <w:lang w:val="id_ID" w:bidi="id_ID"/>
+        </w:rPr>
+        <w:t>Yeremia 50:15</w:t>
+      </w:r>
+      <w:r>
+        <w:rPr>
+          <w:lang w:val="id_ID" w:bidi="id_ID"/>
+        </w:rPr>
+      </w:r>
+    </w:p>
+    <w:p>
+      <w:pPr/>
+      <w:r>
+        <w:rPr>
+          <w:lang w:val="id_ID" w:bidi="id_ID"/>
+        </w:rPr>
+      </w:r>
+      <w:r>
+        <w:rPr>
+          <w:lang w:val="id_ID" w:bidi="id_ID"/>
+        </w:rPr>
+        <w:t xml:space="preserve">Penghakiman Tuhan terpenuhi ketika Babel menyerah dan tembok-temboknya runtuh. Pembalasan Tuhan memberikan keadilan dengan memperlakukan Babel sebagaimana Babel telah memperlakukan orang lain (bandingkan </w:t>
+      </w:r>
+      <w:hyperlink r:id="rId836">
+        <w:r>
+          <w:rPr>
+            <w:lang w:val="id_ID" w:bidi="id_ID"/>
+          </w:rPr>
+          <w:rPr>
+            <w:color w:val="0000EE"/>
+            <w:u w:val="single"/>
+          </w:rPr>
+          <w:t>Ulangan 19:21</w:t>
+        </w:r>
+      </w:hyperlink>
+      <w:r>
+        <w:rPr>
+          <w:lang w:val="id_ID" w:bidi="id_ID"/>
+        </w:rPr>
+        <w:t xml:space="preserve">; </w:t>
+      </w:r>
+      <w:hyperlink r:id="rId837">
+        <w:r>
+          <w:rPr>
+            <w:lang w:val="id_ID" w:bidi="id_ID"/>
+          </w:rPr>
+          <w:rPr>
+            <w:color w:val="0000EE"/>
+            <w:u w:val="single"/>
+          </w:rPr>
+          <w:t>Lukas 6:38</w:t>
+        </w:r>
+      </w:hyperlink>
+      <w:r>
+        <w:rPr>
+          <w:lang w:val="id_ID" w:bidi="id_ID"/>
+        </w:rPr>
+        <w:t>).</w:t>
+      </w:r>
+      <w:r>
+        <w:rPr>
+          <w:lang w:val="id_ID" w:bidi="id_ID"/>
+        </w:rPr>
+      </w:r>
+      <w:r>
+        <w:rPr>
+          <w:lang w:val="id_ID" w:bidi="id_ID"/>
+        </w:rPr>
+      </w:r>
+    </w:p>
+    <w:p>
+      <w:pPr/>
+      <w:r>
+        <w:rPr>
+          <w:lang w:val="id_ID" w:bidi="id_ID"/>
+        </w:rPr>
+      </w:r>
+    </w:p>
+    <w:p>
+      <w:pPr>
+        <w:pStyle w:val="Heading2"/>
+      </w:pPr>
+      <w:r>
+        <w:rPr>
+          <w:lang w:val="id_ID" w:bidi="id_ID"/>
+        </w:rPr>
+        <w:t>Yeremia 50:16</w:t>
+      </w:r>
+      <w:r>
+        <w:rPr>
+          <w:lang w:val="id_ID" w:bidi="id_ID"/>
+        </w:rPr>
+      </w:r>
+    </w:p>
+    <w:p>
+      <w:pPr/>
+      <w:r>
+        <w:rPr>
+          <w:lang w:val="id_ID" w:bidi="id_ID"/>
+        </w:rPr>
+      </w:r>
+      <w:r>
+        <w:rPr>
+          <w:lang w:val="id_ID" w:bidi="id_ID"/>
+        </w:rPr>
+        <w:t>Ketika Babel runtuh, para petani meninggalkan tanaman mereka dan melarikan diri. Kerasnya pertempuran memaksa orang-orang untuk melarikan diri.</w:t>
+      </w:r>
+      <w:r>
+        <w:rPr>
+          <w:lang w:val="id_ID" w:bidi="id_ID"/>
+        </w:rPr>
+      </w:r>
+      <w:r>
+        <w:rPr>
+          <w:lang w:val="id_ID" w:bidi="id_ID"/>
+        </w:rPr>
+      </w:r>
+    </w:p>
+    <w:p>
+      <w:pPr/>
+      <w:r>
+        <w:rPr>
+          <w:lang w:val="id_ID" w:bidi="id_ID"/>
+        </w:rPr>
+      </w:r>
+    </w:p>
+    <w:p>
+      <w:pPr>
+        <w:pStyle w:val="Heading2"/>
+      </w:pPr>
+      <w:r>
+        <w:rPr>
+          <w:lang w:val="id_ID" w:bidi="id_ID"/>
+        </w:rPr>
+        <w:t>Yeremia 50:17</w:t>
+      </w:r>
+      <w:r>
+        <w:rPr>
+          <w:lang w:val="id_ID" w:bidi="id_ID"/>
+        </w:rPr>
+      </w:r>
+    </w:p>
+    <w:p>
+      <w:pPr/>
+      <w:r>
+        <w:rPr>
+          <w:lang w:val="id_ID" w:bidi="id_ID"/>
+        </w:rPr>
+      </w:r>
+      <w:r>
+        <w:rPr>
+          <w:lang w:val="id_ID" w:bidi="id_ID"/>
+        </w:rPr>
+        <w:t>Asyur menguasai kerajaan utara Israel antara tahun 734 dan 722 SM. Nebukadnezar menguasai kerajaan selatan Yehuda antara tahun 605 dan 586 SM.</w:t>
+      </w:r>
+      <w:r>
+        <w:rPr>
+          <w:lang w:val="id_ID" w:bidi="id_ID"/>
+        </w:rPr>
+      </w:r>
+      <w:r>
+        <w:rPr>
+          <w:lang w:val="id_ID" w:bidi="id_ID"/>
+        </w:rPr>
+      </w:r>
+    </w:p>
+    <w:p>
+      <w:pPr/>
+      <w:r>
+        <w:rPr>
+          <w:lang w:val="id_ID" w:bidi="id_ID"/>
+        </w:rPr>
+      </w:r>
+    </w:p>
+    <w:p>
+      <w:pPr>
+        <w:pStyle w:val="Heading2"/>
+      </w:pPr>
+      <w:r>
+        <w:rPr>
+          <w:lang w:val="id_ID" w:bidi="id_ID"/>
+        </w:rPr>
+        <w:t>Yeremia 50:17–20: 17. "Israel adalah domba yang tercerai-berai, yang dihalau oleh singa-singa. Raja Asyur yang pertama memakannya, dan sekarang Nebukadnezar, raja Babel, telah mematahkan tulang-tulangnya." 18. "Sebab itu beginilah firman TUHAN semesta alam, Allah Israel: Sesungguhnya, Aku akan menghukum raja Babel dan negerinya, seperti Aku telah menghukum raja Asyur." 19. "Tetapi Aku akan membawa kembali Israel ke padang rumputnya, dan ia akan makan di Karmel dan di Basan, dan jiwanya akan kenyang di pegunungan Efraim dan di Gilead." 20. "Pada waktu itu dan pada masa itu, demikianlah firman TUHAN, kesalahan Israel akan dicari, tetapi tidak ada lagi, dan dosa-dosa Yehuda, tetapi tidak akan ditemukan, sebab Aku akan mengampuni orang-orang yang Kubiarkan tinggal hidup."</w:t>
+      </w:r>
+      <w:r>
+        <w:rPr>
+          <w:lang w:val="id_ID" w:bidi="id_ID"/>
+        </w:rPr>
+      </w:r>
+    </w:p>
+    <w:p>
+      <w:pPr/>
+      <w:r>
+        <w:rPr>
+          <w:lang w:val="id_ID" w:bidi="id_ID"/>
+        </w:rPr>
+      </w:r>
+      <w:r>
+        <w:rPr>
+          <w:lang w:val="id_ID" w:bidi="id_ID"/>
+        </w:rPr>
+        <w:t>Bagian puitis lainnya mengungkapkan kesedihan atas penderitaan Israel dan menjanjikan pemulihan di masa depan.</w:t>
+      </w:r>
+      <w:r>
+        <w:rPr>
+          <w:lang w:val="id_ID" w:bidi="id_ID"/>
+        </w:rPr>
+      </w:r>
+      <w:r>
+        <w:rPr>
+          <w:lang w:val="id_ID" w:bidi="id_ID"/>
+        </w:rPr>
+      </w:r>
+    </w:p>
+    <w:p>
+      <w:pPr/>
+      <w:r>
+        <w:rPr>
+          <w:lang w:val="id_ID" w:bidi="id_ID"/>
+        </w:rPr>
+      </w:r>
+    </w:p>
+    <w:p>
+      <w:pPr>
+        <w:pStyle w:val="Heading2"/>
+      </w:pPr>
+      <w:r>
+        <w:rPr>
+          <w:lang w:val="id_ID" w:bidi="id_ID"/>
+        </w:rPr>
+        <w:t>Yeremia 50:18–19</w:t>
+      </w:r>
+      <w:r>
+        <w:rPr>
+          <w:lang w:val="id_ID" w:bidi="id_ID"/>
+        </w:rPr>
+      </w:r>
+    </w:p>
+    <w:p>
+      <w:pPr>
+        <w:pStyle w:val="ListBullet"/>
+        <w:spacing w:line="240" w:lineRule="auto"/>
+        <w:ind w:left="720"/>
+      </w:pPr>
+      <w:r>
+        <w:rPr>
+          <w:lang w:val="id_ID" w:bidi="id_ID"/>
+        </w:rPr>
+      </w:r>
+      <w:r>
+        <w:rPr>
+          <w:i/>
+          <w:lang w:val="id_ID" w:bidi="id_ID"/>
+        </w:rPr>
+        <w:t>sebab itu</w:t>
+      </w:r>
+      <w:r>
+        <w:rPr>
+          <w:lang w:val="id_ID" w:bidi="id_ID"/>
+        </w:rPr>
+        <w:t>: Frasa ini memperkenalkan dua ketetapan ilahi. Ketetapan pertama menghukum Babel dengan kehancuran total, mirip dengan hukuman yang Tuhan berikan kepada Asyur (</w:t>
+      </w:r>
+      <w:hyperlink r:id="rId838">
+        <w:r>
+          <w:rPr>
+            <w:lang w:val="id_ID" w:bidi="id_ID"/>
+          </w:rPr>
+          <w:rPr>
+            <w:color w:val="0000EE"/>
+            <w:u w:val="single"/>
+          </w:rPr>
+          <w:t>Nahum 3</w:t>
+        </w:r>
+      </w:hyperlink>
+      <w:r>
+        <w:rPr>
+          <w:lang w:val="id_ID" w:bidi="id_ID"/>
+        </w:rPr>
+        <w:t>). Asyur jatuh pada tahun 612 SM; Babel jatuh pada tahun 539 SM.</w:t>
+      </w:r>
+    </w:p>
+    <w:p>
+      <w:pPr>
+        <w:pStyle w:val="ListBullet"/>
+        <w:spacing w:line="240" w:lineRule="auto"/>
+        <w:ind w:left="720"/>
+      </w:pPr>
+      <w:r>
+        <w:rPr>
+          <w:lang w:val="id_ID" w:bidi="id_ID"/>
+        </w:rPr>
+      </w:r>
+      <w:r>
+        <w:rPr>
+          <w:i/>
+          <w:lang w:val="id_ID" w:bidi="id_ID"/>
+        </w:rPr>
+        <w:t>Aku akan mengembalikan Israel</w:t>
+      </w:r>
+      <w:r>
+        <w:rPr>
+          <w:lang w:val="id_ID" w:bidi="id_ID"/>
+        </w:rPr>
+        <w:t>: Ketetapan ilahi kedua menjanjikan pemulihan Israel, khususnya orang-orang dari suku utara, yang tanahnya ditentukan oleh penanda lokasi. [disebutkan]</w:t>
+      </w:r>
+    </w:p>
+    <w:p>
+      <w:pPr>
+        <w:pStyle w:val="ListBullet"/>
+        <w:spacing w:line="240" w:lineRule="auto"/>
+        <w:ind w:left="720"/>
+      </w:pPr>
+      <w:r>
+        <w:rPr>
+          <w:lang w:val="id_ID" w:bidi="id_ID"/>
+        </w:rPr>
+      </w:r>
+      <w:r>
+        <w:rPr>
+          <w:lang w:val="id_ID" w:bidi="id_ID"/>
+        </w:rPr>
+        <w:t>Karmel adalah pegunungan yang terletak di dekat Laut Mediterania di sudut barat laut Israel.</w:t>
+      </w:r>
+    </w:p>
+    <w:p>
+      <w:pPr>
+        <w:pStyle w:val="ListBullet"/>
+        <w:spacing w:line="240" w:lineRule="auto"/>
+        <w:ind w:left="720"/>
+      </w:pPr>
+      <w:r>
+        <w:rPr>
+          <w:lang w:val="id_ID" w:bidi="id_ID"/>
+        </w:rPr>
+      </w:r>
+      <w:r>
+        <w:rPr>
+          <w:lang w:val="id_ID" w:bidi="id_ID"/>
+        </w:rPr>
+        <w:t>Basan adalah sebuah wilayah di dataran tinggi yang terletak di sebelah timur Danau/Laut Galilea.</w:t>
+      </w:r>
+    </w:p>
+    <w:p>
+      <w:pPr>
+        <w:pStyle w:val="ListBullet"/>
+        <w:spacing w:line="240" w:lineRule="auto"/>
+        <w:ind w:left="720"/>
+      </w:pPr>
+      <w:r>
+        <w:rPr>
+          <w:lang w:val="id_ID" w:bidi="id_ID"/>
+        </w:rPr>
+      </w:r>
+      <w:r>
+        <w:rPr>
+          <w:lang w:val="id_ID" w:bidi="id_ID"/>
+        </w:rPr>
+        <w:t>Suku Efraim menetap di wilayah perbukitan di bagian tengah Israel, sebelah barat Sungai Yordan.</w:t>
+      </w:r>
+    </w:p>
+    <w:p>
+      <w:pPr>
+        <w:pStyle w:val="ListBullet"/>
+        <w:spacing w:line="240" w:lineRule="auto"/>
+        <w:ind w:left="720"/>
+      </w:pPr>
+      <w:r>
+        <w:rPr>
+          <w:lang w:val="id_ID" w:bidi="id_ID"/>
+        </w:rPr>
+      </w:r>
+      <w:r>
+        <w:rPr>
+          <w:lang w:val="id_ID" w:bidi="id_ID"/>
+        </w:rPr>
+        <w:t>Gilead adalah daerah dataran tinggi di sebelah timur Sungai Yordan, berseberangan dengan Efraim.</w:t>
+      </w:r>
+      <w:r>
+        <w:rPr>
+          <w:lang w:val="id_ID" w:bidi="id_ID"/>
+        </w:rPr>
+      </w:r>
+      <w:r>
+        <w:rPr>
+          <w:lang w:val="id_ID" w:bidi="id_ID"/>
+        </w:rPr>
+      </w:r>
+    </w:p>
+    <w:p>
+      <w:pPr/>
+      <w:r>
+        <w:rPr>
+          <w:lang w:val="id_ID" w:bidi="id_ID"/>
+        </w:rPr>
+      </w:r>
+    </w:p>
+    <w:p>
+      <w:pPr>
+        <w:pStyle w:val="Heading2"/>
+      </w:pPr>
+      <w:r>
+        <w:rPr>
+          <w:lang w:val="id_ID" w:bidi="id_ID"/>
+        </w:rPr>
+        <w:t>Yeremia 50:20</w:t>
+      </w:r>
+      <w:r>
+        <w:rPr>
+          <w:lang w:val="id_ID" w:bidi="id_ID"/>
+        </w:rPr>
+      </w:r>
+    </w:p>
+    <w:p>
+      <w:pPr/>
+      <w:r>
+        <w:rPr>
+          <w:lang w:val="id_ID" w:bidi="id_ID"/>
+        </w:rPr>
+      </w:r>
+      <w:r>
+        <w:rPr>
+          <w:lang w:val="id_ID" w:bidi="id_ID"/>
+        </w:rPr>
+        <w:t>Tuhan akan mengampuni sisa orang-orang Israel dan Yehuda. Mereka akan mencari Tuhan ketika mereka kembali ke tanah air mereka (</w:t>
+      </w:r>
+      <w:hyperlink r:id="rId839">
+        <w:r>
+          <w:rPr>
+            <w:lang w:val="id_ID" w:bidi="id_ID"/>
+          </w:rPr>
+          <w:rPr>
+            <w:color w:val="0000EE"/>
+            <w:u w:val="single"/>
+          </w:rPr>
+          <w:t>Yeremia 50:4–5</w:t>
+        </w:r>
+      </w:hyperlink>
+      <w:r>
+        <w:rPr>
+          <w:lang w:val="id_ID" w:bidi="id_ID"/>
+        </w:rPr>
+        <w:t xml:space="preserve">; lihat pasal </w:t>
+      </w:r>
+      <w:hyperlink r:id="rId840">
+        <w:r>
+          <w:rPr>
+            <w:lang w:val="id_ID" w:bidi="id_ID"/>
+          </w:rPr>
+          <w:rPr>
+            <w:color w:val="0000EE"/>
+            <w:u w:val="single"/>
+          </w:rPr>
+          <w:t>31</w:t>
+        </w:r>
+      </w:hyperlink>
+      <w:r>
+        <w:rPr>
+          <w:lang w:val="id_ID" w:bidi="id_ID"/>
+        </w:rPr>
+        <w:t xml:space="preserve">, </w:t>
+      </w:r>
+      <w:hyperlink r:id="rId841">
+        <w:r>
+          <w:rPr>
+            <w:lang w:val="id_ID" w:bidi="id_ID"/>
+          </w:rPr>
+          <w:rPr>
+            <w:color w:val="0000EE"/>
+            <w:u w:val="single"/>
+          </w:rPr>
+          <w:t>33</w:t>
+        </w:r>
+      </w:hyperlink>
+      <w:r>
+        <w:rPr>
+          <w:lang w:val="id_ID" w:bidi="id_ID"/>
+        </w:rPr>
+        <w:t>).</w:t>
+      </w:r>
+      <w:r>
+        <w:rPr>
+          <w:lang w:val="id_ID" w:bidi="id_ID"/>
+        </w:rPr>
+      </w:r>
+      <w:r>
+        <w:rPr>
+          <w:lang w:val="id_ID" w:bidi="id_ID"/>
+        </w:rPr>
+      </w:r>
+    </w:p>
+    <w:p>
+      <w:pPr/>
+      <w:r>
+        <w:rPr>
+          <w:lang w:val="id_ID" w:bidi="id_ID"/>
+        </w:rPr>
+      </w:r>
+    </w:p>
+    <w:p>
+      <w:pPr>
+        <w:pStyle w:val="Heading2"/>
+      </w:pPr>
+      <w:r>
+        <w:rPr>
+          <w:lang w:val="id_ID" w:bidi="id_ID"/>
+        </w:rPr>
+        <w:t>Yeremia 50:21</w:t>
+      </w:r>
+      <w:r>
+        <w:rPr>
+          <w:lang w:val="id_ID" w:bidi="id_ID"/>
+        </w:rPr>
+      </w:r>
+    </w:p>
+    <w:p>
+      <w:pPr>
+        <w:pStyle w:val="ListBullet"/>
+        <w:spacing w:line="240" w:lineRule="auto"/>
+        <w:ind w:left="720"/>
+      </w:pPr>
+      <w:r>
+        <w:rPr>
+          <w:lang w:val="id_ID" w:bidi="id_ID"/>
+        </w:rPr>
+      </w:r>
+      <w:r>
+        <w:rPr>
+          <w:lang w:val="id_ID" w:bidi="id_ID"/>
+        </w:rPr>
+        <w:t>Penghakiman terhadap Babel berlanjut. Hakim ilahi juga digambarkan sebagai pemimpin pasukan. Bangsa Persia adalah prajurit Tuhan melawan Babel, sama seperti Babel pernah menjadi prajurit-Nya melawan Yehuda (</w:t>
+      </w:r>
+      <w:hyperlink r:id="rId195">
+        <w:r>
+          <w:rPr>
+            <w:lang w:val="id_ID" w:bidi="id_ID"/>
+          </w:rPr>
+          <w:rPr>
+            <w:color w:val="0000EE"/>
+            <w:u w:val="single"/>
+          </w:rPr>
+          <w:t>Yeremia 25:9</w:t>
+        </w:r>
+      </w:hyperlink>
+      <w:r>
+        <w:rPr>
+          <w:lang w:val="id_ID" w:bidi="id_ID"/>
+        </w:rPr>
+        <w:t>).</w:t>
+      </w:r>
+    </w:p>
+    <w:p>
+      <w:pPr>
+        <w:pStyle w:val="ListBullet"/>
+        <w:spacing w:line="240" w:lineRule="auto"/>
+        <w:ind w:left="720"/>
+      </w:pPr>
+      <w:r>
+        <w:rPr>
+          <w:lang w:val="id_ID" w:bidi="id_ID"/>
+        </w:rPr>
+      </w:r>
+      <w:r>
+        <w:rPr>
+          <w:i/>
+          <w:lang w:val="id_ID" w:bidi="id_ID"/>
+        </w:rPr>
+        <w:t>Merataim</w:t>
+      </w:r>
+      <w:r>
+        <w:rPr>
+          <w:lang w:val="id_ID" w:bidi="id_ID"/>
+        </w:rPr>
+        <w:t xml:space="preserve"> (berarti </w:t>
+      </w:r>
+      <w:r>
+        <w:rPr>
+          <w:i/>
+          <w:lang w:val="id_ID" w:bidi="id_ID"/>
+        </w:rPr>
+        <w:t>pemberontakan ganda</w:t>
+      </w:r>
+      <w:r>
+        <w:rPr>
+          <w:lang w:val="id_ID" w:bidi="id_ID"/>
+        </w:rPr>
+        <w:t xml:space="preserve">) mengacu pada bagian selatan lembah sungai Tigris dan Efrat. </w:t>
+      </w:r>
+      <w:r>
+        <w:rPr>
+          <w:i/>
+          <w:lang w:val="id_ID" w:bidi="id_ID"/>
+        </w:rPr>
+        <w:t>Pekod</w:t>
+      </w:r>
+      <w:r>
+        <w:rPr>
+          <w:lang w:val="id_ID" w:bidi="id_ID"/>
+        </w:rPr>
+        <w:t xml:space="preserve"> (berarti </w:t>
+      </w:r>
+      <w:r>
+        <w:rPr>
+          <w:i/>
+          <w:lang w:val="id_ID" w:bidi="id_ID"/>
+        </w:rPr>
+        <w:t>hukuman</w:t>
+      </w:r>
+      <w:r>
+        <w:rPr>
+          <w:lang w:val="id_ID" w:bidi="id_ID"/>
+        </w:rPr>
+        <w:t>) mengacu pada orang-orang yang tinggal di sisi timur lembah yang sama. Orang-orang ini adalah orang Babilonia.</w:t>
+      </w:r>
+    </w:p>
+    <w:p>
+      <w:pPr>
+        <w:pStyle w:val="ListBullet"/>
+        <w:spacing w:line="240" w:lineRule="auto"/>
+        <w:ind w:left="720"/>
+      </w:pPr>
+      <w:r>
+        <w:rPr>
+          <w:lang w:val="id_ID" w:bidi="id_ID"/>
+        </w:rPr>
+      </w:r>
+      <w:r>
+        <w:rPr>
+          <w:i/>
+          <w:lang w:val="id_ID" w:bidi="id_ID"/>
+        </w:rPr>
+        <w:t>menghancurkan mereka sepenuhnya</w:t>
+      </w:r>
+      <w:r>
+        <w:rPr>
+          <w:lang w:val="id_ID" w:bidi="id_ID"/>
+        </w:rPr>
+        <w:t xml:space="preserve">: Lihat </w:t>
+      </w:r>
+      <w:hyperlink r:id="rId842">
+        <w:r>
+          <w:rPr>
+            <w:lang w:val="id_ID" w:bidi="id_ID"/>
+          </w:rPr>
+          <w:rPr>
+            <w:color w:val="0000EE"/>
+            <w:u w:val="single"/>
+          </w:rPr>
+          <w:t>Imamat 27:28–29</w:t>
+        </w:r>
+      </w:hyperlink>
+      <w:r>
+        <w:rPr>
+          <w:lang w:val="id_ID" w:bidi="id_ID"/>
+        </w:rPr>
+        <w:t xml:space="preserve">; </w:t>
+      </w:r>
+      <w:hyperlink r:id="rId843">
+        <w:r>
+          <w:rPr>
+            <w:lang w:val="id_ID" w:bidi="id_ID"/>
+          </w:rPr>
+          <w:rPr>
+            <w:color w:val="0000EE"/>
+            <w:u w:val="single"/>
+          </w:rPr>
+          <w:t>Yosua 6:21</w:t>
+        </w:r>
+      </w:hyperlink>
+      <w:r>
+        <w:rPr>
+          <w:lang w:val="id_ID" w:bidi="id_ID"/>
+        </w:rPr>
+        <w:t xml:space="preserve">; </w:t>
+      </w:r>
+      <w:hyperlink r:id="rId844">
+        <w:r>
+          <w:rPr>
+            <w:lang w:val="id_ID" w:bidi="id_ID"/>
+          </w:rPr>
+          <w:rPr>
+            <w:color w:val="0000EE"/>
+            <w:u w:val="single"/>
+          </w:rPr>
+          <w:t>1 Samuel 15:3</w:t>
+        </w:r>
+      </w:hyperlink>
+      <w:r>
+        <w:rPr>
+          <w:lang w:val="id_ID" w:bidi="id_ID"/>
+        </w:rPr>
+        <w:t>.</w:t>
+      </w:r>
+      <w:r>
+        <w:rPr>
+          <w:lang w:val="id_ID" w:bidi="id_ID"/>
+        </w:rPr>
+      </w:r>
+      <w:r>
+        <w:rPr>
+          <w:lang w:val="id_ID" w:bidi="id_ID"/>
+        </w:rPr>
+      </w:r>
+    </w:p>
+    <w:p>
+      <w:pPr/>
+      <w:r>
+        <w:rPr>
+          <w:lang w:val="id_ID" w:bidi="id_ID"/>
+        </w:rPr>
+      </w:r>
+    </w:p>
+    <w:p>
+      <w:pPr>
+        <w:pStyle w:val="Heading2"/>
+      </w:pPr>
+      <w:r>
+        <w:rPr>
+          <w:lang w:val="id_ID" w:bidi="id_ID"/>
+        </w:rPr>
+        <w:t>Yeremia 50:28</w:t>
+      </w:r>
+      <w:r>
+        <w:rPr>
+          <w:lang w:val="id_ID" w:bidi="id_ID"/>
+        </w:rPr>
+      </w:r>
+    </w:p>
+    <w:p>
+      <w:pPr/>
+      <w:r>
+        <w:rPr>
+          <w:lang w:val="id_ID" w:bidi="id_ID"/>
+        </w:rPr>
+      </w:r>
+      <w:r>
+        <w:rPr>
+          <w:lang w:val="id_ID" w:bidi="id_ID"/>
+        </w:rPr>
+        <w:t>Para tawanan yang kembali ke Yerusalem dapat meyakinkan mereka yang tinggal di sana. Mereka dapat mengatakan bahwa Allah telah menghukum musuh seperti yang dijanjikan dan bahwa pemulihan Israel telah dimulai.</w:t>
+      </w:r>
+      <w:r>
+        <w:rPr>
+          <w:lang w:val="id_ID" w:bidi="id_ID"/>
+        </w:rPr>
+      </w:r>
+      <w:r>
+        <w:rPr>
+          <w:lang w:val="id_ID" w:bidi="id_ID"/>
+        </w:rPr>
+      </w:r>
+    </w:p>
+    <w:p>
+      <w:pPr/>
+      <w:r>
+        <w:rPr>
+          <w:lang w:val="id_ID" w:bidi="id_ID"/>
+        </w:rPr>
+      </w:r>
+    </w:p>
+    <w:p>
+      <w:pPr>
+        <w:pStyle w:val="Heading2"/>
+      </w:pPr>
+      <w:r>
+        <w:rPr>
+          <w:lang w:val="id_ID" w:bidi="id_ID"/>
+        </w:rPr>
+        <w:t>Yeremia 50:29–30</w:t>
+      </w:r>
+      <w:r>
+        <w:rPr>
+          <w:lang w:val="id_ID" w:bidi="id_ID"/>
+        </w:rPr>
+      </w:r>
+    </w:p>
+    <w:p>
+      <w:pPr/>
+      <w:r>
+        <w:rPr>
+          <w:lang w:val="id_ID" w:bidi="id_ID"/>
+        </w:rPr>
+      </w:r>
+      <w:r>
+        <w:rPr>
+          <w:lang w:val="id_ID" w:bidi="id_ID"/>
+        </w:rPr>
+        <w:t>Pemanah yang terampil akan membunuh tentara Babilonia, sebagaimana tentara itu telah membunuh orang-orang lain dalam pertempuran. Ini adalah cara Tuhan menghakimi para pembangun kekaisaran yang kejam yang telah menentang satu-satunya Allah yang benar dengan menyembah dewa-dewa lain (</w:t>
+      </w:r>
+      <w:hyperlink r:id="rId845">
+        <w:r>
+          <w:rPr>
+            <w:lang w:val="id_ID" w:bidi="id_ID"/>
+          </w:rPr>
+          <w:rPr>
+            <w:color w:val="0000EE"/>
+            <w:u w:val="single"/>
+          </w:rPr>
+          <w:t>Yeremia 50:38</w:t>
+        </w:r>
+      </w:hyperlink>
+      <w:r>
+        <w:rPr>
+          <w:lang w:val="id_ID" w:bidi="id_ID"/>
+        </w:rPr>
+        <w:t>).</w:t>
+      </w:r>
+      <w:r>
+        <w:rPr>
+          <w:lang w:val="id_ID" w:bidi="id_ID"/>
+        </w:rPr>
+      </w:r>
+      <w:r>
+        <w:rPr>
+          <w:lang w:val="id_ID" w:bidi="id_ID"/>
+        </w:rPr>
+      </w:r>
+    </w:p>
+    <w:p>
+      <w:pPr/>
+      <w:r>
+        <w:rPr>
+          <w:lang w:val="id_ID" w:bidi="id_ID"/>
+        </w:rPr>
+      </w:r>
+    </w:p>
+    <w:p>
+      <w:pPr>
+        <w:pStyle w:val="Heading2"/>
+      </w:pPr>
+      <w:r>
+        <w:rPr>
+          <w:lang w:val="id_ID" w:bidi="id_ID"/>
+        </w:rPr>
+        <w:t>Yeremia 50:31–32</w:t>
+      </w:r>
+      <w:r>
+        <w:rPr>
+          <w:lang w:val="id_ID" w:bidi="id_ID"/>
+        </w:rPr>
+      </w:r>
+    </w:p>
+    <w:p>
+      <w:pPr/>
+      <w:r>
+        <w:rPr>
+          <w:lang w:val="id_ID" w:bidi="id_ID"/>
+        </w:rPr>
+      </w:r>
+      <w:r>
+        <w:rPr>
+          <w:lang w:val="id_ID" w:bidi="id_ID"/>
+        </w:rPr>
+        <w:t>Karena perintah Tuhan, Kekaisaran Babilonia yang sombong tidak akan pernah lagi menjadi kekuatan besar di dunia.</w:t>
+      </w:r>
+      <w:r>
+        <w:rPr>
+          <w:lang w:val="id_ID" w:bidi="id_ID"/>
+        </w:rPr>
+      </w:r>
+      <w:r>
+        <w:rPr>
+          <w:lang w:val="id_ID" w:bidi="id_ID"/>
+        </w:rPr>
+      </w:r>
+    </w:p>
+    <w:p>
+      <w:pPr/>
+      <w:r>
+        <w:rPr>
+          <w:lang w:val="id_ID" w:bidi="id_ID"/>
+        </w:rPr>
+      </w:r>
+    </w:p>
+    <w:p>
+      <w:pPr>
+        <w:pStyle w:val="Heading2"/>
+      </w:pPr>
+      <w:r>
+        <w:rPr>
+          <w:lang w:val="id_ID" w:bidi="id_ID"/>
+        </w:rPr>
+        <w:t>Yeremia 50:33–34</w:t>
+      </w:r>
+      <w:r>
+        <w:rPr>
+          <w:lang w:val="id_ID" w:bidi="id_ID"/>
+        </w:rPr>
+      </w:r>
+    </w:p>
+    <w:p>
+      <w:pPr/>
+      <w:r>
+        <w:rPr>
+          <w:lang w:val="id_ID" w:bidi="id_ID"/>
+        </w:rPr>
+      </w:r>
+      <w:r>
+        <w:rPr>
+          <w:lang w:val="id_ID" w:bidi="id_ID"/>
+        </w:rPr>
+        <w:t>Orang-orang Israel dan Yehuda telah mengalami banyak penderitaan. Penebusan Tuhan akan melindungi mereka dan membawa kedamaian di Israel. Allah yang kuat dapat menebus sebagaimana Dia dapat menghukum.</w:t>
+      </w:r>
+      <w:r>
+        <w:rPr>
+          <w:lang w:val="id_ID" w:bidi="id_ID"/>
+        </w:rPr>
+      </w:r>
+      <w:r>
+        <w:rPr>
+          <w:lang w:val="id_ID" w:bidi="id_ID"/>
+        </w:rPr>
+      </w:r>
+    </w:p>
+    <w:p>
+      <w:pPr/>
+      <w:r>
+        <w:rPr>
+          <w:lang w:val="id_ID" w:bidi="id_ID"/>
+        </w:rPr>
+      </w:r>
+    </w:p>
+    <w:p>
+      <w:pPr>
+        <w:pStyle w:val="Heading2"/>
+      </w:pPr>
+      <w:r>
+        <w:rPr>
+          <w:lang w:val="id_ID" w:bidi="id_ID"/>
+        </w:rPr>
+        <w:t>Yeremia 50:35–38</w:t>
+      </w:r>
+      <w:r>
+        <w:rPr>
+          <w:lang w:val="id_ID" w:bidi="id_ID"/>
+        </w:rPr>
+      </w:r>
+    </w:p>
+    <w:p>
+      <w:pPr>
+        <w:pStyle w:val="ListBullet"/>
+        <w:spacing w:line="240" w:lineRule="auto"/>
+        <w:ind w:left="720"/>
+      </w:pPr>
+      <w:r>
+        <w:rPr>
+          <w:lang w:val="id_ID" w:bidi="id_ID"/>
+        </w:rPr>
+      </w:r>
+      <w:r>
+        <w:rPr>
+          <w:lang w:val="id_ID" w:bidi="id_ID"/>
+        </w:rPr>
+        <w:t>Babel akan mengalami kekerasan yang sama seperti yang mereka lakukan terhadap orang-orang lain. Tuduhan yang sama diajukan terhadap Babel seperti terhadap Israel, Yehuda, Mesir, dan tetangga mereka. Mereka semua menyembah berhala daripada menyembah satu-satunya Allah yang benar.</w:t>
+      </w:r>
+    </w:p>
+    <w:p>
+      <w:pPr>
+        <w:pStyle w:val="ListBullet"/>
+        <w:spacing w:line="240" w:lineRule="auto"/>
+        <w:ind w:left="720"/>
+      </w:pPr>
+      <w:r>
+        <w:rPr>
+          <w:lang w:val="id_ID" w:bidi="id_ID"/>
+        </w:rPr>
+      </w:r>
+      <w:r>
+        <w:rPr>
+          <w:lang w:val="id_ID" w:bidi="id_ID"/>
+        </w:rPr>
+        <w:t>Pedang kehancuran mengacu pada tentara Persia.</w:t>
+      </w:r>
+      <w:r>
+        <w:rPr>
+          <w:lang w:val="id_ID" w:bidi="id_ID"/>
+        </w:rPr>
+      </w:r>
+      <w:r>
+        <w:rPr>
+          <w:lang w:val="id_ID" w:bidi="id_ID"/>
+        </w:rPr>
+      </w:r>
+    </w:p>
+    <w:p>
+      <w:pPr/>
+      <w:r>
+        <w:rPr>
+          <w:lang w:val="id_ID" w:bidi="id_ID"/>
+        </w:rPr>
+      </w:r>
+    </w:p>
+    <w:p>
+      <w:pPr>
+        <w:pStyle w:val="Heading2"/>
+      </w:pPr>
+      <w:r>
+        <w:rPr>
+          <w:lang w:val="id_ID" w:bidi="id_ID"/>
+        </w:rPr>
+        <w:t>Yeremia 50:38</w:t>
+      </w:r>
+      <w:r>
+        <w:rPr>
+          <w:lang w:val="id_ID" w:bidi="id_ID"/>
+        </w:rPr>
+      </w:r>
+    </w:p>
+    <w:p>
+      <w:pPr/>
+      <w:r>
+        <w:rPr>
+          <w:lang w:val="id_ID" w:bidi="id_ID"/>
+        </w:rPr>
+      </w:r>
+      <w:r>
+        <w:rPr>
+          <w:lang w:val="id_ID" w:bidi="id_ID"/>
+        </w:rPr>
+        <w:t>Sungai Efrat mengalir melalui Babel, menyediakan air bagi kota tersebut. Dilaporkan bahwa orang Persia mengalihkan aliran sungai selama pengepungan. Mereka menggali kanal di sekitar tembok kota dan menyerang melalui dasar sungai yang kering.</w:t>
+      </w:r>
+      <w:r>
+        <w:rPr>
+          <w:lang w:val="id_ID" w:bidi="id_ID"/>
+        </w:rPr>
+      </w:r>
+      <w:r>
+        <w:rPr>
+          <w:lang w:val="id_ID" w:bidi="id_ID"/>
+        </w:rPr>
+      </w:r>
+    </w:p>
+    <w:p>
+      <w:pPr/>
+      <w:r>
+        <w:rPr>
+          <w:lang w:val="id_ID" w:bidi="id_ID"/>
+        </w:rPr>
+      </w:r>
+    </w:p>
+    <w:p>
+      <w:pPr>
+        <w:pStyle w:val="Heading2"/>
+      </w:pPr>
+      <w:r>
+        <w:rPr>
+          <w:lang w:val="id_ID" w:bidi="id_ID"/>
+        </w:rPr>
+        <w:t>Yeremia 50:39–40</w:t>
+      </w:r>
+      <w:r>
+        <w:rPr>
+          <w:lang w:val="id_ID" w:bidi="id_ID"/>
+        </w:rPr>
+      </w:r>
+    </w:p>
+    <w:p>
+      <w:pPr/>
+      <w:r>
+        <w:rPr>
+          <w:lang w:val="id_ID" w:bidi="id_ID"/>
+        </w:rPr>
+      </w:r>
+      <w:r>
+        <w:rPr>
+          <w:lang w:val="id_ID" w:bidi="id_ID"/>
+        </w:rPr>
+        <w:t>Kehancuran Babel akan sempurna, seperti kehancuran total Sodom dan Gomora (</w:t>
+      </w:r>
+      <w:hyperlink r:id="rId846">
+        <w:r>
+          <w:rPr>
+            <w:lang w:val="id_ID" w:bidi="id_ID"/>
+          </w:rPr>
+          <w:rPr>
+            <w:color w:val="0000EE"/>
+            <w:u w:val="single"/>
+          </w:rPr>
+          <w:t>Kejadian 19:24–25</w:t>
+        </w:r>
+      </w:hyperlink>
+      <w:r>
+        <w:rPr>
+          <w:lang w:val="id_ID" w:bidi="id_ID"/>
+        </w:rPr>
+        <w:t>).</w:t>
+      </w:r>
+      <w:r>
+        <w:rPr>
+          <w:lang w:val="id_ID" w:bidi="id_ID"/>
+        </w:rPr>
+      </w:r>
+      <w:r>
+        <w:rPr>
+          <w:lang w:val="id_ID" w:bidi="id_ID"/>
+        </w:rPr>
+      </w:r>
+    </w:p>
+    <w:p>
+      <w:pPr/>
+      <w:r>
+        <w:rPr>
+          <w:lang w:val="id_ID" w:bidi="id_ID"/>
+        </w:rPr>
+      </w:r>
+    </w:p>
+    <w:p>
+      <w:pPr>
+        <w:pStyle w:val="Heading2"/>
+      </w:pPr>
+      <w:r>
+        <w:rPr>
+          <w:lang w:val="id_ID" w:bidi="id_ID"/>
+        </w:rPr>
+        <w:t>Yeremia 50:43</w:t>
+      </w:r>
+      <w:r>
+        <w:rPr>
+          <w:lang w:val="id_ID" w:bidi="id_ID"/>
+        </w:rPr>
+      </w:r>
+    </w:p>
+    <w:p>
+      <w:pPr/>
+      <w:r>
+        <w:rPr>
+          <w:lang w:val="id_ID" w:bidi="id_ID"/>
+        </w:rPr>
+      </w:r>
+      <w:r>
+        <w:rPr>
+          <w:lang w:val="id_ID" w:bidi="id_ID"/>
+        </w:rPr>
+        <w:t xml:space="preserve">Orang-orang Babilonia akan merasakan ketakutan yang sama seperti yang dialami oleh korban mereka (bandingkan </w:t>
+      </w:r>
+      <w:hyperlink r:id="rId332">
+        <w:r>
+          <w:rPr>
+            <w:lang w:val="id_ID" w:bidi="id_ID"/>
+          </w:rPr>
+          <w:rPr>
+            <w:color w:val="0000EE"/>
+            <w:u w:val="single"/>
+          </w:rPr>
+          <w:t>Yeremia 6:22–23</w:t>
+        </w:r>
+      </w:hyperlink>
+      <w:r>
+        <w:rPr>
+          <w:lang w:val="id_ID" w:bidi="id_ID"/>
+        </w:rPr>
+        <w:t>).</w:t>
+      </w:r>
+      <w:r>
+        <w:rPr>
+          <w:lang w:val="id_ID" w:bidi="id_ID"/>
+        </w:rPr>
+      </w:r>
+      <w:r>
+        <w:rPr>
+          <w:lang w:val="id_ID" w:bidi="id_ID"/>
+        </w:rPr>
+      </w:r>
+    </w:p>
+    <w:p>
+      <w:pPr/>
+      <w:r>
+        <w:rPr>
+          <w:lang w:val="id_ID" w:bidi="id_ID"/>
+        </w:rPr>
+      </w:r>
+    </w:p>
+    <w:p>
+      <w:pPr>
+        <w:pStyle w:val="Heading2"/>
+      </w:pPr>
+      <w:r>
+        <w:rPr>
+          <w:lang w:val="id_ID" w:bidi="id_ID"/>
+        </w:rPr>
+        <w:t>Yeremia 50:44–46</w:t>
+      </w:r>
+      <w:r>
+        <w:rPr>
+          <w:lang w:val="id_ID" w:bidi="id_ID"/>
+        </w:rPr>
+      </w:r>
+    </w:p>
+    <w:p>
+      <w:pPr/>
+      <w:r>
+        <w:rPr>
+          <w:lang w:val="id_ID" w:bidi="id_ID"/>
+        </w:rPr>
+      </w:r>
+      <w:r>
+        <w:rPr>
+          <w:lang w:val="id_ID" w:bidi="id_ID"/>
+        </w:rPr>
+        <w:t xml:space="preserve">Ayat-ayat ini mirip dengan </w:t>
+      </w:r>
+      <w:hyperlink r:id="rId847">
+        <w:r>
+          <w:rPr>
+            <w:lang w:val="id_ID" w:bidi="id_ID"/>
+          </w:rPr>
+          <w:rPr>
+            <w:color w:val="0000EE"/>
+            <w:u w:val="single"/>
+          </w:rPr>
+          <w:t>Yeremia 49:19–21</w:t>
+        </w:r>
+      </w:hyperlink>
+      <w:r>
+        <w:rPr>
+          <w:lang w:val="id_ID" w:bidi="id_ID"/>
+        </w:rPr>
+        <w:t>, tetapi menyebut Babel dari pada Edom.</w:t>
+      </w:r>
+      <w:r>
+        <w:rPr>
+          <w:lang w:val="id_ID" w:bidi="id_ID"/>
+        </w:rPr>
+      </w:r>
+      <w:r>
+        <w:rPr>
+          <w:lang w:val="id_ID" w:bidi="id_ID"/>
+        </w:rPr>
+      </w:r>
+    </w:p>
+    <w:p>
+      <w:pPr/>
+      <w:r>
+        <w:rPr>
+          <w:lang w:val="id_ID" w:bidi="id_ID"/>
+        </w:rPr>
+      </w:r>
+    </w:p>
+    <w:p>
+      <w:pPr>
+        <w:pStyle w:val="Heading2"/>
+      </w:pPr>
+      <w:r>
+        <w:rPr>
+          <w:lang w:val="id_ID" w:bidi="id_ID"/>
+        </w:rPr>
+        <w:t>Yeremia 51:1–2</w:t>
+      </w:r>
+      <w:r>
+        <w:rPr>
+          <w:lang w:val="id_ID" w:bidi="id_ID"/>
+        </w:rPr>
+      </w:r>
+    </w:p>
+    <w:p>
+      <w:pPr/>
+      <w:r>
+        <w:rPr>
+          <w:lang w:val="id_ID" w:bidi="id_ID"/>
+        </w:rPr>
+      </w:r>
+      <w:r>
+        <w:rPr>
+          <w:lang w:val="id_ID" w:bidi="id_ID"/>
+        </w:rPr>
+        <w:t>Tuhan memilih Persia, yang dipimpin oleh Koresh, untuk menghancurkan Babel pada tahun 539 SM.</w:t>
+      </w:r>
+      <w:r>
+        <w:rPr>
+          <w:lang w:val="id_ID" w:bidi="id_ID"/>
+        </w:rPr>
+      </w:r>
+      <w:r>
+        <w:rPr>
+          <w:lang w:val="id_ID" w:bidi="id_ID"/>
+        </w:rPr>
+      </w:r>
+    </w:p>
+    <w:p>
+      <w:pPr/>
+      <w:r>
+        <w:rPr>
+          <w:lang w:val="id_ID" w:bidi="id_ID"/>
+        </w:rPr>
+      </w:r>
+    </w:p>
+    <w:p>
+      <w:pPr>
+        <w:pStyle w:val="Heading2"/>
+      </w:pPr>
+      <w:r>
+        <w:rPr>
+          <w:lang w:val="id_ID" w:bidi="id_ID"/>
+        </w:rPr>
+        <w:t>Yeremia 51:3–4</w:t>
+      </w:r>
+      <w:r>
+        <w:rPr>
+          <w:lang w:val="id_ID" w:bidi="id_ID"/>
+        </w:rPr>
+      </w:r>
+    </w:p>
+    <w:p>
+      <w:pPr>
+        <w:pStyle w:val="ListBullet"/>
+        <w:spacing w:line="240" w:lineRule="auto"/>
+        <w:ind w:left="720"/>
+      </w:pPr>
+      <w:r>
+        <w:rPr>
+          <w:lang w:val="id_ID" w:bidi="id_ID"/>
+        </w:rPr>
+      </w:r>
+      <w:r>
+        <w:rPr>
+          <w:lang w:val="id_ID" w:bidi="id_ID"/>
+        </w:rPr>
+        <w:t>Allah bertindak sebagai komandan dan memerintahkan penghancur untuk mengalahkan orang-orang Babilonia.</w:t>
+      </w:r>
+    </w:p>
+    <w:p>
+      <w:pPr>
+        <w:pStyle w:val="ListBullet"/>
+        <w:spacing w:line="240" w:lineRule="auto"/>
+        <w:ind w:left="720"/>
+      </w:pPr>
+      <w:r>
+        <w:rPr>
+          <w:lang w:val="id_ID" w:bidi="id_ID"/>
+        </w:rPr>
+      </w:r>
+      <w:r>
+        <w:rPr>
+          <w:i/>
+          <w:lang w:val="id_ID" w:bidi="id_ID"/>
+        </w:rPr>
+        <w:t>mengkhususkan...untuk kehancuran</w:t>
+      </w:r>
+      <w:r>
+        <w:rPr>
+          <w:lang w:val="id_ID" w:bidi="id_ID"/>
+        </w:rPr>
+        <w:t xml:space="preserve">: Lihat </w:t>
+      </w:r>
+      <w:hyperlink r:id="rId842">
+        <w:r>
+          <w:rPr>
+            <w:lang w:val="id_ID" w:bidi="id_ID"/>
+          </w:rPr>
+          <w:rPr>
+            <w:color w:val="0000EE"/>
+            <w:u w:val="single"/>
+          </w:rPr>
+          <w:t>Imamat 27:28–29</w:t>
+        </w:r>
+      </w:hyperlink>
+      <w:r>
+        <w:rPr>
+          <w:lang w:val="id_ID" w:bidi="id_ID"/>
+        </w:rPr>
+        <w:t xml:space="preserve">; </w:t>
+      </w:r>
+      <w:hyperlink r:id="rId844">
+        <w:r>
+          <w:rPr>
+            <w:lang w:val="id_ID" w:bidi="id_ID"/>
+          </w:rPr>
+          <w:rPr>
+            <w:color w:val="0000EE"/>
+            <w:u w:val="single"/>
+          </w:rPr>
+          <w:t>1 Samuel 15:3</w:t>
+        </w:r>
+      </w:hyperlink>
+      <w:r>
+        <w:rPr>
+          <w:lang w:val="id_ID" w:bidi="id_ID"/>
+        </w:rPr>
+        <w:t>.</w:t>
+      </w:r>
+      <w:r>
+        <w:rPr>
+          <w:lang w:val="id_ID" w:bidi="id_ID"/>
+        </w:rPr>
+      </w:r>
+      <w:r>
+        <w:rPr>
+          <w:lang w:val="id_ID" w:bidi="id_ID"/>
+        </w:rPr>
+      </w:r>
+    </w:p>
+    <w:p>
+      <w:pPr/>
+      <w:r>
+        <w:rPr>
+          <w:lang w:val="id_ID" w:bidi="id_ID"/>
+        </w:rPr>
+      </w:r>
+    </w:p>
+    <w:p>
+      <w:pPr>
+        <w:pStyle w:val="Heading2"/>
+      </w:pPr>
+      <w:r>
+        <w:rPr>
+          <w:lang w:val="id_ID" w:bidi="id_ID"/>
+        </w:rPr>
+        <w:t>Yeremia 51:5</w:t>
+      </w:r>
+      <w:r>
+        <w:rPr>
+          <w:lang w:val="id_ID" w:bidi="id_ID"/>
+        </w:rPr>
+      </w:r>
+    </w:p>
+    <w:p>
+      <w:pPr/>
+      <w:r>
+        <w:rPr>
+          <w:lang w:val="id_ID" w:bidi="id_ID"/>
+        </w:rPr>
+      </w:r>
+      <w:r>
+        <w:rPr>
+          <w:lang w:val="id_ID" w:bidi="id_ID"/>
+        </w:rPr>
+        <w:t>Walaupun Bangsa Israel telah berdosa terhadap Yang Maha Kudus, Dia tetap menjadi Allah mereka dan berencana untuk menyelamatkan mereka.</w:t>
+      </w:r>
+      <w:r>
+        <w:rPr>
+          <w:lang w:val="id_ID" w:bidi="id_ID"/>
+        </w:rPr>
+      </w:r>
+      <w:r>
+        <w:rPr>
+          <w:lang w:val="id_ID" w:bidi="id_ID"/>
+        </w:rPr>
+      </w:r>
+    </w:p>
+    <w:p>
+      <w:pPr/>
+      <w:r>
+        <w:rPr>
+          <w:lang w:val="id_ID" w:bidi="id_ID"/>
+        </w:rPr>
+      </w:r>
+    </w:p>
+    <w:p>
+      <w:pPr>
+        <w:pStyle w:val="Heading2"/>
+      </w:pPr>
+      <w:r>
+        <w:rPr>
+          <w:lang w:val="id_ID" w:bidi="id_ID"/>
+        </w:rPr>
+        <w:t>Yeremia 51:6</w:t>
+      </w:r>
+      <w:r>
+        <w:rPr>
+          <w:lang w:val="id_ID" w:bidi="id_ID"/>
+        </w:rPr>
+      </w:r>
+    </w:p>
+    <w:p>
+      <w:pPr/>
+      <w:r>
+        <w:rPr>
+          <w:lang w:val="id_ID" w:bidi="id_ID"/>
+        </w:rPr>
+      </w:r>
+      <w:r>
+        <w:rPr>
+          <w:lang w:val="id_ID" w:bidi="id_ID"/>
+        </w:rPr>
+        <w:t xml:space="preserve">Bangsa Israel didorong untuk meninggalkan Babel pada waktu yang tepat agar terhindar dari hukuman Tuhan terhadap Babel (bandingkan </w:t>
+      </w:r>
+      <w:hyperlink r:id="rId848">
+        <w:r>
+          <w:rPr>
+            <w:lang w:val="id_ID" w:bidi="id_ID"/>
+          </w:rPr>
+          <w:rPr>
+            <w:color w:val="0000EE"/>
+            <w:u w:val="single"/>
+          </w:rPr>
+          <w:t>Yeremia 50:8</w:t>
+        </w:r>
+      </w:hyperlink>
+      <w:r>
+        <w:rPr>
+          <w:lang w:val="id_ID" w:bidi="id_ID"/>
+        </w:rPr>
+        <w:t>).</w:t>
+      </w:r>
+      <w:r>
+        <w:rPr>
+          <w:lang w:val="id_ID" w:bidi="id_ID"/>
+        </w:rPr>
+      </w:r>
+      <w:r>
+        <w:rPr>
+          <w:lang w:val="id_ID" w:bidi="id_ID"/>
+        </w:rPr>
+      </w:r>
+    </w:p>
+    <w:p>
+      <w:pPr/>
+      <w:r>
+        <w:rPr>
+          <w:lang w:val="id_ID" w:bidi="id_ID"/>
+        </w:rPr>
+      </w:r>
+    </w:p>
+    <w:p>
+      <w:pPr>
+        <w:pStyle w:val="Heading2"/>
+      </w:pPr>
+      <w:r>
+        <w:rPr>
+          <w:lang w:val="id_ID" w:bidi="id_ID"/>
+        </w:rPr>
+        <w:t>Yeremia 51:7</w:t>
+      </w:r>
+      <w:r>
+        <w:rPr>
+          <w:lang w:val="id_ID" w:bidi="id_ID"/>
+        </w:rPr>
+      </w:r>
+    </w:p>
+    <w:p>
+      <w:pPr>
+        <w:pStyle w:val="ListBullet"/>
+        <w:spacing w:line="240" w:lineRule="auto"/>
+        <w:ind w:left="720"/>
+      </w:pPr>
+      <w:r>
+        <w:rPr>
+          <w:lang w:val="id_ID" w:bidi="id_ID"/>
+        </w:rPr>
+      </w:r>
+      <w:r>
+        <w:rPr>
+          <w:lang w:val="id_ID" w:bidi="id_ID"/>
+        </w:rPr>
+        <w:t>Babel diibaratkan sebagai piala emas, simbol kekuasaan dan kekayaan yang besar. Tuhan menggunakannya untuk memerintah setiap bangsa di Timur Dekat kuno.</w:t>
+      </w:r>
+    </w:p>
+    <w:p>
+      <w:pPr>
+        <w:pStyle w:val="ListBullet"/>
+        <w:spacing w:line="240" w:lineRule="auto"/>
+        <w:ind w:left="720"/>
+      </w:pPr>
+      <w:r>
+        <w:rPr>
+          <w:lang w:val="id_ID" w:bidi="id_ID"/>
+        </w:rPr>
+      </w:r>
+      <w:r>
+        <w:rPr>
+          <w:i/>
+          <w:lang w:val="id_ID" w:bidi="id_ID"/>
+        </w:rPr>
+        <w:t>Bangsa-bangsa minum dari anggurnya</w:t>
+      </w:r>
+      <w:r>
+        <w:rPr>
+          <w:lang w:val="id_ID" w:bidi="id_ID"/>
+        </w:rPr>
+        <w:t>: Semua bangsa sangat menderita di bawah kendali Babel.</w:t>
+      </w:r>
+      <w:r>
+        <w:rPr>
+          <w:lang w:val="id_ID" w:bidi="id_ID"/>
+        </w:rPr>
+      </w:r>
+      <w:r>
+        <w:rPr>
+          <w:lang w:val="id_ID" w:bidi="id_ID"/>
+        </w:rPr>
+      </w:r>
+    </w:p>
+    <w:p>
+      <w:pPr/>
+      <w:r>
+        <w:rPr>
+          <w:lang w:val="id_ID" w:bidi="id_ID"/>
+        </w:rPr>
+      </w:r>
+    </w:p>
+    <w:p>
+      <w:pPr>
+        <w:pStyle w:val="Heading2"/>
+      </w:pPr>
+      <w:r>
+        <w:rPr>
+          <w:lang w:val="id_ID" w:bidi="id_ID"/>
+        </w:rPr>
+        <w:t>Yeremia 51:8</w:t>
+      </w:r>
+      <w:r>
+        <w:rPr>
+          <w:lang w:val="id_ID" w:bidi="id_ID"/>
+        </w:rPr>
+      </w:r>
+    </w:p>
+    <w:p>
+      <w:pPr/>
+      <w:r>
+        <w:rPr>
+          <w:lang w:val="id_ID" w:bidi="id_ID"/>
+        </w:rPr>
+      </w:r>
+      <w:r>
+        <w:rPr>
+          <w:lang w:val="id_ID" w:bidi="id_ID"/>
+        </w:rPr>
+        <w:t>Yeremia meramalkan kejatuhan Kekaisaran Babilonia. Meskipun Tuhan sedang menegakkan keadilan, orang-orang perlu meratapi peristiwa itu.</w:t>
+      </w:r>
+      <w:r>
+        <w:rPr>
+          <w:lang w:val="id_ID" w:bidi="id_ID"/>
+        </w:rPr>
+      </w:r>
+      <w:r>
+        <w:rPr>
+          <w:lang w:val="id_ID" w:bidi="id_ID"/>
+        </w:rPr>
+      </w:r>
+    </w:p>
+    <w:p>
+      <w:pPr/>
+      <w:r>
+        <w:rPr>
+          <w:lang w:val="id_ID" w:bidi="id_ID"/>
+        </w:rPr>
+      </w:r>
+    </w:p>
+    <w:p>
+      <w:pPr>
+        <w:pStyle w:val="Heading2"/>
+      </w:pPr>
+      <w:r>
+        <w:rPr>
+          <w:lang w:val="id_ID" w:bidi="id_ID"/>
+        </w:rPr>
+        <w:t>Yeremia 51:9–10</w:t>
+      </w:r>
+      <w:r>
+        <w:rPr>
+          <w:lang w:val="id_ID" w:bidi="id_ID"/>
+        </w:rPr>
+      </w:r>
+    </w:p>
+    <w:p>
+      <w:pPr/>
+      <w:r>
+        <w:rPr>
+          <w:lang w:val="id_ID" w:bidi="id_ID"/>
+        </w:rPr>
+      </w:r>
+      <w:r>
+        <w:rPr>
+          <w:lang w:val="id_ID" w:bidi="id_ID"/>
+        </w:rPr>
+        <w:t>Tidak ada yang bisa menyelamatkan Babel; hukumannya sangat berat. Setelah Babel jatuh, orang-orang buangan akan pulang. Di sana, mereka dapat berbagi cerita tentang perbuatan menakjubkan Allah bagi mereka.</w:t>
+      </w:r>
+      <w:r>
+        <w:rPr>
+          <w:lang w:val="id_ID" w:bidi="id_ID"/>
+        </w:rPr>
+      </w:r>
+      <w:r>
+        <w:rPr>
+          <w:lang w:val="id_ID" w:bidi="id_ID"/>
+        </w:rPr>
+      </w:r>
+    </w:p>
+    <w:p>
+      <w:pPr/>
+      <w:r>
+        <w:rPr>
+          <w:lang w:val="id_ID" w:bidi="id_ID"/>
+        </w:rPr>
+      </w:r>
+    </w:p>
+    <w:p>
+      <w:pPr>
+        <w:pStyle w:val="Heading2"/>
+      </w:pPr>
+      <w:r>
+        <w:rPr>
+          <w:lang w:val="id_ID" w:bidi="id_ID"/>
+        </w:rPr>
+        <w:t>Yeremia 51:11–12</w:t>
+      </w:r>
+      <w:r>
+        <w:rPr>
+          <w:lang w:val="id_ID" w:bidi="id_ID"/>
+        </w:rPr>
+      </w:r>
+    </w:p>
+    <w:p>
+      <w:pPr/>
+      <w:r>
+        <w:rPr>
+          <w:lang w:val="id_ID" w:bidi="id_ID"/>
+        </w:rPr>
+      </w:r>
+      <w:r>
+        <w:rPr>
+          <w:lang w:val="id_ID" w:bidi="id_ID"/>
+        </w:rPr>
+        <w:t>Raja-raja Media, termasuk Koresh, berbaris melawan Babel dan menaklukkannya pada tahun 539 SM.</w:t>
+      </w:r>
+      <w:r>
+        <w:rPr>
+          <w:lang w:val="id_ID" w:bidi="id_ID"/>
+        </w:rPr>
+      </w:r>
+      <w:r>
+        <w:rPr>
+          <w:lang w:val="id_ID" w:bidi="id_ID"/>
+        </w:rPr>
+      </w:r>
+    </w:p>
+    <w:p>
+      <w:pPr/>
+      <w:r>
+        <w:rPr>
+          <w:lang w:val="id_ID" w:bidi="id_ID"/>
+        </w:rPr>
+      </w:r>
+    </w:p>
+    <w:p>
+      <w:pPr>
+        <w:pStyle w:val="Heading2"/>
+      </w:pPr>
+      <w:r>
+        <w:rPr>
+          <w:lang w:val="id_ID" w:bidi="id_ID"/>
+        </w:rPr>
+        <w:t>Yeremia 51:15–16</w:t>
+      </w:r>
+      <w:r>
+        <w:rPr>
+          <w:lang w:val="id_ID" w:bidi="id_ID"/>
+        </w:rPr>
+      </w:r>
+    </w:p>
+    <w:p>
+      <w:pPr/>
+      <w:r>
+        <w:rPr>
+          <w:lang w:val="id_ID" w:bidi="id_ID"/>
+        </w:rPr>
+      </w:r>
+      <w:r>
+        <w:rPr>
+          <w:lang w:val="id_ID" w:bidi="id_ID"/>
+        </w:rPr>
+        <w:t>Allah, sebagai Pencipta dan pemelihara segala sesuatu, mengendalikan badai beserta dengan guntur, hujan, petir, dan angin, dan bukannya Baal. Tuhan dapat menggunakan kekuatan ini kapan pun Dia kehendaki.</w:t>
+      </w:r>
+      <w:r>
+        <w:rPr>
+          <w:lang w:val="id_ID" w:bidi="id_ID"/>
+        </w:rPr>
+      </w:r>
+      <w:r>
+        <w:rPr>
+          <w:lang w:val="id_ID" w:bidi="id_ID"/>
+        </w:rPr>
+      </w:r>
+    </w:p>
+    <w:p>
+      <w:pPr/>
+      <w:r>
+        <w:rPr>
+          <w:lang w:val="id_ID" w:bidi="id_ID"/>
+        </w:rPr>
+      </w:r>
+    </w:p>
+    <w:p>
+      <w:pPr>
+        <w:pStyle w:val="Heading2"/>
+      </w:pPr>
+      <w:r>
+        <w:rPr>
+          <w:lang w:val="id_ID" w:bidi="id_ID"/>
+        </w:rPr>
+        <w:t>Yeremia 51:15–19</w:t>
+      </w:r>
+      <w:r>
+        <w:rPr>
+          <w:lang w:val="id_ID" w:bidi="id_ID"/>
+        </w:rPr>
+      </w:r>
+    </w:p>
+    <w:p>
+      <w:pPr/>
+      <w:r>
+        <w:rPr>
+          <w:lang w:val="id_ID" w:bidi="id_ID"/>
+        </w:rPr>
+      </w:r>
+      <w:r>
+        <w:rPr>
+          <w:lang w:val="id_ID" w:bidi="id_ID"/>
+        </w:rPr>
+        <w:t>Lagu pujian ini menyoroti keunikan dan kebesaran Tuhan, serta membandingkan Allah yang sejati dengan berhala-berhala yang kosong.</w:t>
+      </w:r>
+      <w:r>
+        <w:rPr>
+          <w:lang w:val="id_ID" w:bidi="id_ID"/>
+        </w:rPr>
+      </w:r>
+      <w:r>
+        <w:rPr>
+          <w:lang w:val="id_ID" w:bidi="id_ID"/>
+        </w:rPr>
+      </w:r>
+    </w:p>
+    <w:p>
+      <w:pPr/>
+      <w:r>
+        <w:rPr>
+          <w:lang w:val="id_ID" w:bidi="id_ID"/>
+        </w:rPr>
+      </w:r>
+    </w:p>
+    <w:p>
+      <w:pPr>
+        <w:pStyle w:val="Heading2"/>
+      </w:pPr>
+      <w:r>
+        <w:rPr>
+          <w:lang w:val="id_ID" w:bidi="id_ID"/>
+        </w:rPr>
+        <w:t>Yeremia 51:20</w:t>
+      </w:r>
+      <w:r>
+        <w:rPr>
+          <w:lang w:val="id_ID" w:bidi="id_ID"/>
+        </w:rPr>
+      </w:r>
+    </w:p>
+    <w:p>
+      <w:pPr/>
+      <w:r>
+        <w:rPr>
+          <w:lang w:val="id_ID" w:bidi="id_ID"/>
+        </w:rPr>
+      </w:r>
+      <w:r>
+        <w:rPr>
+          <w:i/>
+          <w:lang w:val="id_ID" w:bidi="id_ID"/>
+        </w:rPr>
+        <w:t>Engkau</w:t>
+      </w:r>
+      <w:r>
+        <w:rPr>
+          <w:lang w:val="id_ID" w:bidi="id_ID"/>
+        </w:rPr>
+        <w:t>: Tuhan memilih dan memberikan kuasa kepada Raja Koresh dari Persia untuk menghancurkan Kekaisaran Babilonia.</w:t>
+      </w:r>
+      <w:r>
+        <w:rPr>
+          <w:lang w:val="id_ID" w:bidi="id_ID"/>
+        </w:rPr>
+      </w:r>
+      <w:r>
+        <w:rPr>
+          <w:lang w:val="id_ID" w:bidi="id_ID"/>
+        </w:rPr>
+      </w:r>
+    </w:p>
+    <w:p>
+      <w:pPr/>
+      <w:r>
+        <w:rPr>
+          <w:lang w:val="id_ID" w:bidi="id_ID"/>
+        </w:rPr>
+      </w:r>
+    </w:p>
+    <w:p>
+      <w:pPr>
+        <w:pStyle w:val="Heading2"/>
+      </w:pPr>
+      <w:r>
+        <w:rPr>
+          <w:lang w:val="id_ID" w:bidi="id_ID"/>
+        </w:rPr>
+        <w:t>Yeremia 51:27–28</w:t>
+      </w:r>
+      <w:r>
+        <w:rPr>
+          <w:lang w:val="id_ID" w:bidi="id_ID"/>
+        </w:rPr>
+      </w:r>
+    </w:p>
+    <w:p>
+      <w:pPr>
+        <w:pStyle w:val="ListBullet"/>
+        <w:spacing w:line="240" w:lineRule="auto"/>
+        <w:ind w:left="720"/>
+      </w:pPr>
+      <w:r>
+        <w:rPr>
+          <w:lang w:val="id_ID" w:bidi="id_ID"/>
+        </w:rPr>
+      </w:r>
+      <w:r>
+        <w:rPr>
+          <w:lang w:val="id_ID" w:bidi="id_ID"/>
+        </w:rPr>
+        <w:t>Ararat adalah wilayah pegunungan yang terletak di utara Babel.</w:t>
+      </w:r>
+    </w:p>
+    <w:p>
+      <w:pPr>
+        <w:pStyle w:val="ListBullet"/>
+        <w:spacing w:line="240" w:lineRule="auto"/>
+        <w:ind w:left="720"/>
+      </w:pPr>
+      <w:r>
+        <w:rPr>
+          <w:lang w:val="id_ID" w:bidi="id_ID"/>
+        </w:rPr>
+      </w:r>
+      <w:r>
+        <w:rPr>
+          <w:lang w:val="id_ID" w:bidi="id_ID"/>
+        </w:rPr>
+        <w:t>Askenas adalah cicit Nuh melalui Yafet dan Gomer (</w:t>
+      </w:r>
+      <w:hyperlink r:id="rId849">
+        <w:r>
+          <w:rPr>
+            <w:lang w:val="id_ID" w:bidi="id_ID"/>
+          </w:rPr>
+          <w:rPr>
+            <w:color w:val="0000EE"/>
+            <w:u w:val="single"/>
+          </w:rPr>
+          <w:t>Kejadian 10:2–3</w:t>
+        </w:r>
+      </w:hyperlink>
+      <w:r>
+        <w:rPr>
+          <w:lang w:val="id_ID" w:bidi="id_ID"/>
+        </w:rPr>
+        <w:t>). Keturunannya kemungkinan besar tinggal di Ararat, seperti halnya orang-orang Mini, yang tidak banyak diketahui lebih lanjut.</w:t>
+      </w:r>
+      <w:r>
+        <w:rPr>
+          <w:lang w:val="id_ID" w:bidi="id_ID"/>
+        </w:rPr>
+      </w:r>
+      <w:r>
+        <w:rPr>
+          <w:lang w:val="id_ID" w:bidi="id_ID"/>
+        </w:rPr>
+      </w:r>
+    </w:p>
+    <w:p>
+      <w:pPr/>
+      <w:r>
+        <w:rPr>
+          <w:lang w:val="id_ID" w:bidi="id_ID"/>
+        </w:rPr>
+      </w:r>
+    </w:p>
+    <w:p>
+      <w:pPr>
+        <w:pStyle w:val="Heading2"/>
+      </w:pPr>
+      <w:r>
+        <w:rPr>
+          <w:lang w:val="id_ID" w:bidi="id_ID"/>
+        </w:rPr>
+        <w:t>Yeremia 51:29–30</w:t>
+      </w:r>
+      <w:r>
+        <w:rPr>
+          <w:lang w:val="id_ID" w:bidi="id_ID"/>
+        </w:rPr>
+      </w:r>
+    </w:p>
+    <w:p>
+      <w:pPr/>
+      <w:r>
+        <w:rPr>
+          <w:lang w:val="id_ID" w:bidi="id_ID"/>
+        </w:rPr>
+      </w:r>
+      <w:r>
+        <w:rPr>
+          <w:lang w:val="id_ID" w:bidi="id_ID"/>
+        </w:rPr>
+        <w:t>Kejatuhan Babel terjadi persis seperti yang direncanakan Tuhan. Para prajurit Babilonia kehilangan semangat berperang</w:t>
+      </w:r>
+      <w:r>
+        <w:rPr>
+          <w:i/>
+          <w:lang w:val="id_ID" w:bidi="id_ID"/>
+        </w:rPr>
+        <w:t>,</w:t>
+      </w:r>
+      <w:r>
+        <w:rPr>
+          <w:lang w:val="id_ID" w:bidi="id_ID"/>
+        </w:rPr>
+        <w:t xml:space="preserve"> dan para penyerbu Persia dengan cepat memasuki kota.</w:t>
+      </w:r>
+      <w:r>
+        <w:rPr>
+          <w:lang w:val="id_ID" w:bidi="id_ID"/>
+        </w:rPr>
+      </w:r>
+      <w:r>
+        <w:rPr>
+          <w:lang w:val="id_ID" w:bidi="id_ID"/>
+        </w:rPr>
+      </w:r>
+    </w:p>
+    <w:p>
+      <w:pPr/>
+      <w:r>
+        <w:rPr>
+          <w:lang w:val="id_ID" w:bidi="id_ID"/>
+        </w:rPr>
+      </w:r>
+    </w:p>
+    <w:p>
+      <w:pPr>
+        <w:pStyle w:val="Heading2"/>
+      </w:pPr>
+      <w:r>
+        <w:rPr>
+          <w:lang w:val="id_ID" w:bidi="id_ID"/>
+        </w:rPr>
+        <w:t>Yeremia 51:31</w:t>
+      </w:r>
+      <w:r>
+        <w:rPr>
+          <w:lang w:val="id_ID" w:bidi="id_ID"/>
+        </w:rPr>
+      </w:r>
+    </w:p>
+    <w:p>
+      <w:pPr/>
+      <w:r>
+        <w:rPr>
+          <w:lang w:val="id_ID" w:bidi="id_ID"/>
+        </w:rPr>
+      </w:r>
+      <w:r>
+        <w:rPr>
+          <w:lang w:val="id_ID" w:bidi="id_ID"/>
+        </w:rPr>
+        <w:t xml:space="preserve">Raja tersebut adalah Nabonidus. Pada waktu itu, dia berada di Borsippa, sebelah utara Babel. Anaknya, Belsyazar, bertindak sebagai wali di Babel. Lihat </w:t>
+      </w:r>
+      <w:hyperlink r:id="rId850">
+        <w:r>
+          <w:rPr>
+            <w:lang w:val="id_ID" w:bidi="id_ID"/>
+          </w:rPr>
+          <w:rPr>
+            <w:color w:val="0000EE"/>
+            <w:u w:val="single"/>
+          </w:rPr>
+          <w:t>Daniel 5:1–30</w:t>
+        </w:r>
+      </w:hyperlink>
+      <w:r>
+        <w:rPr>
+          <w:lang w:val="id_ID" w:bidi="id_ID"/>
+        </w:rPr>
+        <w:t>.</w:t>
+      </w:r>
+      <w:r>
+        <w:rPr>
+          <w:lang w:val="id_ID" w:bidi="id_ID"/>
+        </w:rPr>
+      </w:r>
+      <w:r>
+        <w:rPr>
+          <w:lang w:val="id_ID" w:bidi="id_ID"/>
+        </w:rPr>
+      </w:r>
+    </w:p>
+    <w:p>
+      <w:pPr/>
+      <w:r>
+        <w:rPr>
+          <w:lang w:val="id_ID" w:bidi="id_ID"/>
+        </w:rPr>
+      </w:r>
+    </w:p>
+    <w:p>
+      <w:pPr>
+        <w:pStyle w:val="Heading2"/>
+      </w:pPr>
+      <w:r>
+        <w:rPr>
+          <w:lang w:val="id_ID" w:bidi="id_ID"/>
+        </w:rPr>
+        <w:t>Yeremia 51:33</w:t>
+      </w:r>
+      <w:r>
+        <w:rPr>
+          <w:lang w:val="id_ID" w:bidi="id_ID"/>
+        </w:rPr>
+      </w:r>
+    </w:p>
+    <w:p>
+      <w:pPr/>
+      <w:r>
+        <w:rPr>
+          <w:lang w:val="id_ID" w:bidi="id_ID"/>
+        </w:rPr>
+      </w:r>
+      <w:r>
+        <w:rPr>
+          <w:lang w:val="id_ID" w:bidi="id_ID"/>
+        </w:rPr>
+        <w:t>Kekayaan kota itu bagaikan gandum di lantai pengirikan. Menjarah Babel seperti mengumpulkan hasil panen.</w:t>
+      </w:r>
+      <w:r>
+        <w:rPr>
+          <w:lang w:val="id_ID" w:bidi="id_ID"/>
+        </w:rPr>
+      </w:r>
+      <w:r>
+        <w:rPr>
+          <w:lang w:val="id_ID" w:bidi="id_ID"/>
+        </w:rPr>
+      </w:r>
+    </w:p>
+    <w:p>
+      <w:pPr/>
+      <w:r>
+        <w:rPr>
+          <w:lang w:val="id_ID" w:bidi="id_ID"/>
+        </w:rPr>
+      </w:r>
+    </w:p>
+    <w:p>
+      <w:pPr>
+        <w:pStyle w:val="Heading2"/>
+      </w:pPr>
+      <w:r>
+        <w:rPr>
+          <w:lang w:val="id_ID" w:bidi="id_ID"/>
+        </w:rPr>
+        <w:t>Yeremia 51:35</w:t>
+      </w:r>
+      <w:r>
+        <w:rPr>
+          <w:lang w:val="id_ID" w:bidi="id_ID"/>
+        </w:rPr>
+      </w:r>
+    </w:p>
+    <w:p>
+      <w:pPr/>
+      <w:r>
+        <w:rPr>
+          <w:lang w:val="id_ID" w:bidi="id_ID"/>
+        </w:rPr>
+      </w:r>
+      <w:r>
+        <w:rPr>
+          <w:i/>
+          <w:lang w:val="id_ID" w:bidi="id_ID"/>
+        </w:rPr>
+        <w:t>Biarlah penggagahan dan penghancuran atasku tertimpa kepada Babel</w:t>
+      </w:r>
+      <w:r>
+        <w:rPr>
+          <w:lang w:val="id_ID" w:bidi="id_ID"/>
+        </w:rPr>
+        <w:t>: Lihat “</w:t>
+      </w:r>
+      <w:r>
+        <w:rPr>
+          <w:lang w:val="id_ID" w:bidi="id_ID"/>
+        </w:rPr>
+        <w:t>Doa untuk Pembalasan</w:t>
+      </w:r>
+      <w:r>
+        <w:rPr>
+          <w:lang w:val="id_ID" w:bidi="id_ID"/>
+        </w:rPr>
+        <w:t>” Catatan Tema.</w:t>
+      </w:r>
+      <w:r>
+        <w:rPr>
+          <w:lang w:val="id_ID" w:bidi="id_ID"/>
+        </w:rPr>
+      </w:r>
+      <w:r>
+        <w:rPr>
+          <w:lang w:val="id_ID" w:bidi="id_ID"/>
+        </w:rPr>
+      </w:r>
+    </w:p>
+    <w:p>
+      <w:pPr/>
+      <w:r>
+        <w:rPr>
+          <w:lang w:val="id_ID" w:bidi="id_ID"/>
+        </w:rPr>
+      </w:r>
+    </w:p>
+    <w:p>
+      <w:pPr>
+        <w:pStyle w:val="Heading2"/>
+      </w:pPr>
+      <w:r>
+        <w:rPr>
+          <w:lang w:val="id_ID" w:bidi="id_ID"/>
+        </w:rPr>
+        <w:t>Yeremia 51:36</w:t>
+      </w:r>
+      <w:r>
+        <w:rPr>
+          <w:lang w:val="id_ID" w:bidi="id_ID"/>
+        </w:rPr>
+      </w:r>
+    </w:p>
+    <w:p>
+      <w:pPr/>
+      <w:r>
+        <w:rPr>
+          <w:lang w:val="id_ID" w:bidi="id_ID"/>
+        </w:rPr>
+      </w:r>
+      <w:r>
+        <w:rPr>
+          <w:i/>
+          <w:lang w:val="id_ID" w:bidi="id_ID"/>
+        </w:rPr>
+        <w:t>Aku akan memperjuangkan perkaramu</w:t>
+      </w:r>
+      <w:r>
+        <w:rPr>
+          <w:lang w:val="id_ID" w:bidi="id_ID"/>
+        </w:rPr>
+        <w:t>: Menanggapi permintaan orang-orang (</w:t>
+      </w:r>
+      <w:hyperlink r:id="rId851">
+        <w:r>
+          <w:rPr>
+            <w:lang w:val="id_ID" w:bidi="id_ID"/>
+          </w:rPr>
+          <w:rPr>
+            <w:color w:val="0000EE"/>
+            <w:u w:val="single"/>
+          </w:rPr>
+          <w:t>Yeremia 51:35</w:t>
+        </w:r>
+      </w:hyperlink>
+      <w:r>
+        <w:rPr>
+          <w:lang w:val="id_ID" w:bidi="id_ID"/>
+        </w:rPr>
+        <w:t>), Tuhan akan membawa Babel ke pengadilan atas dosa-dosanya yang kejam.</w:t>
+      </w:r>
+      <w:r>
+        <w:rPr>
+          <w:lang w:val="id_ID" w:bidi="id_ID"/>
+        </w:rPr>
+      </w:r>
+      <w:r>
+        <w:rPr>
+          <w:lang w:val="id_ID" w:bidi="id_ID"/>
+        </w:rPr>
+      </w:r>
+    </w:p>
+    <w:p>
+      <w:pPr/>
+      <w:r>
+        <w:rPr>
+          <w:lang w:val="id_ID" w:bidi="id_ID"/>
+        </w:rPr>
+      </w:r>
+    </w:p>
+    <w:p>
+      <w:pPr>
+        <w:pStyle w:val="Heading2"/>
+      </w:pPr>
+      <w:r>
+        <w:rPr>
+          <w:lang w:val="id_ID" w:bidi="id_ID"/>
+        </w:rPr>
+        <w:t>Yeremia 51:37</w:t>
+      </w:r>
+      <w:r>
+        <w:rPr>
+          <w:lang w:val="id_ID" w:bidi="id_ID"/>
+        </w:rPr>
+      </w:r>
+    </w:p>
+    <w:p>
+      <w:pPr/>
+      <w:r>
+        <w:rPr>
+          <w:lang w:val="id_ID" w:bidi="id_ID"/>
+        </w:rPr>
+      </w:r>
+      <w:r>
+        <w:rPr>
+          <w:lang w:val="id_ID" w:bidi="id_ID"/>
+        </w:rPr>
+        <w:t>Pencurian dan kerusakan pada struktur kota akan membuat pengunjung merasa hina daripada terkesan.</w:t>
+      </w:r>
+      <w:r>
+        <w:rPr>
+          <w:lang w:val="id_ID" w:bidi="id_ID"/>
+        </w:rPr>
+      </w:r>
+      <w:r>
+        <w:rPr>
+          <w:lang w:val="id_ID" w:bidi="id_ID"/>
+        </w:rPr>
+      </w:r>
+    </w:p>
+    <w:p>
+      <w:pPr/>
+      <w:r>
+        <w:rPr>
+          <w:lang w:val="id_ID" w:bidi="id_ID"/>
+        </w:rPr>
+      </w:r>
+    </w:p>
+    <w:p>
+      <w:pPr>
+        <w:pStyle w:val="Heading2"/>
+      </w:pPr>
+      <w:r>
+        <w:rPr>
+          <w:lang w:val="id_ID" w:bidi="id_ID"/>
+        </w:rPr>
+        <w:t>Yeremia 51:38–40</w:t>
+      </w:r>
+      <w:r>
+        <w:rPr>
+          <w:lang w:val="id_ID" w:bidi="id_ID"/>
+        </w:rPr>
+      </w:r>
+    </w:p>
+    <w:p>
+      <w:pPr/>
+      <w:r>
+        <w:rPr>
+          <w:lang w:val="id_ID" w:bidi="id_ID"/>
+        </w:rPr>
+      </w:r>
+      <w:r>
+        <w:rPr>
+          <w:lang w:val="id_ID" w:bidi="id_ID"/>
+        </w:rPr>
+        <w:t>Tuhan mengumumkan bahwa Dia akan menggunakan anggur untuk mengubah singa, yang pernah membuat takut dan menghancurkan bangsa-bangsa (</w:t>
+      </w:r>
+      <w:hyperlink r:id="rId383">
+        <w:r>
+          <w:rPr>
+            <w:lang w:val="id_ID" w:bidi="id_ID"/>
+          </w:rPr>
+          <w:rPr>
+            <w:color w:val="0000EE"/>
+            <w:u w:val="single"/>
+          </w:rPr>
+          <w:t>Yeremia 5:6</w:t>
+        </w:r>
+      </w:hyperlink>
+      <w:r>
+        <w:rPr>
+          <w:lang w:val="id_ID" w:bidi="id_ID"/>
+        </w:rPr>
+        <w:t xml:space="preserve">; </w:t>
+      </w:r>
+      <w:hyperlink r:id="rId196">
+        <w:r>
+          <w:rPr>
+            <w:lang w:val="id_ID" w:bidi="id_ID"/>
+          </w:rPr>
+          <w:rPr>
+            <w:color w:val="0000EE"/>
+            <w:u w:val="single"/>
+          </w:rPr>
+          <w:t>25:38</w:t>
+        </w:r>
+      </w:hyperlink>
+      <w:r>
+        <w:rPr>
+          <w:lang w:val="id_ID" w:bidi="id_ID"/>
+        </w:rPr>
+        <w:t xml:space="preserve">; </w:t>
+      </w:r>
+      <w:hyperlink r:id="rId852">
+        <w:r>
+          <w:rPr>
+            <w:lang w:val="id_ID" w:bidi="id_ID"/>
+          </w:rPr>
+          <w:rPr>
+            <w:color w:val="0000EE"/>
+            <w:u w:val="single"/>
+          </w:rPr>
+          <w:t>49:19</w:t>
+        </w:r>
+      </w:hyperlink>
+      <w:r>
+        <w:rPr>
+          <w:lang w:val="id_ID" w:bidi="id_ID"/>
+        </w:rPr>
+        <w:t>), menjadi domba yang mudah dikendalikan. Anggur sebagai alat murka biasanya bersifat simbolis (</w:t>
+      </w:r>
+      <w:hyperlink r:id="rId853">
+        <w:r>
+          <w:rPr>
+            <w:lang w:val="id_ID" w:bidi="id_ID"/>
+          </w:rPr>
+          <w:rPr>
+            <w:color w:val="0000EE"/>
+            <w:u w:val="single"/>
+          </w:rPr>
+          <w:t>Yeremia 25:15–29</w:t>
+        </w:r>
+      </w:hyperlink>
+      <w:r>
+        <w:rPr>
+          <w:lang w:val="id_ID" w:bidi="id_ID"/>
+        </w:rPr>
+        <w:t xml:space="preserve">), tetapi di sini anggur tersebut nyata (lihat </w:t>
+      </w:r>
+      <w:hyperlink r:id="rId835">
+        <w:r>
+          <w:rPr>
+            <w:lang w:val="id_ID" w:bidi="id_ID"/>
+          </w:rPr>
+          <w:rPr>
+            <w:color w:val="0000EE"/>
+            <w:u w:val="single"/>
+          </w:rPr>
+          <w:t>Daniel 5</w:t>
+        </w:r>
+      </w:hyperlink>
+      <w:r>
+        <w:rPr>
+          <w:lang w:val="id_ID" w:bidi="id_ID"/>
+        </w:rPr>
+        <w:t>).</w:t>
+      </w:r>
+      <w:r>
+        <w:rPr>
+          <w:lang w:val="id_ID" w:bidi="id_ID"/>
+        </w:rPr>
+      </w:r>
+      <w:r>
+        <w:rPr>
+          <w:lang w:val="id_ID" w:bidi="id_ID"/>
+        </w:rPr>
+      </w:r>
+    </w:p>
+    <w:p>
+      <w:pPr/>
+      <w:r>
+        <w:rPr>
+          <w:lang w:val="id_ID" w:bidi="id_ID"/>
+        </w:rPr>
+      </w:r>
+    </w:p>
+    <w:p>
+      <w:pPr>
+        <w:pStyle w:val="Heading2"/>
+      </w:pPr>
+      <w:r>
+        <w:rPr>
+          <w:lang w:val="id_ID" w:bidi="id_ID"/>
+        </w:rPr>
+        <w:t>Yeremia 51:42</w:t>
+      </w:r>
+      <w:r>
+        <w:rPr>
+          <w:lang w:val="id_ID" w:bidi="id_ID"/>
+        </w:rPr>
+      </w:r>
+    </w:p>
+    <w:p>
+      <w:pPr/>
+      <w:r>
+        <w:rPr>
+          <w:lang w:val="id_ID" w:bidi="id_ID"/>
+        </w:rPr>
+      </w:r>
+      <w:r>
+        <w:rPr>
+          <w:lang w:val="id_ID" w:bidi="id_ID"/>
+        </w:rPr>
+        <w:t>Laut mewakili pasukan yang menyerang Babel, sementara gelombang yang menghantam melambangkan serangan terhadap kota tersebut.</w:t>
+      </w:r>
+      <w:r>
+        <w:rPr>
+          <w:lang w:val="id_ID" w:bidi="id_ID"/>
+        </w:rPr>
+      </w:r>
+      <w:r>
+        <w:rPr>
+          <w:lang w:val="id_ID" w:bidi="id_ID"/>
+        </w:rPr>
+      </w:r>
+    </w:p>
+    <w:p>
+      <w:pPr/>
+      <w:r>
+        <w:rPr>
+          <w:lang w:val="id_ID" w:bidi="id_ID"/>
+        </w:rPr>
+      </w:r>
+    </w:p>
+    <w:p>
+      <w:pPr>
+        <w:pStyle w:val="Heading2"/>
+      </w:pPr>
+      <w:r>
+        <w:rPr>
+          <w:lang w:val="id_ID" w:bidi="id_ID"/>
+        </w:rPr>
+        <w:t>Yeremia 51:44</w:t>
+      </w:r>
+      <w:r>
+        <w:rPr>
+          <w:lang w:val="id_ID" w:bidi="id_ID"/>
+        </w:rPr>
+      </w:r>
+    </w:p>
+    <w:p>
+      <w:pPr/>
+      <w:r>
+        <w:rPr>
+          <w:lang w:val="id_ID" w:bidi="id_ID"/>
+        </w:rPr>
+      </w:r>
+      <w:r>
+        <w:rPr>
+          <w:lang w:val="id_ID" w:bidi="id_ID"/>
+        </w:rPr>
+        <w:t>Kekalahan dewa utama Babel, Bel, merupakan bencana besar bagi kota tersebut. Orang-orang akan mengambil dekorasi mewah dari berhala itu, hal ini mengungkapkan bahwa kekuatannya dianggap sebagai kebohongan besar.</w:t>
+      </w:r>
+      <w:r>
+        <w:rPr>
+          <w:lang w:val="id_ID" w:bidi="id_ID"/>
+        </w:rPr>
+      </w:r>
+      <w:r>
+        <w:rPr>
+          <w:lang w:val="id_ID" w:bidi="id_ID"/>
+        </w:rPr>
+      </w:r>
+    </w:p>
+    <w:p>
+      <w:pPr/>
+      <w:r>
+        <w:rPr>
+          <w:lang w:val="id_ID" w:bidi="id_ID"/>
+        </w:rPr>
+      </w:r>
+    </w:p>
+    <w:p>
+      <w:pPr>
+        <w:pStyle w:val="Heading2"/>
+      </w:pPr>
+      <w:r>
+        <w:rPr>
+          <w:lang w:val="id_ID" w:bidi="id_ID"/>
+        </w:rPr>
+        <w:t>Yeremia 51:45</w:t>
+      </w:r>
+      <w:r>
+        <w:rPr>
+          <w:lang w:val="id_ID" w:bidi="id_ID"/>
+        </w:rPr>
+      </w:r>
+    </w:p>
+    <w:p>
+      <w:pPr/>
+      <w:r>
+        <w:rPr>
+          <w:lang w:val="id_ID" w:bidi="id_ID"/>
+        </w:rPr>
+      </w:r>
+      <w:r>
+        <w:rPr>
+          <w:lang w:val="id_ID" w:bidi="id_ID"/>
+        </w:rPr>
+        <w:t>Ketika Tuhan menggambarkan kengerian penghakiman-Nya yang murka terhadap Babel, Dia memimpin umat-Nya kembali ke tanah air mereka untuk untuk meyakinkan mereka akan keselamatan mereka.</w:t>
+      </w:r>
+      <w:r>
+        <w:rPr>
+          <w:lang w:val="id_ID" w:bidi="id_ID"/>
+        </w:rPr>
+      </w:r>
+      <w:r>
+        <w:rPr>
+          <w:lang w:val="id_ID" w:bidi="id_ID"/>
+        </w:rPr>
+      </w:r>
+    </w:p>
+    <w:p>
+      <w:pPr/>
+      <w:r>
+        <w:rPr>
+          <w:lang w:val="id_ID" w:bidi="id_ID"/>
+        </w:rPr>
+      </w:r>
+    </w:p>
+    <w:p>
+      <w:pPr>
+        <w:pStyle w:val="Heading2"/>
+      </w:pPr>
+      <w:r>
+        <w:rPr>
+          <w:lang w:val="id_ID" w:bidi="id_ID"/>
+        </w:rPr>
+        <w:t>Yeremia 51:45–53</w:t>
+      </w:r>
+      <w:r>
+        <w:rPr>
+          <w:lang w:val="id_ID" w:bidi="id_ID"/>
+        </w:rPr>
+      </w:r>
+    </w:p>
+    <w:p>
+      <w:pPr/>
+      <w:r>
+        <w:rPr>
+          <w:lang w:val="id_ID" w:bidi="id_ID"/>
+        </w:rPr>
+      </w:r>
+      <w:r>
+        <w:rPr>
+          <w:lang w:val="id_ID" w:bidi="id_ID"/>
+        </w:rPr>
+        <w:t>Tuhan memperhatikan kesehatan rohani dan jasmani para tawanan Yahudi di Babel. Situasi mereka berbahaya secara politis. Tuhan menjanjikan masa depan di mana para pengungsi akan diselamatkan dari rasa malu dan dengan gembira kembali ke tanah mereka sendiri.</w:t>
+      </w:r>
+      <w:r>
+        <w:rPr>
+          <w:lang w:val="id_ID" w:bidi="id_ID"/>
+        </w:rPr>
+      </w:r>
+      <w:r>
+        <w:rPr>
+          <w:lang w:val="id_ID" w:bidi="id_ID"/>
+        </w:rPr>
+      </w:r>
+    </w:p>
+    <w:p>
+      <w:pPr/>
+      <w:r>
+        <w:rPr>
+          <w:lang w:val="id_ID" w:bidi="id_ID"/>
+        </w:rPr>
+      </w:r>
+    </w:p>
+    <w:p>
+      <w:pPr>
+        <w:pStyle w:val="Heading2"/>
+      </w:pPr>
+      <w:r>
+        <w:rPr>
+          <w:lang w:val="id_ID" w:bidi="id_ID"/>
+        </w:rPr>
+        <w:t>Yeremia 51:46</w:t>
+      </w:r>
+      <w:r>
+        <w:rPr>
+          <w:lang w:val="id_ID" w:bidi="id_ID"/>
+        </w:rPr>
+      </w:r>
+    </w:p>
+    <w:p>
+      <w:pPr/>
+      <w:r>
+        <w:rPr>
+          <w:lang w:val="id_ID" w:bidi="id_ID"/>
+        </w:rPr>
+      </w:r>
+      <w:r>
+        <w:rPr>
+          <w:i/>
+          <w:lang w:val="id_ID" w:bidi="id_ID"/>
+        </w:rPr>
+        <w:t>Kekerasan</w:t>
+      </w:r>
+      <w:r>
+        <w:rPr>
+          <w:lang w:val="id_ID" w:bidi="id_ID"/>
+        </w:rPr>
+        <w:t>: Ketika pasukan musuh telah mendekati Babel, para pemimpin kota saling menyalahkan. Pertikaian internal yang sengit sedang mengoyak Babel hingga hancur.</w:t>
+      </w:r>
+      <w:r>
+        <w:rPr>
+          <w:lang w:val="id_ID" w:bidi="id_ID"/>
+        </w:rPr>
+      </w:r>
+      <w:r>
+        <w:rPr>
+          <w:lang w:val="id_ID" w:bidi="id_ID"/>
+        </w:rPr>
+      </w:r>
+    </w:p>
+    <w:p>
+      <w:pPr/>
+      <w:r>
+        <w:rPr>
+          <w:lang w:val="id_ID" w:bidi="id_ID"/>
+        </w:rPr>
+      </w:r>
+    </w:p>
+    <w:p>
+      <w:pPr>
+        <w:pStyle w:val="Heading2"/>
+      </w:pPr>
+      <w:r>
+        <w:rPr>
+          <w:lang w:val="id_ID" w:bidi="id_ID"/>
+        </w:rPr>
+        <w:t>Yeremia 51:47–48</w:t>
+      </w:r>
+      <w:r>
+        <w:rPr>
+          <w:lang w:val="id_ID" w:bidi="id_ID"/>
+        </w:rPr>
+      </w:r>
+    </w:p>
+    <w:p>
+      <w:pPr/>
+      <w:r>
+        <w:rPr>
+          <w:lang w:val="id_ID" w:bidi="id_ID"/>
+        </w:rPr>
+      </w:r>
+      <w:r>
+        <w:rPr>
+          <w:lang w:val="id_ID" w:bidi="id_ID"/>
+        </w:rPr>
+        <w:t>Hukuman Tuhan atas Babel akan membuat langit dan bumi bersukacita karena hal ini menunjukkan keadilan Allah.</w:t>
+      </w:r>
+      <w:r>
+        <w:rPr>
+          <w:lang w:val="id_ID" w:bidi="id_ID"/>
+        </w:rPr>
+      </w:r>
+      <w:r>
+        <w:rPr>
+          <w:lang w:val="id_ID" w:bidi="id_ID"/>
+        </w:rPr>
+      </w:r>
+    </w:p>
+    <w:p>
+      <w:pPr/>
+      <w:r>
+        <w:rPr>
+          <w:lang w:val="id_ID" w:bidi="id_ID"/>
+        </w:rPr>
+      </w:r>
+    </w:p>
+    <w:p>
+      <w:pPr>
+        <w:pStyle w:val="Heading2"/>
+      </w:pPr>
+      <w:r>
+        <w:rPr>
+          <w:lang w:val="id_ID" w:bidi="id_ID"/>
+        </w:rPr>
+        <w:t>Yeremia 51:49–50</w:t>
+      </w:r>
+      <w:r>
+        <w:rPr>
+          <w:lang w:val="id_ID" w:bidi="id_ID"/>
+        </w:rPr>
+      </w:r>
+    </w:p>
+    <w:p>
+      <w:pPr/>
+      <w:r>
+        <w:rPr>
+          <w:lang w:val="id_ID" w:bidi="id_ID"/>
+        </w:rPr>
+      </w:r>
+      <w:r>
+        <w:rPr>
+          <w:lang w:val="id_ID" w:bidi="id_ID"/>
+        </w:rPr>
+        <w:t>Babel akan menghadapi hukuman sekeras kekejaman yang telah ditimpakannya pada Bangsa Israel dan bangsa-bangsa lainnya.</w:t>
+      </w:r>
+      <w:r>
+        <w:rPr>
+          <w:lang w:val="id_ID" w:bidi="id_ID"/>
+        </w:rPr>
+      </w:r>
+      <w:r>
+        <w:rPr>
+          <w:lang w:val="id_ID" w:bidi="id_ID"/>
+        </w:rPr>
+      </w:r>
+    </w:p>
+    <w:p>
+      <w:pPr/>
+      <w:r>
+        <w:rPr>
+          <w:lang w:val="id_ID" w:bidi="id_ID"/>
+        </w:rPr>
+      </w:r>
+    </w:p>
+    <w:p>
+      <w:pPr>
+        <w:pStyle w:val="Heading2"/>
+      </w:pPr>
+      <w:r>
+        <w:rPr>
+          <w:lang w:val="id_ID" w:bidi="id_ID"/>
+        </w:rPr>
+        <w:t>Yeremia 51:51</w:t>
+      </w:r>
+      <w:r>
+        <w:rPr>
+          <w:lang w:val="id_ID" w:bidi="id_ID"/>
+        </w:rPr>
+      </w:r>
+    </w:p>
+    <w:p>
+      <w:pPr/>
+      <w:r>
+        <w:rPr>
+          <w:lang w:val="id_ID" w:bidi="id_ID"/>
+        </w:rPr>
+      </w:r>
+      <w:r>
+        <w:rPr>
+          <w:lang w:val="id_ID" w:bidi="id_ID"/>
+        </w:rPr>
+        <w:t>Orang-orang yang ditawan merasa malu dan terhina karena dosa-dosa masa lalu mereka. Orang Babilonia menajiskan Bait Suci ketika mereka menghancurkannya pada tahun 586 SM.</w:t>
+      </w:r>
+      <w:r>
+        <w:rPr>
+          <w:lang w:val="id_ID" w:bidi="id_ID"/>
+        </w:rPr>
+      </w:r>
+      <w:r>
+        <w:rPr>
+          <w:lang w:val="id_ID" w:bidi="id_ID"/>
+        </w:rPr>
+      </w:r>
+    </w:p>
+    <w:p>
+      <w:pPr/>
+      <w:r>
+        <w:rPr>
+          <w:lang w:val="id_ID" w:bidi="id_ID"/>
+        </w:rPr>
+      </w:r>
+    </w:p>
+    <w:p>
+      <w:pPr>
+        <w:pStyle w:val="Heading2"/>
+      </w:pPr>
+      <w:r>
+        <w:rPr>
+          <w:lang w:val="id_ID" w:bidi="id_ID"/>
+        </w:rPr>
+        <w:t>Yeremia 51:52</w:t>
+      </w:r>
+      <w:r>
+        <w:rPr>
+          <w:lang w:val="id_ID" w:bidi="id_ID"/>
+        </w:rPr>
+      </w:r>
+    </w:p>
+    <w:p>
+      <w:pPr/>
+      <w:r>
+        <w:rPr>
+          <w:lang w:val="id_ID" w:bidi="id_ID"/>
+        </w:rPr>
+      </w:r>
+      <w:r>
+        <w:rPr>
+          <w:i/>
+          <w:lang w:val="id_ID" w:bidi="id_ID"/>
+        </w:rPr>
+        <w:t>Sebab itu</w:t>
+      </w:r>
+      <w:r>
+        <w:rPr>
+          <w:lang w:val="id_ID" w:bidi="id_ID"/>
+        </w:rPr>
+        <w:t>: Tuhan mengakui bahwa masa lalu mereka adalah memalukan, tetapi Dia memberikan mereka harapan untuk masa depan ketika kekuatan Babel akan dihancurkan.</w:t>
+      </w:r>
+      <w:r>
+        <w:rPr>
+          <w:lang w:val="id_ID" w:bidi="id_ID"/>
+        </w:rPr>
+      </w:r>
+      <w:r>
+        <w:rPr>
+          <w:lang w:val="id_ID" w:bidi="id_ID"/>
+        </w:rPr>
+      </w:r>
+    </w:p>
+    <w:p>
+      <w:pPr/>
+      <w:r>
+        <w:rPr>
+          <w:lang w:val="id_ID" w:bidi="id_ID"/>
+        </w:rPr>
+      </w:r>
+    </w:p>
+    <w:p>
+      <w:pPr>
+        <w:pStyle w:val="Heading2"/>
+      </w:pPr>
+      <w:r>
+        <w:rPr>
+          <w:lang w:val="id_ID" w:bidi="id_ID"/>
+        </w:rPr>
+        <w:t>Yeremia 51:53</w:t>
+      </w:r>
+      <w:r>
+        <w:rPr>
+          <w:lang w:val="id_ID" w:bidi="id_ID"/>
+        </w:rPr>
+      </w:r>
+    </w:p>
+    <w:p>
+      <w:pPr/>
+      <w:r>
+        <w:rPr>
+          <w:lang w:val="id_ID" w:bidi="id_ID"/>
+        </w:rPr>
+      </w:r>
+      <w:r>
+        <w:rPr>
+          <w:lang w:val="id_ID" w:bidi="id_ID"/>
+        </w:rPr>
+        <w:t>Tembok Babel tidak dapat menyelamatkannya. Kota itu pasti akan dijarah karena Tuhan telah menetapkan hukuman bagi mereka.</w:t>
+      </w:r>
+      <w:r>
+        <w:rPr>
+          <w:lang w:val="id_ID" w:bidi="id_ID"/>
+        </w:rPr>
+      </w:r>
+      <w:r>
+        <w:rPr>
+          <w:lang w:val="id_ID" w:bidi="id_ID"/>
+        </w:rPr>
+      </w:r>
+    </w:p>
+    <w:p>
+      <w:pPr/>
+      <w:r>
+        <w:rPr>
+          <w:lang w:val="id_ID" w:bidi="id_ID"/>
+        </w:rPr>
+      </w:r>
+    </w:p>
+    <w:p>
+      <w:pPr>
+        <w:pStyle w:val="Heading2"/>
+      </w:pPr>
+      <w:r>
+        <w:rPr>
+          <w:lang w:val="id_ID" w:bidi="id_ID"/>
+        </w:rPr>
+        <w:t>Yeremia 51:54</w:t>
+      </w:r>
+      <w:r>
+        <w:rPr>
+          <w:lang w:val="id_ID" w:bidi="id_ID"/>
+        </w:rPr>
+      </w:r>
+    </w:p>
+    <w:p>
+      <w:pPr/>
+      <w:r>
+        <w:rPr>
+          <w:lang w:val="id_ID" w:bidi="id_ID"/>
+        </w:rPr>
+      </w:r>
+      <w:r>
+        <w:rPr>
+          <w:lang w:val="id_ID" w:bidi="id_ID"/>
+        </w:rPr>
+        <w:t>Ketika Babel runtuh, suara pertempuran sangat memekakkan telinga. Orang-orang berteriak dan menjerit, prajurit mengeluarkan seruan perang, dan batu-batu besar berjatuhan seiring runtuhnya tembok.</w:t>
+      </w:r>
+      <w:r>
+        <w:rPr>
+          <w:lang w:val="id_ID" w:bidi="id_ID"/>
+        </w:rPr>
+      </w:r>
+      <w:r>
+        <w:rPr>
+          <w:lang w:val="id_ID" w:bidi="id_ID"/>
+        </w:rPr>
+      </w:r>
+    </w:p>
+    <w:p>
+      <w:pPr/>
+      <w:r>
+        <w:rPr>
+          <w:lang w:val="id_ID" w:bidi="id_ID"/>
+        </w:rPr>
+      </w:r>
+    </w:p>
+    <w:p>
+      <w:pPr>
+        <w:pStyle w:val="Heading2"/>
+      </w:pPr>
+      <w:r>
+        <w:rPr>
+          <w:lang w:val="id_ID" w:bidi="id_ID"/>
+        </w:rPr>
+        <w:t>Yeremia 51:55–56</w:t>
+      </w:r>
+      <w:r>
+        <w:rPr>
+          <w:lang w:val="id_ID" w:bidi="id_ID"/>
+        </w:rPr>
+      </w:r>
+    </w:p>
+    <w:p>
+      <w:pPr>
+        <w:pStyle w:val="ListBullet"/>
+        <w:spacing w:line="240" w:lineRule="auto"/>
+        <w:ind w:left="720"/>
+      </w:pPr>
+      <w:r>
+        <w:rPr>
+          <w:lang w:val="id_ID" w:bidi="id_ID"/>
+        </w:rPr>
+      </w:r>
+      <w:r>
+        <w:rPr>
+          <w:lang w:val="id_ID" w:bidi="id_ID"/>
+        </w:rPr>
+        <w:t>Kehancuran Babel bukanlah suatu kebetulan. Tuhan mengendalikannya dan akan memastikan hal itu terjadi.</w:t>
+      </w:r>
+    </w:p>
+    <w:p>
+      <w:pPr>
+        <w:pStyle w:val="ListBullet"/>
+        <w:spacing w:line="240" w:lineRule="auto"/>
+        <w:ind w:left="720"/>
+      </w:pPr>
+      <w:r>
+        <w:rPr>
+          <w:lang w:val="id_ID" w:bidi="id_ID"/>
+        </w:rPr>
+      </w:r>
+      <w:r>
+        <w:rPr>
+          <w:lang w:val="id_ID" w:bidi="id_ID"/>
+        </w:rPr>
+        <w:t>Suara (</w:t>
+      </w:r>
+      <w:hyperlink r:id="rId854">
+        <w:r>
+          <w:rPr>
+            <w:lang w:val="id_ID" w:bidi="id_ID"/>
+          </w:rPr>
+          <w:rPr>
+            <w:color w:val="0000EE"/>
+            <w:u w:val="single"/>
+          </w:rPr>
+          <w:t>Yeremia 51:54</w:t>
+        </w:r>
+      </w:hyperlink>
+      <w:r>
+        <w:rPr>
+          <w:lang w:val="id_ID" w:bidi="id_ID"/>
+        </w:rPr>
+        <w:t>) akan berubah menjadi keheningan kematian. Pasukan penyerbu akan membunuh atau menangkap tentara Babel, dan orang-orang akan melarikan diri ke pedesaan.</w:t>
+      </w:r>
+      <w:r>
+        <w:rPr>
+          <w:lang w:val="id_ID" w:bidi="id_ID"/>
+        </w:rPr>
+      </w:r>
+      <w:r>
+        <w:rPr>
+          <w:lang w:val="id_ID" w:bidi="id_ID"/>
+        </w:rPr>
+      </w:r>
+    </w:p>
+    <w:p>
+      <w:pPr/>
+      <w:r>
+        <w:rPr>
+          <w:lang w:val="id_ID" w:bidi="id_ID"/>
+        </w:rPr>
+      </w:r>
+    </w:p>
+    <w:p>
+      <w:pPr>
+        <w:pStyle w:val="Heading2"/>
+      </w:pPr>
+      <w:r>
+        <w:rPr>
+          <w:lang w:val="id_ID" w:bidi="id_ID"/>
+        </w:rPr>
+        <w:t>Yeremia 51:57</w:t>
+      </w:r>
+      <w:r>
+        <w:rPr>
+          <w:lang w:val="id_ID" w:bidi="id_ID"/>
+        </w:rPr>
+      </w:r>
+    </w:p>
+    <w:p>
+      <w:pPr/>
+      <w:r>
+        <w:rPr>
+          <w:lang w:val="id_ID" w:bidi="id_ID"/>
+        </w:rPr>
+      </w:r>
+      <w:r>
+        <w:rPr>
+          <w:lang w:val="id_ID" w:bidi="id_ID"/>
+        </w:rPr>
+        <w:t>Belsyazar, penguasa kota, dan para pejabatnya mengadakan pesta di mana mereka terlalu banyak minum; pesta itu berakhir dengan kematian mereka (</w:t>
+      </w:r>
+      <w:hyperlink r:id="rId835">
+        <w:r>
+          <w:rPr>
+            <w:lang w:val="id_ID" w:bidi="id_ID"/>
+          </w:rPr>
+          <w:rPr>
+            <w:color w:val="0000EE"/>
+            <w:u w:val="single"/>
+          </w:rPr>
+          <w:t>Daniel 5</w:t>
+        </w:r>
+      </w:hyperlink>
+      <w:r>
+        <w:rPr>
+          <w:lang w:val="id_ID" w:bidi="id_ID"/>
+        </w:rPr>
+        <w:t>).</w:t>
+      </w:r>
+      <w:r>
+        <w:rPr>
+          <w:lang w:val="id_ID" w:bidi="id_ID"/>
+        </w:rPr>
+      </w:r>
+      <w:r>
+        <w:rPr>
+          <w:lang w:val="id_ID" w:bidi="id_ID"/>
+        </w:rPr>
+      </w:r>
+    </w:p>
+    <w:p>
+      <w:pPr/>
+      <w:r>
+        <w:rPr>
+          <w:lang w:val="id_ID" w:bidi="id_ID"/>
+        </w:rPr>
+      </w:r>
+    </w:p>
+    <w:p>
+      <w:pPr>
+        <w:pStyle w:val="Heading2"/>
+      </w:pPr>
+      <w:r>
+        <w:rPr>
+          <w:lang w:val="id_ID" w:bidi="id_ID"/>
+        </w:rPr>
+        <w:t>Yeremia 51:59</w:t>
+      </w:r>
+      <w:r>
+        <w:rPr>
+          <w:lang w:val="id_ID" w:bidi="id_ID"/>
+        </w:rPr>
+      </w:r>
+    </w:p>
+    <w:p>
+      <w:pPr/>
+      <w:r>
+        <w:rPr>
+          <w:lang w:val="id_ID" w:bidi="id_ID"/>
+        </w:rPr>
+      </w:r>
+      <w:r>
+        <w:rPr>
+          <w:lang w:val="id_ID" w:bidi="id_ID"/>
+        </w:rPr>
+        <w:t>Raja Zedekia melakukan perjalanan ke Babel untuk membangun kepercayaan dengan Nebukadnezar. Selama kunjungan ini, Zedekia kemungkinan bersumpah setia kepada raja Babel (</w:t>
+      </w:r>
+      <w:hyperlink r:id="rId855">
+        <w:r>
+          <w:rPr>
+            <w:lang w:val="id_ID" w:bidi="id_ID"/>
+          </w:rPr>
+          <w:rPr>
+            <w:color w:val="0000EE"/>
+            <w:u w:val="single"/>
+          </w:rPr>
+          <w:t>2 Tawarikh 36:13</w:t>
+        </w:r>
+      </w:hyperlink>
+      <w:r>
+        <w:rPr>
+          <w:lang w:val="id_ID" w:bidi="id_ID"/>
+        </w:rPr>
+        <w:t>).</w:t>
+      </w:r>
+      <w:r>
+        <w:rPr>
+          <w:lang w:val="id_ID" w:bidi="id_ID"/>
+        </w:rPr>
+      </w:r>
+      <w:r>
+        <w:rPr>
+          <w:lang w:val="id_ID" w:bidi="id_ID"/>
+        </w:rPr>
+      </w:r>
+    </w:p>
+    <w:p>
+      <w:pPr/>
+      <w:r>
+        <w:rPr>
+          <w:lang w:val="id_ID" w:bidi="id_ID"/>
+        </w:rPr>
+      </w:r>
+    </w:p>
+    <w:p>
+      <w:pPr>
+        <w:pStyle w:val="Heading2"/>
+      </w:pPr>
+      <w:r>
+        <w:rPr>
+          <w:lang w:val="id_ID" w:bidi="id_ID"/>
+        </w:rPr>
+        <w:t>Yeremia 51:59–64</w:t>
+      </w:r>
+      <w:r>
+        <w:rPr>
+          <w:lang w:val="id_ID" w:bidi="id_ID"/>
+        </w:rPr>
+      </w:r>
+    </w:p>
+    <w:p>
+      <w:pPr/>
+      <w:r>
+        <w:rPr>
+          <w:lang w:val="id_ID" w:bidi="id_ID"/>
+        </w:rPr>
+      </w:r>
+      <w:r>
+        <w:rPr>
+          <w:lang w:val="id_ID" w:bidi="id_ID"/>
+        </w:rPr>
+        <w:t>Sama seperti Babel menghancurkan Yerusalem, kerajaan besar ini juga akan dihancurkan. Bagian ayat ini berisi pesan yang dikirim ke Babel tujuh tahun sebelum Yerusalem jatuh.</w:t>
+      </w:r>
+      <w:r>
+        <w:rPr>
+          <w:lang w:val="id_ID" w:bidi="id_ID"/>
+        </w:rPr>
+      </w:r>
+      <w:r>
+        <w:rPr>
+          <w:lang w:val="id_ID" w:bidi="id_ID"/>
+        </w:rPr>
+      </w:r>
+    </w:p>
+    <w:p>
+      <w:pPr/>
+      <w:r>
+        <w:rPr>
+          <w:lang w:val="id_ID" w:bidi="id_ID"/>
+        </w:rPr>
+      </w:r>
+    </w:p>
+    <w:p>
+      <w:pPr>
+        <w:pStyle w:val="Heading2"/>
+      </w:pPr>
+      <w:r>
+        <w:rPr>
+          <w:lang w:val="id_ID" w:bidi="id_ID"/>
+        </w:rPr>
+        <w:t>Yeremia 51:63–64</w:t>
+      </w:r>
+      <w:r>
+        <w:rPr>
+          <w:lang w:val="id_ID" w:bidi="id_ID"/>
+        </w:rPr>
+      </w:r>
+    </w:p>
+    <w:p>
+      <w:pPr/>
+      <w:r>
+        <w:rPr>
+          <w:lang w:val="id_ID" w:bidi="id_ID"/>
+        </w:rPr>
+      </w:r>
+      <w:r>
+        <w:rPr>
+          <w:lang w:val="id_ID" w:bidi="id_ID"/>
+        </w:rPr>
+        <w:t>Membuang gulungan kitab ke Sungai Efrat melambangkan kehancuran abadi Babel.</w:t>
+      </w:r>
+      <w:r>
+        <w:rPr>
+          <w:lang w:val="id_ID" w:bidi="id_ID"/>
+        </w:rPr>
+      </w:r>
+      <w:r>
+        <w:rPr>
+          <w:lang w:val="id_ID" w:bidi="id_ID"/>
+        </w:rPr>
+      </w:r>
+    </w:p>
+    <w:p>
+      <w:pPr/>
+      <w:r>
+        <w:rPr>
+          <w:lang w:val="id_ID" w:bidi="id_ID"/>
+        </w:rPr>
+      </w:r>
+    </w:p>
+    <w:p>
+      <w:pPr>
+        <w:pStyle w:val="Heading2"/>
+      </w:pPr>
+      <w:r>
+        <w:rPr>
+          <w:lang w:val="id_ID" w:bidi="id_ID"/>
+        </w:rPr>
+        <w:t>Yeremia 52:1–34</w:t>
+      </w:r>
+      <w:r>
+        <w:rPr>
+          <w:lang w:val="id_ID" w:bidi="id_ID"/>
+        </w:rPr>
+      </w:r>
+    </w:p>
+    <w:p>
+      <w:pPr/>
+      <w:r>
+        <w:rPr>
+          <w:lang w:val="id_ID" w:bidi="id_ID"/>
+        </w:rPr>
+      </w:r>
+      <w:r>
+        <w:rPr>
+          <w:lang w:val="id_ID" w:bidi="id_ID"/>
+        </w:rPr>
+        <w:t xml:space="preserve">Pasal ini mengisahkan kembali cerita dari </w:t>
+      </w:r>
+      <w:hyperlink r:id="rId856">
+        <w:r>
+          <w:rPr>
+            <w:lang w:val="id_ID" w:bidi="id_ID"/>
+          </w:rPr>
+          <w:rPr>
+            <w:color w:val="0000EE"/>
+            <w:u w:val="single"/>
+          </w:rPr>
+          <w:t>2 Raja-raja 24:18–25:30</w:t>
+        </w:r>
+      </w:hyperlink>
+      <w:r>
+        <w:rPr>
+          <w:lang w:val="id_ID" w:bidi="id_ID"/>
+        </w:rPr>
+        <w:t>, menggambarkan bulan-bulan terakhir Yerusalem dengan beberapa detail dan perubahan tambahan. Pengulangan bagian ayat-ayat ini menyoroti kejujuran Yeremia sebagai nabi Allah yang sejati. Semua yang diramalkan [dinubuatkan] Yeremia tentang kehancuran kota dan akhir kerajaan Yehuda terjadi. Demikian pula, nubuatannya tentang pembuangan, kesulitan dari orang-orang yang tersisa di Babel, dan kepulangan mereka juga terbukti benar.</w:t>
+      </w:r>
+      <w:r>
+        <w:rPr>
+          <w:lang w:val="id_ID" w:bidi="id_ID"/>
+        </w:rPr>
+      </w:r>
+      <w:r>
+        <w:rPr>
+          <w:lang w:val="id_ID" w:bidi="id_ID"/>
+        </w:rPr>
+      </w:r>
+    </w:p>
+    <w:p>
+      <w:pPr/>
+      <w:r>
+        <w:rPr>
+          <w:lang w:val="id_ID" w:bidi="id_ID"/>
+        </w:rPr>
+      </w:r>
+    </w:p>
+    <w:p>
+      <w:pPr>
+        <w:pStyle w:val="Heading2"/>
+      </w:pPr>
+      <w:r>
+        <w:rPr>
+          <w:lang w:val="id_ID" w:bidi="id_ID"/>
+        </w:rPr>
+        <w:t>Yeremia 52:9</w:t>
+      </w:r>
+      <w:r>
+        <w:rPr>
+          <w:lang w:val="id_ID" w:bidi="id_ID"/>
+        </w:rPr>
+      </w:r>
+    </w:p>
+    <w:p>
+      <w:pPr/>
+      <w:r>
+        <w:rPr>
+          <w:lang w:val="id_ID" w:bidi="id_ID"/>
+        </w:rPr>
+      </w:r>
+      <w:r>
+        <w:rPr>
+          <w:lang w:val="id_ID" w:bidi="id_ID"/>
+        </w:rPr>
+        <w:t xml:space="preserve">Ribla, yang dicatat oleh Yeremia adalah terletak di tanah Hamat (lihat </w:t>
+      </w:r>
+      <w:hyperlink r:id="rId857">
+        <w:r>
+          <w:rPr>
+            <w:lang w:val="id_ID" w:bidi="id_ID"/>
+          </w:rPr>
+          <w:rPr>
+            <w:color w:val="0000EE"/>
+            <w:u w:val="single"/>
+          </w:rPr>
+          <w:t>Yeremia 39:5</w:t>
+        </w:r>
+      </w:hyperlink>
+      <w:r>
+        <w:rPr>
+          <w:lang w:val="id_ID" w:bidi="id_ID"/>
+        </w:rPr>
+        <w:t>), berada beberapa ratus mil di utara Yerusalem.</w:t>
+      </w:r>
+      <w:r>
+        <w:rPr>
+          <w:lang w:val="id_ID" w:bidi="id_ID"/>
+        </w:rPr>
+      </w:r>
+      <w:r>
+        <w:rPr>
+          <w:lang w:val="id_ID" w:bidi="id_ID"/>
+        </w:rPr>
+      </w:r>
+    </w:p>
+    <w:p>
+      <w:pPr/>
+      <w:r>
+        <w:rPr>
+          <w:lang w:val="id_ID" w:bidi="id_ID"/>
+        </w:rPr>
+      </w:r>
+    </w:p>
+    <w:p>
+      <w:pPr>
+        <w:pStyle w:val="Heading2"/>
+      </w:pPr>
+      <w:r>
+        <w:rPr>
+          <w:lang w:val="id_ID" w:bidi="id_ID"/>
+        </w:rPr>
+        <w:t>Yeremia 52:10</w:t>
+      </w:r>
+      <w:r>
+        <w:rPr>
+          <w:lang w:val="id_ID" w:bidi="id_ID"/>
+        </w:rPr>
+      </w:r>
+    </w:p>
+    <w:p>
+      <w:pPr/>
+      <w:r>
+        <w:rPr>
+          <w:lang w:val="id_ID" w:bidi="id_ID"/>
+        </w:rPr>
+      </w:r>
+      <w:r>
+        <w:rPr>
+          <w:lang w:val="id_ID" w:bidi="id_ID"/>
+        </w:rPr>
+        <w:t xml:space="preserve">Dia juga membunuh semua pejabat Yehuda di Ribla: Ini melengkapi kisah dalam </w:t>
+      </w:r>
+      <w:hyperlink r:id="rId858">
+        <w:r>
+          <w:rPr>
+            <w:lang w:val="id_ID" w:bidi="id_ID"/>
+          </w:rPr>
+          <w:rPr>
+            <w:color w:val="0000EE"/>
+            <w:u w:val="single"/>
+          </w:rPr>
+          <w:t>2 Raja-raja 25:7</w:t>
+        </w:r>
+      </w:hyperlink>
+      <w:r>
+        <w:rPr>
+          <w:lang w:val="id_ID" w:bidi="id_ID"/>
+        </w:rPr>
+        <w:t>. Sementara para prajurit meninggalkan Zedekia ketika mereka melarikan diri ke Yerikho (</w:t>
+      </w:r>
+      <w:hyperlink r:id="rId859">
+        <w:r>
+          <w:rPr>
+            <w:lang w:val="id_ID" w:bidi="id_ID"/>
+          </w:rPr>
+          <w:rPr>
+            <w:color w:val="0000EE"/>
+            <w:u w:val="single"/>
+          </w:rPr>
+          <w:t>Yeremia 52:8</w:t>
+        </w:r>
+      </w:hyperlink>
+      <w:r>
+        <w:rPr>
+          <w:lang w:val="id_ID" w:bidi="id_ID"/>
+        </w:rPr>
+        <w:t>), para pejabat tetap bersamanya.</w:t>
+      </w:r>
+      <w:r>
+        <w:rPr>
+          <w:lang w:val="id_ID" w:bidi="id_ID"/>
+        </w:rPr>
+      </w:r>
+      <w:r>
+        <w:rPr>
+          <w:lang w:val="id_ID" w:bidi="id_ID"/>
+        </w:rPr>
+      </w:r>
+    </w:p>
+    <w:p>
+      <w:pPr/>
+      <w:r>
+        <w:rPr>
+          <w:lang w:val="id_ID" w:bidi="id_ID"/>
+        </w:rPr>
+      </w:r>
+    </w:p>
+    <w:p>
+      <w:pPr>
+        <w:pStyle w:val="Heading2"/>
+      </w:pPr>
+      <w:r>
+        <w:rPr>
+          <w:lang w:val="id_ID" w:bidi="id_ID"/>
+        </w:rPr>
+        <w:t>Yeremia 52:11</w:t>
+      </w:r>
+      <w:r>
+        <w:rPr>
+          <w:lang w:val="id_ID" w:bidi="id_ID"/>
+        </w:rPr>
+      </w:r>
+    </w:p>
+    <w:p>
+      <w:pPr/>
+      <w:r>
+        <w:rPr>
+          <w:lang w:val="id_ID" w:bidi="id_ID"/>
+        </w:rPr>
+      </w:r>
+      <w:r>
+        <w:rPr>
+          <w:lang w:val="id_ID" w:bidi="id_ID"/>
+        </w:rPr>
+        <w:t xml:space="preserve">Kalimat terakhir dari ayat tersebut adalah tambahan pada teks </w:t>
+      </w:r>
+      <w:hyperlink r:id="rId860">
+        <w:r>
+          <w:rPr>
+            <w:lang w:val="id_ID" w:bidi="id_ID"/>
+          </w:rPr>
+          <w:rPr>
+            <w:color w:val="0000EE"/>
+            <w:u w:val="single"/>
+          </w:rPr>
+          <w:t>2 Raja-raja 25</w:t>
+        </w:r>
+      </w:hyperlink>
+      <w:r>
+        <w:rPr>
+          <w:lang w:val="id_ID" w:bidi="id_ID"/>
+        </w:rPr>
+        <w:t>.</w:t>
+      </w:r>
+      <w:r>
+        <w:rPr>
+          <w:lang w:val="id_ID" w:bidi="id_ID"/>
+        </w:rPr>
+      </w:r>
+      <w:r>
+        <w:rPr>
+          <w:lang w:val="id_ID" w:bidi="id_ID"/>
+        </w:rPr>
+      </w:r>
+    </w:p>
+    <w:p>
+      <w:pPr/>
+      <w:r>
+        <w:rPr>
+          <w:lang w:val="id_ID" w:bidi="id_ID"/>
+        </w:rPr>
+      </w:r>
+    </w:p>
+    <w:p>
+      <w:pPr>
+        <w:pStyle w:val="Heading2"/>
+      </w:pPr>
+      <w:r>
+        <w:rPr>
+          <w:lang w:val="id_ID" w:bidi="id_ID"/>
+        </w:rPr>
+        <w:t>Yeremia 52:12</w:t>
+      </w:r>
+      <w:r>
+        <w:rPr>
+          <w:lang w:val="id_ID" w:bidi="id_ID"/>
+        </w:rPr>
+      </w:r>
+    </w:p>
+    <w:p>
+      <w:pPr/>
+      <w:r>
+        <w:rPr>
+          <w:lang w:val="id_ID" w:bidi="id_ID"/>
+        </w:rPr>
+      </w:r>
+      <w:r>
+        <w:rPr>
+          <w:i/>
+          <w:lang w:val="id_ID" w:bidi="id_ID"/>
+        </w:rPr>
+        <w:t>Dalam bulan yang kelima, pada tanggal sepuluh bulan itu</w:t>
+      </w:r>
+      <w:r>
+        <w:rPr>
+          <w:lang w:val="id_ID" w:bidi="id_ID"/>
+        </w:rPr>
+        <w:t xml:space="preserve">: Tanggal ini tiga hari lebih lambat dibandingkan dengan yang tercatat di </w:t>
+      </w:r>
+      <w:hyperlink r:id="rId861">
+        <w:r>
+          <w:rPr>
+            <w:lang w:val="id_ID" w:bidi="id_ID"/>
+          </w:rPr>
+          <w:rPr>
+            <w:color w:val="0000EE"/>
+            <w:u w:val="single"/>
+          </w:rPr>
+          <w:t>2 Raja-raja 25:8</w:t>
+        </w:r>
+      </w:hyperlink>
+      <w:r>
+        <w:rPr>
+          <w:lang w:val="id_ID" w:bidi="id_ID"/>
+        </w:rPr>
+        <w:t>. Alasan perbedaan ini tidak diketahui.</w:t>
+      </w:r>
+      <w:r>
+        <w:rPr>
+          <w:lang w:val="id_ID" w:bidi="id_ID"/>
+        </w:rPr>
+      </w:r>
+      <w:r>
+        <w:rPr>
+          <w:lang w:val="id_ID" w:bidi="id_ID"/>
+        </w:rPr>
+      </w:r>
+    </w:p>
+    <w:p>
+      <w:pPr/>
+      <w:r>
+        <w:rPr>
+          <w:lang w:val="id_ID" w:bidi="id_ID"/>
+        </w:rPr>
+      </w:r>
+    </w:p>
+    <w:p>
+      <w:pPr>
+        <w:pStyle w:val="Heading2"/>
+      </w:pPr>
+      <w:r>
+        <w:rPr>
+          <w:lang w:val="id_ID" w:bidi="id_ID"/>
+        </w:rPr>
+        <w:t>Yeremia 52:12–21</w:t>
+      </w:r>
+      <w:r>
+        <w:rPr>
+          <w:lang w:val="id_ID" w:bidi="id_ID"/>
+        </w:rPr>
+      </w:r>
+    </w:p>
+    <w:p>
+      <w:pPr>
+        <w:pStyle w:val="ListBullet"/>
+        <w:spacing w:line="240" w:lineRule="auto"/>
+        <w:ind w:left="720"/>
+      </w:pPr>
+      <w:r>
+        <w:rPr>
+          <w:lang w:val="id_ID" w:bidi="id_ID"/>
+        </w:rPr>
+      </w:r>
+      <w:r>
+        <w:rPr>
+          <w:lang w:val="id_ID" w:bidi="id_ID"/>
+        </w:rPr>
+        <w:t xml:space="preserve">Bagian ini memberikan rincian yang tidak terdapat dalam </w:t>
+      </w:r>
+      <w:hyperlink r:id="rId860">
+        <w:r>
+          <w:rPr>
+            <w:lang w:val="id_ID" w:bidi="id_ID"/>
+          </w:rPr>
+          <w:rPr>
+            <w:color w:val="0000EE"/>
+            <w:u w:val="single"/>
+          </w:rPr>
+          <w:t>2 Raja-raja 25</w:t>
+        </w:r>
+      </w:hyperlink>
+      <w:r>
+        <w:rPr>
+          <w:lang w:val="id_ID" w:bidi="id_ID"/>
+        </w:rPr>
+        <w:t>. Orang Babilonia mengambil kekayaan besar dengan mencuri semua logam berharga dari Bait Suci sebelum membakarnya.</w:t>
+      </w:r>
+    </w:p>
+    <w:p>
+      <w:pPr>
+        <w:pStyle w:val="ListBullet"/>
+        <w:spacing w:line="240" w:lineRule="auto"/>
+        <w:ind w:left="720"/>
+      </w:pPr>
+      <w:r>
+        <w:rPr>
+          <w:lang w:val="id_ID" w:bidi="id_ID"/>
+        </w:rPr>
+      </w:r>
+      <w:r>
+        <w:rPr>
+          <w:lang w:val="id_ID" w:bidi="id_ID"/>
+        </w:rPr>
+        <w:t>Para penjarah di Babilonia memecah barang-barang logam besar menjadi potongan-potongan agar muat ke dalam gerobak dan dapat diangkut.</w:t>
+      </w:r>
+    </w:p>
+    <w:p>
+      <w:pPr>
+        <w:pStyle w:val="ListBullet"/>
+        <w:spacing w:line="240" w:lineRule="auto"/>
+        <w:ind w:left="720"/>
+      </w:pPr>
+      <w:r>
+        <w:rPr>
+          <w:lang w:val="id_ID" w:bidi="id_ID"/>
+        </w:rPr>
+      </w:r>
+      <w:r>
+        <w:rPr>
+          <w:i/>
+          <w:lang w:val="id_ID" w:bidi="id_ID"/>
+        </w:rPr>
+        <w:t>Setiap tiang memiliki tinggi delapan belas hasta dan keliling dua belas hasta; masing-masing berongga dengan ketebalan empat jari</w:t>
+      </w:r>
+      <w:r>
+        <w:rPr>
+          <w:lang w:val="id_ID" w:bidi="id_ID"/>
+        </w:rPr>
+        <w:t xml:space="preserve">: Kata-kata ini ditambahkan ke teks </w:t>
+      </w:r>
+      <w:hyperlink r:id="rId860">
+        <w:r>
+          <w:rPr>
+            <w:lang w:val="id_ID" w:bidi="id_ID"/>
+          </w:rPr>
+          <w:rPr>
+            <w:color w:val="0000EE"/>
+            <w:u w:val="single"/>
+          </w:rPr>
+          <w:t>2 Raja-raja 25</w:t>
+        </w:r>
+      </w:hyperlink>
+      <w:r>
+        <w:rPr>
+          <w:lang w:val="id_ID" w:bidi="id_ID"/>
+        </w:rPr>
+        <w:t>.</w:t>
+      </w:r>
+      <w:r>
+        <w:rPr>
+          <w:lang w:val="id_ID" w:bidi="id_ID"/>
+        </w:rPr>
+      </w:r>
+      <w:r>
+        <w:rPr>
+          <w:lang w:val="id_ID" w:bidi="id_ID"/>
+        </w:rPr>
+      </w:r>
+    </w:p>
+    <w:p>
+      <w:pPr/>
+      <w:r>
+        <w:rPr>
+          <w:lang w:val="id_ID" w:bidi="id_ID"/>
+        </w:rPr>
+      </w:r>
+    </w:p>
+    <w:p>
+      <w:pPr>
+        <w:pStyle w:val="Heading2"/>
+      </w:pPr>
+      <w:r>
+        <w:rPr>
+          <w:lang w:val="id_ID" w:bidi="id_ID"/>
+        </w:rPr>
+        <w:t>Yeremia 52:13</w:t>
+      </w:r>
+      <w:r>
+        <w:rPr>
+          <w:lang w:val="id_ID" w:bidi="id_ID"/>
+        </w:rPr>
+      </w:r>
+    </w:p>
+    <w:p>
+      <w:pPr/>
+      <w:r>
+        <w:rPr>
+          <w:lang w:val="id_ID" w:bidi="id_ID"/>
+        </w:rPr>
+      </w:r>
+      <w:r>
+        <w:rPr>
+          <w:i/>
+          <w:lang w:val="id_ID" w:bidi="id_ID"/>
+        </w:rPr>
+        <w:t>Dia membakar rumah Tuhan</w:t>
+      </w:r>
+      <w:r>
+        <w:rPr>
+          <w:lang w:val="id_ID" w:bidi="id_ID"/>
+        </w:rPr>
+        <w:t xml:space="preserve">: Bait Suci itu sebagian besar terbuat dari batu, tetapi terdapat balok-balok kayu aras di antara batu-batu tersebut. Papan kayu aras menutupi dinding, dan papan kayu cemara amenutupi lantai . Kayu juga digunakan untuk bingkai jendela dan pintu (lihat </w:t>
+      </w:r>
+      <w:hyperlink r:id="rId862">
+        <w:r>
+          <w:rPr>
+            <w:lang w:val="id_ID" w:bidi="id_ID"/>
+          </w:rPr>
+          <w:rPr>
+            <w:color w:val="0000EE"/>
+            <w:u w:val="single"/>
+          </w:rPr>
+          <w:t>1 Raja-raja 6</w:t>
+        </w:r>
+      </w:hyperlink>
+      <w:r>
+        <w:rPr>
+          <w:lang w:val="id_ID" w:bidi="id_ID"/>
+        </w:rPr>
+        <w:t>). Semua kayu ini terbakar habis.</w:t>
+      </w:r>
+      <w:r>
+        <w:rPr>
+          <w:lang w:val="id_ID" w:bidi="id_ID"/>
+        </w:rPr>
+      </w:r>
+      <w:r>
+        <w:rPr>
+          <w:lang w:val="id_ID" w:bidi="id_ID"/>
+        </w:rPr>
+      </w:r>
+    </w:p>
+    <w:p>
+      <w:pPr/>
+      <w:r>
+        <w:rPr>
+          <w:lang w:val="id_ID" w:bidi="id_ID"/>
+        </w:rPr>
+      </w:r>
+    </w:p>
+    <w:p>
+      <w:pPr>
+        <w:pStyle w:val="Heading2"/>
+      </w:pPr>
+      <w:r>
+        <w:rPr>
+          <w:lang w:val="id_ID" w:bidi="id_ID"/>
+        </w:rPr>
+        <w:t>Yeremia 52:15</w:t>
+      </w:r>
+      <w:r>
+        <w:rPr>
+          <w:lang w:val="id_ID" w:bidi="id_ID"/>
+        </w:rPr>
+      </w:r>
+    </w:p>
+    <w:p>
+      <w:pPr/>
+      <w:r>
+        <w:rPr>
+          <w:lang w:val="id_ID" w:bidi="id_ID"/>
+        </w:rPr>
+      </w:r>
+      <w:r>
+        <w:rPr>
+          <w:i/>
+          <w:lang w:val="id_ID" w:bidi="id_ID"/>
+        </w:rPr>
+        <w:t>Sebagian dari orang-orang yang paling lemah</w:t>
+      </w:r>
+      <w:r>
+        <w:rPr>
+          <w:lang w:val="id_ID" w:bidi="id_ID"/>
+        </w:rPr>
+        <w:t xml:space="preserve">: Yeremia menyertakan frasa ini (lihat </w:t>
+      </w:r>
+      <w:hyperlink r:id="rId226">
+        <w:r>
+          <w:rPr>
+            <w:lang w:val="id_ID" w:bidi="id_ID"/>
+          </w:rPr>
+          <w:rPr>
+            <w:color w:val="0000EE"/>
+            <w:u w:val="single"/>
+          </w:rPr>
+          <w:t>2 Raja-raja 25:11</w:t>
+        </w:r>
+      </w:hyperlink>
+      <w:r>
+        <w:rPr>
+          <w:lang w:val="id_ID" w:bidi="id_ID"/>
+        </w:rPr>
+        <w:t>) dan mengganti "penduduk" dengan "pengrajin."</w:t>
+      </w:r>
+      <w:r>
+        <w:rPr>
+          <w:lang w:val="id_ID" w:bidi="id_ID"/>
+        </w:rPr>
+      </w:r>
+      <w:r>
+        <w:rPr>
+          <w:lang w:val="id_ID" w:bidi="id_ID"/>
+        </w:rPr>
+      </w:r>
+    </w:p>
+    <w:p>
+      <w:pPr/>
+      <w:r>
+        <w:rPr>
+          <w:lang w:val="id_ID" w:bidi="id_ID"/>
+        </w:rPr>
+      </w:r>
+    </w:p>
+    <w:p>
+      <w:pPr>
+        <w:pStyle w:val="Heading2"/>
+      </w:pPr>
+      <w:r>
+        <w:rPr>
+          <w:lang w:val="id_ID" w:bidi="id_ID"/>
+        </w:rPr>
+        <w:t>Yeremia 52:17–23</w:t>
+      </w:r>
+      <w:r>
+        <w:rPr>
+          <w:lang w:val="id_ID" w:bidi="id_ID"/>
+        </w:rPr>
+      </w:r>
+    </w:p>
+    <w:p>
+      <w:pPr/>
+      <w:r>
+        <w:rPr>
+          <w:lang w:val="id_ID" w:bidi="id_ID"/>
+        </w:rPr>
+      </w:r>
+      <w:r>
+        <w:rPr>
+          <w:lang w:val="id_ID" w:bidi="id_ID"/>
+        </w:rPr>
+        <w:t xml:space="preserve">Bagian ini memberikan daftar perabotan Bait Suci yang lebih rinci dibandingkan dengan </w:t>
+      </w:r>
+      <w:hyperlink r:id="rId862">
+        <w:r>
+          <w:rPr>
+            <w:lang w:val="id_ID" w:bidi="id_ID"/>
+          </w:rPr>
+          <w:rPr>
+            <w:color w:val="0000EE"/>
+            <w:u w:val="single"/>
+          </w:rPr>
+          <w:t>1 Raja-raja 6:1–38</w:t>
+        </w:r>
+      </w:hyperlink>
+      <w:r>
+        <w:rPr>
+          <w:lang w:val="id_ID" w:bidi="id_ID"/>
+        </w:rPr>
+        <w:t>.</w:t>
+      </w:r>
+      <w:r>
+        <w:rPr>
+          <w:lang w:val="id_ID" w:bidi="id_ID"/>
+        </w:rPr>
+      </w:r>
+      <w:r>
+        <w:rPr>
+          <w:lang w:val="id_ID" w:bidi="id_ID"/>
+        </w:rPr>
+      </w:r>
+    </w:p>
+    <w:p>
+      <w:pPr/>
+      <w:r>
+        <w:rPr>
+          <w:lang w:val="id_ID" w:bidi="id_ID"/>
+        </w:rPr>
+      </w:r>
+    </w:p>
+    <w:p>
+      <w:pPr>
+        <w:pStyle w:val="Heading2"/>
+      </w:pPr>
+      <w:r>
+        <w:rPr>
+          <w:lang w:val="id_ID" w:bidi="id_ID"/>
+        </w:rPr>
+        <w:t>Yeremia 52:21</w:t>
+      </w:r>
+      <w:r>
+        <w:rPr>
+          <w:lang w:val="id_ID" w:bidi="id_ID"/>
+        </w:rPr>
+      </w:r>
+    </w:p>
+    <w:p>
+      <w:pPr/>
+      <w:r>
+        <w:rPr>
+          <w:lang w:val="id_ID" w:bidi="id_ID"/>
+        </w:rPr>
+      </w:r>
+      <w:r>
+        <w:rPr>
+          <w:lang w:val="id_ID" w:bidi="id_ID"/>
+        </w:rPr>
+        <w:t xml:space="preserve">Yeremia menyertakan frasa </w:t>
+      </w:r>
+      <w:r>
+        <w:rPr>
+          <w:i/>
+          <w:lang w:val="id_ID" w:bidi="id_ID"/>
+        </w:rPr>
+        <w:t xml:space="preserve">dan dua belas hasta dalam kelilingnya </w:t>
+      </w:r>
+      <w:r>
+        <w:rPr>
+          <w:lang w:val="id_ID" w:bidi="id_ID"/>
+        </w:rPr>
+        <w:t xml:space="preserve">di kalimat terakhir (lihat </w:t>
+      </w:r>
+      <w:hyperlink r:id="rId863">
+        <w:r>
+          <w:rPr>
+            <w:lang w:val="id_ID" w:bidi="id_ID"/>
+          </w:rPr>
+          <w:rPr>
+            <w:color w:val="0000EE"/>
+            <w:u w:val="single"/>
+          </w:rPr>
+          <w:t>2 Raja-raja 25:17</w:t>
+        </w:r>
+      </w:hyperlink>
+      <w:r>
+        <w:rPr>
+          <w:lang w:val="id_ID" w:bidi="id_ID"/>
+        </w:rPr>
+        <w:t>).</w:t>
+      </w:r>
+      <w:r>
+        <w:rPr>
+          <w:lang w:val="id_ID" w:bidi="id_ID"/>
+        </w:rPr>
+      </w:r>
+      <w:r>
+        <w:rPr>
+          <w:lang w:val="id_ID" w:bidi="id_ID"/>
+        </w:rPr>
+      </w:r>
+    </w:p>
+    <w:p>
+      <w:pPr/>
+      <w:r>
+        <w:rPr>
+          <w:lang w:val="id_ID" w:bidi="id_ID"/>
+        </w:rPr>
+      </w:r>
+    </w:p>
+    <w:p>
+      <w:pPr>
+        <w:pStyle w:val="Heading2"/>
+      </w:pPr>
+      <w:r>
+        <w:rPr>
+          <w:lang w:val="id_ID" w:bidi="id_ID"/>
+        </w:rPr>
+        <w:t>Yeremia 52:23</w:t>
+      </w:r>
+      <w:r>
+        <w:rPr>
+          <w:lang w:val="id_ID" w:bidi="id_ID"/>
+        </w:rPr>
+      </w:r>
+    </w:p>
+    <w:p>
+      <w:pPr/>
+      <w:r>
+        <w:rPr>
+          <w:lang w:val="id_ID" w:bidi="id_ID"/>
+        </w:rPr>
+      </w:r>
+      <w:r>
+        <w:rPr>
+          <w:lang w:val="id_ID" w:bidi="id_ID"/>
+        </w:rPr>
+        <w:t xml:space="preserve">Yeremia memasukkan ayat ini, yang tidak ada dalam </w:t>
+      </w:r>
+      <w:hyperlink r:id="rId860">
+        <w:r>
+          <w:rPr>
+            <w:lang w:val="id_ID" w:bidi="id_ID"/>
+          </w:rPr>
+          <w:rPr>
+            <w:color w:val="0000EE"/>
+            <w:u w:val="single"/>
+          </w:rPr>
+          <w:t>2 Raja-raja 25</w:t>
+        </w:r>
+      </w:hyperlink>
+      <w:r>
+        <w:rPr>
+          <w:lang w:val="id_ID" w:bidi="id_ID"/>
+        </w:rPr>
+        <w:t xml:space="preserve"> (lihat </w:t>
+      </w:r>
+      <w:r>
+        <w:rPr>
+          <w:lang w:val="id_ID" w:bidi="id_ID"/>
+        </w:rPr>
+        <w:t>catatan pelajaran pada Yeremia 52:1–34</w:t>
+      </w:r>
+      <w:r>
+        <w:rPr>
+          <w:lang w:val="id_ID" w:bidi="id_ID"/>
+        </w:rPr>
+        <w:t>).</w:t>
+      </w:r>
+      <w:r>
+        <w:rPr>
+          <w:lang w:val="id_ID" w:bidi="id_ID"/>
+        </w:rPr>
+      </w:r>
+      <w:r>
+        <w:rPr>
+          <w:lang w:val="id_ID" w:bidi="id_ID"/>
+        </w:rPr>
+      </w:r>
+    </w:p>
+    <w:p>
+      <w:pPr/>
+      <w:r>
+        <w:rPr>
+          <w:lang w:val="id_ID" w:bidi="id_ID"/>
+        </w:rPr>
+      </w:r>
+    </w:p>
+    <w:p>
+      <w:pPr>
+        <w:pStyle w:val="Heading2"/>
+      </w:pPr>
+      <w:r>
+        <w:rPr>
+          <w:lang w:val="id_ID" w:bidi="id_ID"/>
+        </w:rPr>
+        <w:t>Yeremia 52:25</w:t>
+      </w:r>
+      <w:r>
+        <w:rPr>
+          <w:lang w:val="id_ID" w:bidi="id_ID"/>
+        </w:rPr>
+      </w:r>
+    </w:p>
+    <w:p>
+      <w:pPr/>
+      <w:r>
+        <w:rPr>
+          <w:lang w:val="id_ID" w:bidi="id_ID"/>
+        </w:rPr>
+      </w:r>
+      <w:r>
+        <w:rPr>
+          <w:i/>
+          <w:lang w:val="id_ID" w:bidi="id_ID"/>
+        </w:rPr>
+        <w:t>Tujuh</w:t>
+      </w:r>
+      <w:r>
+        <w:rPr>
+          <w:lang w:val="id_ID" w:bidi="id_ID"/>
+        </w:rPr>
+        <w:t xml:space="preserve">: Paralel dalam </w:t>
+      </w:r>
+      <w:hyperlink r:id="rId864">
+        <w:r>
+          <w:rPr>
+            <w:lang w:val="id_ID" w:bidi="id_ID"/>
+          </w:rPr>
+          <w:rPr>
+            <w:color w:val="0000EE"/>
+            <w:u w:val="single"/>
+          </w:rPr>
+          <w:t>2 Raja-raja 25:18</w:t>
+        </w:r>
+      </w:hyperlink>
+      <w:r>
+        <w:rPr>
+          <w:lang w:val="id_ID" w:bidi="id_ID"/>
+        </w:rPr>
+        <w:t xml:space="preserve"> disebutkan "lima."</w:t>
+      </w:r>
+      <w:r>
+        <w:rPr>
+          <w:lang w:val="id_ID" w:bidi="id_ID"/>
+        </w:rPr>
+      </w:r>
+      <w:r>
+        <w:rPr>
+          <w:lang w:val="id_ID" w:bidi="id_ID"/>
+        </w:rPr>
+      </w:r>
+    </w:p>
+    <w:p>
+      <w:pPr/>
+      <w:r>
+        <w:rPr>
+          <w:lang w:val="id_ID" w:bidi="id_ID"/>
+        </w:rPr>
+      </w:r>
+    </w:p>
+    <w:p>
+      <w:pPr>
+        <w:pStyle w:val="Heading2"/>
+      </w:pPr>
+      <w:r>
+        <w:rPr>
+          <w:lang w:val="id_ID" w:bidi="id_ID"/>
+        </w:rPr>
+        <w:t>Yeremia 52:28</w:t>
+      </w:r>
+      <w:r>
+        <w:rPr>
+          <w:lang w:val="id_ID" w:bidi="id_ID"/>
+        </w:rPr>
+      </w:r>
+    </w:p>
+    <w:p>
+      <w:pPr/>
+      <w:r>
+        <w:rPr>
+          <w:lang w:val="id_ID" w:bidi="id_ID"/>
+        </w:rPr>
+      </w:r>
+      <w:r>
+        <w:rPr>
+          <w:lang w:val="id_ID" w:bidi="id_ID"/>
+        </w:rPr>
+        <w:t xml:space="preserve">Kisah dalam </w:t>
+      </w:r>
+      <w:hyperlink r:id="rId865">
+        <w:r>
+          <w:rPr>
+            <w:lang w:val="id_ID" w:bidi="id_ID"/>
+          </w:rPr>
+          <w:rPr>
+            <w:color w:val="0000EE"/>
+            <w:u w:val="single"/>
+          </w:rPr>
+          <w:t>2 Raja-raja 24:12–14</w:t>
+        </w:r>
+      </w:hyperlink>
+      <w:r>
+        <w:rPr>
+          <w:lang w:val="id_ID" w:bidi="id_ID"/>
+        </w:rPr>
+        <w:t xml:space="preserve"> mencatat bahwa peristiwa ini terjadi pada tahun kedelapan pemerintahan Nebukadnezar. Perbedaan ini menunjukkan dua metode kuno di Timur Dekat dalam menghitung masa pemerintahan seorang raja. Dalam 2 Raja-raja, tahun ketika Nebukadnezar menjadi raja dianggap sebagai tahun pertamanya. Yeremia tampaknya menghitung tahun </w:t>
+      </w:r>
+      <w:r>
+        <w:rPr>
+          <w:i/>
+          <w:lang w:val="id_ID" w:bidi="id_ID"/>
+        </w:rPr>
+        <w:t>penuh</w:t>
+      </w:r>
+      <w:r>
+        <w:rPr>
+          <w:lang w:val="id_ID" w:bidi="id_ID"/>
+        </w:rPr>
+        <w:t xml:space="preserve"> pertama sebagai tahun pertama pemerintahan Nebukadnezar.</w:t>
+      </w:r>
+      <w:r>
+        <w:rPr>
+          <w:lang w:val="id_ID" w:bidi="id_ID"/>
+        </w:rPr>
+      </w:r>
+      <w:r>
+        <w:rPr>
+          <w:lang w:val="id_ID" w:bidi="id_ID"/>
+        </w:rPr>
+      </w:r>
+    </w:p>
+    <w:p>
+      <w:pPr/>
+      <w:r>
+        <w:rPr>
+          <w:lang w:val="id_ID" w:bidi="id_ID"/>
+        </w:rPr>
+      </w:r>
+    </w:p>
+    <w:p>
+      <w:pPr>
+        <w:pStyle w:val="Heading2"/>
+      </w:pPr>
+      <w:r>
+        <w:rPr>
+          <w:lang w:val="id_ID" w:bidi="id_ID"/>
+        </w:rPr>
+        <w:t>Yeremia 52:28–30</w:t>
+      </w:r>
+      <w:r>
+        <w:rPr>
+          <w:lang w:val="id_ID" w:bidi="id_ID"/>
+        </w:rPr>
+      </w:r>
+    </w:p>
+    <w:p>
+      <w:pPr/>
+      <w:r>
+        <w:rPr>
+          <w:lang w:val="id_ID" w:bidi="id_ID"/>
+        </w:rPr>
+      </w:r>
+      <w:r>
+        <w:rPr>
+          <w:lang w:val="id_ID" w:bidi="id_ID"/>
+        </w:rPr>
+        <w:t xml:space="preserve">Bilangan dalam ayat-ayat ini menambah informasi dalam </w:t>
+      </w:r>
+      <w:hyperlink r:id="rId866">
+        <w:r>
+          <w:rPr>
+            <w:lang w:val="id_ID" w:bidi="id_ID"/>
+          </w:rPr>
+          <w:rPr>
+            <w:color w:val="0000EE"/>
+            <w:u w:val="single"/>
+          </w:rPr>
+          <w:t>2 Raja-raja 24:14–16</w:t>
+        </w:r>
+      </w:hyperlink>
+      <w:r>
+        <w:rPr>
+          <w:lang w:val="id_ID" w:bidi="id_ID"/>
+        </w:rPr>
+        <w:t xml:space="preserve"> tentang pembuangan pada 597 SM. Pengusiran paksa [deportasi] dalam </w:t>
+      </w:r>
+      <w:hyperlink r:id="rId867">
+        <w:r>
+          <w:rPr>
+            <w:lang w:val="id_ID" w:bidi="id_ID"/>
+          </w:rPr>
+          <w:rPr>
+            <w:color w:val="0000EE"/>
+            <w:u w:val="single"/>
+          </w:rPr>
+          <w:t>Yeremia 52:30</w:t>
+        </w:r>
+      </w:hyperlink>
+      <w:r>
+        <w:rPr>
+          <w:lang w:val="id_ID" w:bidi="id_ID"/>
+        </w:rPr>
+        <w:t xml:space="preserve"> tidak disebutkan di tempat lain dalam Alkitab. Kemungkinan besar, itu adalah respons Babilonia terhadap pembunuhan Gedalya (</w:t>
+      </w:r>
+      <w:hyperlink r:id="rId868">
+        <w:r>
+          <w:rPr>
+            <w:lang w:val="id_ID" w:bidi="id_ID"/>
+          </w:rPr>
+          <w:rPr>
+            <w:color w:val="0000EE"/>
+            <w:u w:val="single"/>
+          </w:rPr>
+          <w:t>Yeremia 41:1–3</w:t>
+        </w:r>
+      </w:hyperlink>
+      <w:r>
+        <w:rPr>
+          <w:lang w:val="id_ID" w:bidi="id_ID"/>
+        </w:rPr>
+        <w:t>). Ini menunjukkan bahwa orang atau kelompok yang melakukan penyesuaian diri ini hidup setelah 581 SM, mungkin di Babel.</w:t>
+      </w:r>
+      <w:r>
+        <w:rPr>
+          <w:lang w:val="id_ID" w:bidi="id_ID"/>
+        </w:rPr>
+      </w:r>
+      <w:r>
+        <w:rPr>
+          <w:lang w:val="id_ID" w:bidi="id_ID"/>
+        </w:rPr>
+      </w:r>
+    </w:p>
+    <w:p>
+      <w:pPr/>
+      <w:r>
+        <w:rPr>
+          <w:lang w:val="id_ID" w:bidi="id_ID"/>
+        </w:rPr>
+      </w:r>
+    </w:p>
+    <w:p>
+      <w:pPr>
+        <w:pStyle w:val="Heading2"/>
+      </w:pPr>
+      <w:r>
+        <w:rPr>
+          <w:lang w:val="id_ID" w:bidi="id_ID"/>
+        </w:rPr>
+        <w:t>Yeremia 52:29</w:t>
+      </w:r>
+      <w:r>
+        <w:rPr>
+          <w:lang w:val="id_ID" w:bidi="id_ID"/>
+        </w:rPr>
+      </w:r>
+    </w:p>
+    <w:p>
+      <w:pPr/>
+      <w:r>
+        <w:rPr>
+          <w:lang w:val="id_ID" w:bidi="id_ID"/>
+        </w:rPr>
+      </w:r>
+      <w:r>
+        <w:rPr>
+          <w:lang w:val="id_ID" w:bidi="id_ID"/>
+        </w:rPr>
+        <w:t>Tahun kedelapan belas pemerintahan Nebukadnezar adalah 586 SM, tahun ketika Yerusalem dihancurkan.</w:t>
+      </w:r>
+      <w:r>
+        <w:rPr>
+          <w:lang w:val="id_ID" w:bidi="id_ID"/>
+        </w:rPr>
+      </w:r>
+      <w:r>
+        <w:rPr>
+          <w:lang w:val="id_ID" w:bidi="id_ID"/>
+        </w:rPr>
+      </w:r>
+    </w:p>
+    <w:p>
+      <w:pPr/>
+      <w:r>
+        <w:rPr>
+          <w:lang w:val="id_ID" w:bidi="id_ID"/>
+        </w:rPr>
+      </w:r>
+    </w:p>
+    <w:p>
+      <w:pPr>
+        <w:pStyle w:val="Heading2"/>
+      </w:pPr>
+      <w:r>
+        <w:rPr>
+          <w:lang w:val="id_ID" w:bidi="id_ID"/>
+        </w:rPr>
+        <w:t>Yeremia 52:31–34</w:t>
+      </w:r>
+      <w:r>
+        <w:rPr>
+          <w:lang w:val="id_ID" w:bidi="id_ID"/>
+        </w:rPr>
+      </w:r>
+    </w:p>
+    <w:p>
+      <w:pPr>
+        <w:pStyle w:val="ListBullet"/>
+        <w:spacing w:line="240" w:lineRule="auto"/>
+        <w:ind w:left="720"/>
+      </w:pPr>
+      <w:r>
+        <w:rPr>
+          <w:lang w:val="id_ID" w:bidi="id_ID"/>
+        </w:rPr>
+      </w:r>
+      <w:r>
+        <w:rPr>
+          <w:lang w:val="id_ID" w:bidi="id_ID"/>
+        </w:rPr>
+        <w:t xml:space="preserve">Paragraf ini mengulangi </w:t>
+      </w:r>
+      <w:hyperlink r:id="rId869">
+        <w:r>
+          <w:rPr>
+            <w:lang w:val="id_ID" w:bidi="id_ID"/>
+          </w:rPr>
+          <w:rPr>
+            <w:color w:val="0000EE"/>
+            <w:u w:val="single"/>
+          </w:rPr>
+          <w:t>2 Raja-raja 25:27–30</w:t>
+        </w:r>
+      </w:hyperlink>
+      <w:r>
+        <w:rPr>
+          <w:lang w:val="id_ID" w:bidi="id_ID"/>
+        </w:rPr>
+        <w:t xml:space="preserve">. Ini menunjukkan bagaimana nubuatan Yeremia tentang masa depan Yoyakhin menjadi kenyataan (lihat </w:t>
+      </w:r>
+      <w:hyperlink r:id="rId748">
+        <w:r>
+          <w:rPr>
+            <w:lang w:val="id_ID" w:bidi="id_ID"/>
+          </w:rPr>
+          <w:rPr>
+            <w:color w:val="0000EE"/>
+            <w:u w:val="single"/>
+          </w:rPr>
+          <w:t>Yeremia 22:24–30</w:t>
+        </w:r>
+      </w:hyperlink>
+      <w:r>
+        <w:rPr>
+          <w:lang w:val="id_ID" w:bidi="id_ID"/>
+        </w:rPr>
+        <w:t>).</w:t>
+      </w:r>
+    </w:p>
+    <w:p>
+      <w:pPr>
+        <w:pStyle w:val="ListBullet"/>
+        <w:spacing w:line="240" w:lineRule="auto"/>
+        <w:ind w:left="720"/>
+      </w:pPr>
+      <w:r>
+        <w:rPr>
+          <w:lang w:val="id_ID" w:bidi="id_ID"/>
+        </w:rPr>
+      </w:r>
+      <w:r>
+        <w:rPr>
+          <w:lang w:val="id_ID" w:bidi="id_ID"/>
+        </w:rPr>
+        <w:t>Ewil-Merodakh memerintah Babel dari tahun 561 hingga 560 Sebelum Masehi. Prasasti yang ditemukan di ruang bawah tanah dekat Gerbang Ishtar di Babel menyebutkan jatah makanan yang diberikan kepada Yoyakhin dan keluarganya.</w:t>
       </w:r>
       <w:r>
         <w:rPr>

--- a/ind/docx/24.content.docx
+++ b/ind/docx/24.content.docx
@@ -19,7 +19,7 @@
         <w:rPr>
           <w:lang w:val="id_ID" w:bidi="id_ID"/>
         </w:rPr>
-        <w:t>Resource: Tyndale Open Study Notes</w:t>
+        <w:t>Resource: Aquifer Open Study Notes</w:t>
       </w:r>
       <w:r>
         <w:rPr>
@@ -112,7 +112,7 @@
         <w:rPr>
           <w:lang w:val="id_ID" w:bidi="id_ID"/>
         </w:rPr>
-        <w:t>Tyndale Open Study Notes</w:t>
+        <w:t>Aquifer Open Study Notes</w:t>
       </w:r>
     </w:p>
     <w:p>
